--- a/article/article.docx
+++ b/article/article.docx
@@ -7,7 +7,7 @@
         <w:pStyle w:val="Title"/>
       </w:pPr>
       <w:r>
-        <w:t xml:space="preserve">Title</w:t>
+        <w:t xml:space="preserve">System Request Document</w:t>
       </w:r>
     </w:p>
     <w:p>
@@ -15,7 +15,7 @@
         <w:pStyle w:val="Subtitle"/>
       </w:pPr>
       <w:r>
-        <w:t xml:space="preserve">Subtitle</w:t>
+        <w:t xml:space="preserve">Skin Analyzer … for brands</w:t>
       </w:r>
     </w:p>
     <w:p>
@@ -23,7 +23,7 @@
         <w:pStyle w:val="Author"/>
       </w:pPr>
       <w:r>
-        <w:t xml:space="preserve">Eleanor Roosevelt</w:t>
+        <w:t xml:space="preserve">Requirements Analysis, Design and Implementation of Information Systems: Assignment 1</w:t>
       </w:r>
     </w:p>
     <w:p>
@@ -31,7 +31,7 @@
         <w:pStyle w:val="Author"/>
       </w:pPr>
       <w:r>
-        <w:t xml:space="preserve">John Peters Humphrey</w:t>
+        <w:t xml:space="preserve">Tb M Reza Handzalah</w:t>
       </w:r>
     </w:p>
     <w:p>
@@ -39,58 +39,25 @@
         <w:pStyle w:val="Date"/>
       </w:pPr>
       <w:r>
-        <w:t xml:space="preserve">2023-01-01</w:t>
-      </w:r>
-    </w:p>
-    <w:p>
-      <w:pPr>
-        <w:pStyle w:val="AbstractTitle"/>
-      </w:pPr>
-      <w:r>
-        <w:t xml:space="preserve">Abstract</w:t>
-      </w:r>
-    </w:p>
-    <w:p>
-      <w:pPr>
-        <w:pStyle w:val="Abstract"/>
-      </w:pPr>
-      <w:r>
-        <w:t xml:space="preserve">All human beings are born free and equal in dignity and rights. All human beings are born free and equal in dignity and rights. All human beings are born free and equal in dignity and rights. All human beings are born free and equal in dignity and rights.</w:t>
-      </w:r>
-    </w:p>
-    <w:sdt>
-      <w:sdtPr>
-        <w:docPartObj>
-          <w:docPartGallery w:val="Table of Contents"/>
-          <w:docPartUnique/>
-        </w:docPartObj>
-      </w:sdtPr>
-      <w:sdtContent>
-        <w:p>
-          <w:pPr>
-            <w:pStyle w:val="TOCHeading"/>
-          </w:pPr>
-          <w:r>
-            <w:t xml:space="preserve">Contents</w:t>
-          </w:r>
-        </w:p>
-        <w:p>
-          <w:r>
-            <w:fldChar w:fldCharType="begin" w:dirty="true"/>
-            <w:instrText xml:space="preserve">TOC \o "1-2" \h \z \u</w:instrText>
-            <w:fldChar w:fldCharType="separate"/>
-            <w:fldChar w:fldCharType="end"/>
-          </w:r>
-        </w:p>
-      </w:sdtContent>
-    </w:sdt>
-    <w:bookmarkStart w:id="35" w:name="heading-1"/>
+        <w:t xml:space="preserve">2026-09-08</w:t>
+      </w:r>
+    </w:p>
+    <w:bookmarkStart w:id="11" w:name="project-sponsor"/>
     <w:p>
       <w:pPr>
         <w:pStyle w:val="Heading1"/>
       </w:pPr>
       <w:r>
-        <w:t xml:space="preserve">Heading 1</w:t>
+        <w:t xml:space="preserve">Project Sponsor</w:t>
+      </w:r>
+    </w:p>
+    <w:bookmarkStart w:id="9" w:name="technology-product-officer"/>
+    <w:p>
+      <w:pPr>
+        <w:pStyle w:val="Heading2"/>
+      </w:pPr>
+      <w:r>
+        <w:t xml:space="preserve">Technology Product Officer</w:t>
       </w:r>
     </w:p>
     <w:p>
@@ -98,16 +65,17 @@
         <w:pStyle w:val="FirstParagraph"/>
       </w:pPr>
       <w:r>
-        <w:t xml:space="preserve">All human beings are born free and equal in dignity and rights. All human beings are born free and equal in dignity and rights. All human beings are born free and equal in dignity and rights. All human beings are born free and equal in dignity and rights.</w:t>
-      </w:r>
-    </w:p>
-    <w:bookmarkStart w:id="11" w:name="heading-2"/>
+        <w:t xml:space="preserve">??: canva user persona screenshot</w:t>
+      </w:r>
+    </w:p>
+    <w:bookmarkEnd w:id="9"/>
+    <w:bookmarkStart w:id="10" w:name="engineering-manager"/>
     <w:p>
       <w:pPr>
         <w:pStyle w:val="Heading2"/>
       </w:pPr>
       <w:r>
-        <w:t xml:space="preserve">Heading 2</w:t>
+        <w:t xml:space="preserve">Engineering Manager</w:t>
       </w:r>
     </w:p>
     <w:p>
@@ -115,47 +83,189 @@
         <w:pStyle w:val="FirstParagraph"/>
       </w:pPr>
       <w:r>
-        <w:t xml:space="preserve">All human beings are born free and equal in dignity and rights. All human beings are born free and equal in dignity and rights. All human beings are born free and equal in dignity and rights. All human beings are born free and equal in dignity and rights.</w:t>
-      </w:r>
-    </w:p>
-    <w:bookmarkStart w:id="10" w:name="heading-3"/>
-    <w:p>
-      <w:pPr>
-        <w:pStyle w:val="Heading3"/>
-      </w:pPr>
-      <w:r>
-        <w:t xml:space="preserve">Heading 3</w:t>
-      </w:r>
-    </w:p>
-    <w:p>
-      <w:pPr>
-        <w:pStyle w:val="FirstParagraph"/>
-      </w:pPr>
-      <w:r>
-        <w:t xml:space="preserve">All human beings are born free and equal in dignity and rights. All human beings are born free and equal in dignity and rights. All human beings are born free and equal in dignity and rights. All human beings are born free and equal in dignity and rights.</w:t>
-      </w:r>
-    </w:p>
-    <w:bookmarkStart w:id="9" w:name="heading-4"/>
-    <w:p>
-      <w:pPr>
-        <w:pStyle w:val="Heading4"/>
-      </w:pPr>
-      <w:r>
-        <w:t xml:space="preserve">Heading 4</w:t>
-      </w:r>
-    </w:p>
-    <w:p>
-      <w:pPr>
-        <w:pStyle w:val="FirstParagraph"/>
-      </w:pPr>
-      <w:r>
-        <w:t xml:space="preserve">All human beings are born free and equal in dignity and rights. All human beings are born free and equal in dignity and rights. All human beings are born free and equal in dignity and rights. All human beings are born free and equal in dignity and rights.</w:t>
-      </w:r>
-    </w:p>
-    <w:bookmarkEnd w:id="9"/>
+        <w:t xml:space="preserve">??: canva user persona screenshot</w:t>
+      </w:r>
+    </w:p>
     <w:bookmarkEnd w:id="10"/>
     <w:bookmarkEnd w:id="11"/>
-    <w:bookmarkStart w:id="12" w:name="bold"/>
+    <w:bookmarkStart w:id="14" w:name="business-needs"/>
+    <w:p>
+      <w:pPr>
+        <w:pStyle w:val="Heading1"/>
+      </w:pPr>
+      <w:r>
+        <w:t xml:space="preserve">Business Needs</w:t>
+      </w:r>
+    </w:p>
+    <w:bookmarkStart w:id="12" w:name="problems"/>
+    <w:p>
+      <w:pPr>
+        <w:pStyle w:val="Heading2"/>
+      </w:pPr>
+      <w:r>
+        <w:t xml:space="preserve">Problems</w:t>
+      </w:r>
+    </w:p>
+    <w:bookmarkEnd w:id="12"/>
+    <w:bookmarkStart w:id="13" w:name="opportunities"/>
+    <w:p>
+      <w:pPr>
+        <w:pStyle w:val="Heading2"/>
+      </w:pPr>
+      <w:r>
+        <w:t xml:space="preserve">Opportunities</w:t>
+      </w:r>
+    </w:p>
+    <w:bookmarkEnd w:id="13"/>
+    <w:bookmarkEnd w:id="14"/>
+    <w:bookmarkStart w:id="15" w:name="business-requirements"/>
+    <w:p>
+      <w:pPr>
+        <w:pStyle w:val="Heading1"/>
+      </w:pPr>
+      <w:r>
+        <w:t xml:space="preserve">Business Requirements</w:t>
+      </w:r>
+    </w:p>
+    <w:p>
+      <w:pPr>
+        <w:pStyle w:val="FirstParagraph"/>
+      </w:pPr>
+      <w:r>
+        <w:t xml:space="preserve">??: p user story</w:t>
+      </w:r>
+    </w:p>
+    <w:p>
+      <w:pPr>
+        <w:pStyle w:val="BodyText"/>
+      </w:pPr>
+      <w:r>
+        <w:t xml:space="preserve">??: p in what way are we emerging tech</w:t>
+      </w:r>
+    </w:p>
+    <w:bookmarkEnd w:id="15"/>
+    <w:bookmarkStart w:id="18" w:name="business-value"/>
+    <w:p>
+      <w:pPr>
+        <w:pStyle w:val="Heading1"/>
+      </w:pPr>
+      <w:r>
+        <w:t xml:space="preserve">Business Value</w:t>
+      </w:r>
+    </w:p>
+    <w:bookmarkStart w:id="16" w:name="benefits"/>
+    <w:p>
+      <w:pPr>
+        <w:pStyle w:val="Heading2"/>
+      </w:pPr>
+      <w:r>
+        <w:t xml:space="preserve">Benefits</w:t>
+      </w:r>
+    </w:p>
+    <w:bookmarkEnd w:id="16"/>
+    <w:bookmarkStart w:id="17" w:name="monetary-valuation"/>
+    <w:p>
+      <w:pPr>
+        <w:pStyle w:val="Heading2"/>
+      </w:pPr>
+      <w:r>
+        <w:t xml:space="preserve">Monetary Valuation</w:t>
+      </w:r>
+    </w:p>
+    <w:bookmarkEnd w:id="17"/>
+    <w:bookmarkEnd w:id="18"/>
+    <w:bookmarkStart w:id="47" w:name="special-issues"/>
+    <w:p>
+      <w:pPr>
+        <w:pStyle w:val="Heading1"/>
+      </w:pPr>
+      <w:r>
+        <w:t xml:space="preserve">Special Issues</w:t>
+      </w:r>
+    </w:p>
+    <w:bookmarkStart w:id="19" w:name="implications"/>
+    <w:p>
+      <w:pPr>
+        <w:pStyle w:val="Heading2"/>
+      </w:pPr>
+      <w:r>
+        <w:t xml:space="preserve">Implications</w:t>
+      </w:r>
+    </w:p>
+    <w:bookmarkEnd w:id="19"/>
+    <w:bookmarkStart w:id="20" w:name="critical-success-factors"/>
+    <w:p>
+      <w:pPr>
+        <w:pStyle w:val="Heading2"/>
+      </w:pPr>
+      <w:r>
+        <w:t xml:space="preserve">Critical Success Factors</w:t>
+      </w:r>
+    </w:p>
+    <w:p>
+      <w:pPr>
+        <w:pStyle w:val="FirstParagraph"/>
+      </w:pPr>
+      <w:r>
+        <w:t xml:space="preserve">All human beings are born free and equal in dignity and rights. All human beings are born free and equal in dignity and rights. All human beings are born free and equal in dignity and rights. All human beings are born free and equal in dignity and rights.</w:t>
+      </w:r>
+    </w:p>
+    <w:bookmarkEnd w:id="20"/>
+    <w:bookmarkStart w:id="23" w:name="heading-2"/>
+    <w:p>
+      <w:pPr>
+        <w:pStyle w:val="Heading2"/>
+      </w:pPr>
+      <w:r>
+        <w:t xml:space="preserve">Heading 2</w:t>
+      </w:r>
+    </w:p>
+    <w:p>
+      <w:pPr>
+        <w:pStyle w:val="FirstParagraph"/>
+      </w:pPr>
+      <w:r>
+        <w:t xml:space="preserve">All human beings are born free and equal in dignity and rights. All human beings are born free and equal in dignity and rights. All human beings are born free and equal in dignity and rights. All human beings are born free and equal in dignity and rights.</w:t>
+      </w:r>
+    </w:p>
+    <w:bookmarkStart w:id="22" w:name="heading-3"/>
+    <w:p>
+      <w:pPr>
+        <w:pStyle w:val="Heading3"/>
+      </w:pPr>
+      <w:r>
+        <w:t xml:space="preserve">Heading 3</w:t>
+      </w:r>
+    </w:p>
+    <w:p>
+      <w:pPr>
+        <w:pStyle w:val="FirstParagraph"/>
+      </w:pPr>
+      <w:r>
+        <w:t xml:space="preserve">All human beings are born free and equal in dignity and rights. All human beings are born free and equal in dignity and rights. All human beings are born free and equal in dignity and rights. All human beings are born free and equal in dignity and rights.</w:t>
+      </w:r>
+    </w:p>
+    <w:bookmarkStart w:id="21" w:name="heading-4"/>
+    <w:p>
+      <w:pPr>
+        <w:pStyle w:val="Heading4"/>
+      </w:pPr>
+      <w:r>
+        <w:t xml:space="preserve">Heading 4</w:t>
+      </w:r>
+    </w:p>
+    <w:p>
+      <w:pPr>
+        <w:pStyle w:val="FirstParagraph"/>
+      </w:pPr>
+      <w:r>
+        <w:t xml:space="preserve">All human beings are born free and equal in dignity and rights. All human beings are born free and equal in dignity and rights. All human beings are born free and equal in dignity and rights. All human beings are born free and equal in dignity and rights.</w:t>
+      </w:r>
+    </w:p>
+    <w:bookmarkEnd w:id="21"/>
+    <w:bookmarkEnd w:id="22"/>
+    <w:bookmarkEnd w:id="23"/>
+    <w:bookmarkStart w:id="24" w:name="bold"/>
     <w:p>
       <w:pPr>
         <w:pStyle w:val="Heading2"/>
@@ -182,8 +292,8 @@
         <w:t xml:space="preserve">All human beings are born free and equal in dignity and rights.All human beings are born free and equal in dignity and rights.All human beings are born free and equal in dignity and rights.</w:t>
       </w:r>
     </w:p>
-    <w:bookmarkEnd w:id="12"/>
-    <w:bookmarkStart w:id="13" w:name="italic"/>
+    <w:bookmarkEnd w:id="24"/>
+    <w:bookmarkStart w:id="25" w:name="italic"/>
     <w:p>
       <w:pPr>
         <w:pStyle w:val="Heading2"/>
@@ -210,8 +320,8 @@
         <w:t xml:space="preserve">All human beings are born free and equal in dignity and rights.All human beings are born free and equal in dignity and rights.All human beings are born free and equal in dignity and rights.</w:t>
       </w:r>
     </w:p>
-    <w:bookmarkEnd w:id="13"/>
-    <w:bookmarkStart w:id="14" w:name="bold-and-italic"/>
+    <w:bookmarkEnd w:id="25"/>
+    <w:bookmarkStart w:id="26" w:name="bold-and-italic"/>
     <w:p>
       <w:pPr>
         <w:pStyle w:val="Heading2"/>
@@ -240,8 +350,8 @@
         <w:t xml:space="preserve">All human beings are born free and equal in dignity and rights.All human beings are born free and equal in dignity and rights.All human beings are born free and equal in dignity and rights.</w:t>
       </w:r>
     </w:p>
-    <w:bookmarkEnd w:id="14"/>
-    <w:bookmarkStart w:id="15" w:name="struck-through"/>
+    <w:bookmarkEnd w:id="26"/>
+    <w:bookmarkStart w:id="27" w:name="struck-through"/>
     <w:p>
       <w:pPr>
         <w:pStyle w:val="Heading2"/>
@@ -267,8 +377,8 @@
         <w:t xml:space="preserve">All human beings are born free and equal in dignity and rights.All human beings are born free and equal in dignity and rights.All human beings are born free and equal in dignity and rights.</w:t>
       </w:r>
     </w:p>
-    <w:bookmarkEnd w:id="15"/>
-    <w:bookmarkStart w:id="16" w:name="numbered-lists"/>
+    <w:bookmarkEnd w:id="27"/>
+    <w:bookmarkStart w:id="28" w:name="numbered-lists"/>
     <w:p>
       <w:pPr>
         <w:pStyle w:val="Heading2"/>
@@ -333,8 +443,8 @@
         <w:t xml:space="preserve">All human beings are born free and equal in dignity and rights. All human beings are born free and equal in dignity and rights. All human beings are born free and equal in dignity and rights. All human beings are born free and equal in dignity and rights.</w:t>
       </w:r>
     </w:p>
-    <w:bookmarkEnd w:id="16"/>
-    <w:bookmarkStart w:id="17" w:name="unnumbered-lists"/>
+    <w:bookmarkEnd w:id="28"/>
+    <w:bookmarkStart w:id="29" w:name="unnumbered-lists"/>
     <w:p>
       <w:pPr>
         <w:pStyle w:val="Heading2"/>
@@ -387,8 +497,8 @@
         <w:t xml:space="preserve">All human beings are born free and equal in dignity and rights. All human beings are born free and equal in dignity and rights. All human beings are born free and equal in dignity and rights. All human beings are born free and equal in dignity and rights.</w:t>
       </w:r>
     </w:p>
-    <w:bookmarkEnd w:id="17"/>
-    <w:bookmarkStart w:id="18" w:name="mixed-lists"/>
+    <w:bookmarkEnd w:id="29"/>
+    <w:bookmarkStart w:id="30" w:name="mixed-lists"/>
     <w:p>
       <w:pPr>
         <w:pStyle w:val="Heading2"/>
@@ -453,8 +563,8 @@
         <w:t xml:space="preserve">All human beings are born free and equal in dignity and rights. All human beings are born free and equal in dignity and rights. All human beings are born free and equal in dignity and rights. All human beings are born free and equal in dignity and rights.</w:t>
       </w:r>
     </w:p>
-    <w:bookmarkEnd w:id="18"/>
-    <w:bookmarkStart w:id="23" w:name="figures-and-captions"/>
+    <w:bookmarkEnd w:id="30"/>
+    <w:bookmarkStart w:id="35" w:name="figures-and-captions"/>
     <w:p>
       <w:pPr>
         <w:pStyle w:val="Heading2"/>
@@ -472,18 +582,18 @@
           <wp:inline>
             <wp:extent cx="5334000" cy="4030133"/>
             <wp:effectExtent b="0" l="0" r="0" t="0"/>
-            <wp:docPr descr="Eleanor Roosevelt hält die englische Version der Allgemeinen Erklärung der Menschenrechte (FDR Presidential Library &amp; Museum, CC BY 2.0 https://creativecommons.org/licenses/by/2.0, via Wikimedia Commons)" title="" id="20" name="Picture"/>
+            <wp:docPr descr="Eleanor Roosevelt hält die englische Version der Allgemeinen Erklärung der Menschenrechte (FDR Presidential Library &amp; Museum, CC BY 2.0 https://creativecommons.org/licenses/by/2.0, via Wikimedia Commons)" title="" id="32" name="Picture"/>
             <a:graphic>
               <a:graphicData uri="http://schemas.openxmlformats.org/drawingml/2006/picture">
                 <pic:pic>
                   <pic:nvPicPr>
-                    <pic:cNvPr descr="images/Eleanor_Roosevelt_and_Human_Rights_Declaration.jpeg" id="21" name="Picture"/>
+                    <pic:cNvPr descr="images/Eleanor_Roosevelt_and_Human_Rights_Declaration.jpeg" id="33" name="Picture"/>
                     <pic:cNvPicPr>
                       <a:picLocks noChangeArrowheads="1" noChangeAspect="1"/>
                     </pic:cNvPicPr>
                   </pic:nvPicPr>
                   <pic:blipFill>
-                    <a:blip r:embed="rId19"/>
+                    <a:blip r:embed="rId31"/>
                     <a:stretch>
                       <a:fillRect/>
                     </a:stretch>
@@ -520,7 +630,7 @@
       <w:r>
         <w:t xml:space="preserve"> </w:t>
       </w:r>
-      <w:hyperlink r:id="rId22">
+      <w:hyperlink r:id="rId34">
         <w:r>
           <w:rPr>
             <w:rStyle w:val="Hyperlink"/>
@@ -540,8 +650,8 @@
         <w:t xml:space="preserve">All human beings are born free and equal in dignity and rights. All human beings are born free and equal in dignity and rights. All human beings are born free and equal in dignity and rights. All human beings are born free and equal in dignity and rights.</w:t>
       </w:r>
     </w:p>
-    <w:bookmarkEnd w:id="23"/>
-    <w:bookmarkStart w:id="24" w:name="code"/>
+    <w:bookmarkEnd w:id="35"/>
+    <w:bookmarkStart w:id="36" w:name="code"/>
     <w:p>
       <w:pPr>
         <w:pStyle w:val="Heading2"/>
@@ -583,8 +693,8 @@
         <w:t xml:space="preserve">All human beings are born free and equal in dignity and rights. All human beings are born free and equal in dignity and rights. All human beings are born free and equal in dignity and rights. All human beings are born free and equal in dignity and rights.</w:t>
       </w:r>
     </w:p>
-    <w:bookmarkEnd w:id="24"/>
-    <w:bookmarkStart w:id="27" w:name="urls-and-email-addresses"/>
+    <w:bookmarkEnd w:id="36"/>
+    <w:bookmarkStart w:id="39" w:name="urls-and-email-addresses"/>
     <w:p>
       <w:pPr>
         <w:pStyle w:val="Heading2"/>
@@ -597,7 +707,7 @@
       <w:pPr>
         <w:pStyle w:val="FirstParagraph"/>
       </w:pPr>
-      <w:hyperlink r:id="rId25">
+      <w:hyperlink r:id="rId37">
         <w:r>
           <w:rPr>
             <w:rStyle w:val="Hyperlink"/>
@@ -611,7 +721,7 @@
       <w:r>
         <w:t xml:space="preserve"> </w:t>
       </w:r>
-      <w:hyperlink r:id="rId26">
+      <w:hyperlink r:id="rId38">
         <w:r>
           <w:rPr>
             <w:rStyle w:val="Hyperlink"/>
@@ -623,8 +733,8 @@
         <w:t xml:space="preserve">. All human beings are born free and equal in dignity and rights. All human beings are born free and equal in dignity and rights. All human beings are born free and equal in dignity and rights. All human beings are born free and equal in dignity and rights.</w:t>
       </w:r>
     </w:p>
-    <w:bookmarkEnd w:id="27"/>
-    <w:bookmarkStart w:id="28" w:name="tables"/>
+    <w:bookmarkEnd w:id="39"/>
+    <w:bookmarkStart w:id="40" w:name="tables"/>
     <w:p>
       <w:pPr>
         <w:pStyle w:val="Heading2"/>
@@ -785,8 +895,8 @@
         <w:t xml:space="preserve">All human beings are born free and equal in dignity and rights. All human beings are born free and equal in dignity and rights. All human beings are born free and equal in dignity and rights. All human beings are born free and equal in dignity and rights.</w:t>
       </w:r>
     </w:p>
-    <w:bookmarkEnd w:id="28"/>
-    <w:bookmarkStart w:id="30" w:name="footnotes"/>
+    <w:bookmarkEnd w:id="40"/>
+    <w:bookmarkStart w:id="42" w:name="footnotes"/>
     <w:p>
       <w:pPr>
         <w:pStyle w:val="Heading2"/>
@@ -806,11 +916,11 @@
         <w:rPr>
           <w:rStyle w:val="FootnoteReference"/>
         </w:rPr>
-        <w:footnoteReference w:id="29"/>
-      </w:r>
-    </w:p>
-    <w:bookmarkEnd w:id="30"/>
-    <w:bookmarkStart w:id="31" w:name="quotes"/>
+        <w:footnoteReference w:id="41"/>
+      </w:r>
+    </w:p>
+    <w:bookmarkEnd w:id="42"/>
+    <w:bookmarkStart w:id="43" w:name="quotes"/>
     <w:p>
       <w:pPr>
         <w:pStyle w:val="Heading2"/>
@@ -838,8 +948,8 @@
         <w:t xml:space="preserve">All human beings are born free and equal in dignity and rights. All human beings are born free and equal in dignity and rights. All human beings are born free and equal in dignity and rights. All human beings are born free and equal in dignity and rights.</w:t>
       </w:r>
     </w:p>
-    <w:bookmarkEnd w:id="31"/>
-    <w:bookmarkStart w:id="34" w:name="scientific-citations"/>
+    <w:bookmarkEnd w:id="43"/>
+    <w:bookmarkStart w:id="46" w:name="scientific-citations"/>
     <w:p>
       <w:pPr>
         <w:pStyle w:val="Heading2"/>
@@ -865,7 +975,7 @@
         <w:rPr>
           <w:rStyle w:val="FootnoteReference"/>
         </w:rPr>
-        <w:footnoteReference w:id="32"/>
+        <w:footnoteReference w:id="44"/>
       </w:r>
     </w:p>
     <w:p>
@@ -879,22 +989,22 @@
         <w:rPr>
           <w:rStyle w:val="FootnoteReference"/>
         </w:rPr>
-        <w:footnoteReference w:id="33"/>
-      </w:r>
-    </w:p>
-    <w:bookmarkEnd w:id="34"/>
-    <w:bookmarkEnd w:id="35"/>
-    <w:bookmarkStart w:id="39" w:name="bibliography"/>
+        <w:footnoteReference w:id="45"/>
+      </w:r>
+    </w:p>
+    <w:bookmarkEnd w:id="46"/>
+    <w:bookmarkEnd w:id="47"/>
+    <w:bookmarkStart w:id="51" w:name="references"/>
     <w:p>
       <w:pPr>
         <w:pStyle w:val="Heading1"/>
       </w:pPr>
       <w:r>
-        <w:t xml:space="preserve">Bibliography</w:t>
-      </w:r>
-    </w:p>
-    <w:bookmarkStart w:id="38" w:name="refs"/>
-    <w:bookmarkStart w:id="36" w:name="ref-brown2016"/>
+        <w:t xml:space="preserve">References</w:t>
+      </w:r>
+    </w:p>
+    <w:bookmarkStart w:id="50" w:name="refs"/>
+    <w:bookmarkStart w:id="48" w:name="ref-brown2016"/>
     <w:p>
       <w:pPr>
         <w:pStyle w:val="Bibliography"/>
@@ -1000,8 +1110,8 @@
         <w:t xml:space="preserve">. Cambridge, [New York]: Open Book Publishers ; NYU Global Institute for Advanced Study, 2016.</w:t>
       </w:r>
     </w:p>
-    <w:bookmarkEnd w:id="36"/>
-    <w:bookmarkStart w:id="37" w:name="ref-unitednations1948"/>
+    <w:bookmarkEnd w:id="48"/>
+    <w:bookmarkStart w:id="49" w:name="ref-unitednations1948"/>
     <w:p>
       <w:pPr>
         <w:pStyle w:val="Bibliography"/>
@@ -1023,9 +1133,45 @@
         <w:t xml:space="preserve">. 1948.</w:t>
       </w:r>
     </w:p>
-    <w:bookmarkEnd w:id="37"/>
-    <w:bookmarkEnd w:id="38"/>
-    <w:bookmarkEnd w:id="39"/>
+    <w:bookmarkEnd w:id="49"/>
+    <w:bookmarkEnd w:id="50"/>
+    <w:bookmarkEnd w:id="51"/>
+    <w:bookmarkStart w:id="52" w:name="a.-interview-questions"/>
+    <w:p>
+      <w:pPr>
+        <w:pStyle w:val="Heading1"/>
+      </w:pPr>
+      <w:r>
+        <w:t xml:space="preserve">A. Interview Questions</w:t>
+      </w:r>
+    </w:p>
+    <w:p>
+      <w:pPr>
+        <w:pStyle w:val="FirstParagraph"/>
+      </w:pPr>
+      <w:r>
+        <w:t xml:space="preserve">Appendix content.</w:t>
+      </w:r>
+    </w:p>
+    <w:bookmarkEnd w:id="52"/>
+    <w:bookmarkStart w:id="53" w:name="X682c2090ab2859078bb3093187ed65bda05b9e1"/>
+    <w:p>
+      <w:pPr>
+        <w:pStyle w:val="Heading1"/>
+      </w:pPr>
+      <w:r>
+        <w:t xml:space="preserve">B. Interview Transcripts and Audio Recording</w:t>
+      </w:r>
+    </w:p>
+    <w:p>
+      <w:pPr>
+        <w:pStyle w:val="FirstParagraph"/>
+      </w:pPr>
+      <w:r>
+        <w:t xml:space="preserve">Minimally edited audio recording files are inserted to this DOCX document.</w:t>
+      </w:r>
+    </w:p>
+    <w:bookmarkEnd w:id="53"/>
     <w:sectPr>
       <w:footnotePr>
         <w:numRestart w:val="eachSect"/>
@@ -1055,7 +1201,7 @@
       </w:r>
     </w:p>
   </w:footnote>
-  <w:footnote w:id="29">
+  <w:footnote w:id="41">
     <w:p>
       <w:pPr>
         <w:pStyle w:val="FootnoteText"/>
@@ -1074,7 +1220,7 @@
       </w:r>
     </w:p>
   </w:footnote>
-  <w:footnote w:id="32">
+  <w:footnote w:id="44">
     <w:p>
       <w:pPr>
         <w:pStyle w:val="FootnoteText"/>
@@ -1103,7 +1249,7 @@
       </w:r>
     </w:p>
   </w:footnote>
-  <w:footnote w:id="33">
+  <w:footnote w:id="45">
     <w:p>
       <w:pPr>
         <w:pStyle w:val="FootnoteText"/>

--- a/article/article.docx
+++ b/article/article.docx
@@ -51,13 +51,13 @@
         <w:t xml:space="preserve">Project Sponsor</w:t>
       </w:r>
     </w:p>
-    <w:bookmarkStart w:id="9" w:name="technology-product-officer"/>
+    <w:bookmarkStart w:id="10" w:name="introduction"/>
     <w:p>
       <w:pPr>
         <w:pStyle w:val="Heading2"/>
       </w:pPr>
       <w:r>
-        <w:t xml:space="preserve">Technology Product Officer</w:t>
+        <w:t xml:space="preserve">Introduction</w:t>
       </w:r>
     </w:p>
     <w:p>
@@ -65,74 +65,7 @@
         <w:pStyle w:val="FirstParagraph"/>
       </w:pPr>
       <w:r>
-        <w:t xml:space="preserve">??: canva user persona screenshot</w:t>
-      </w:r>
-    </w:p>
-    <w:bookmarkEnd w:id="9"/>
-    <w:bookmarkStart w:id="10" w:name="engineering-manager"/>
-    <w:p>
-      <w:pPr>
-        <w:pStyle w:val="Heading2"/>
-      </w:pPr>
-      <w:r>
-        <w:t xml:space="preserve">Engineering Manager</w:t>
-      </w:r>
-    </w:p>
-    <w:p>
-      <w:pPr>
-        <w:pStyle w:val="FirstParagraph"/>
-      </w:pPr>
-      <w:r>
-        <w:t xml:space="preserve">??: canva user persona screenshot</w:t>
-      </w:r>
-    </w:p>
-    <w:bookmarkEnd w:id="10"/>
-    <w:bookmarkEnd w:id="11"/>
-    <w:bookmarkStart w:id="14" w:name="business-needs"/>
-    <w:p>
-      <w:pPr>
-        <w:pStyle w:val="Heading1"/>
-      </w:pPr>
-      <w:r>
-        <w:t xml:space="preserve">Business Needs</w:t>
-      </w:r>
-    </w:p>
-    <w:bookmarkStart w:id="12" w:name="problems"/>
-    <w:p>
-      <w:pPr>
-        <w:pStyle w:val="Heading2"/>
-      </w:pPr>
-      <w:r>
-        <w:t xml:space="preserve">Problems</w:t>
-      </w:r>
-    </w:p>
-    <w:bookmarkEnd w:id="12"/>
-    <w:bookmarkStart w:id="13" w:name="opportunities"/>
-    <w:p>
-      <w:pPr>
-        <w:pStyle w:val="Heading2"/>
-      </w:pPr>
-      <w:r>
-        <w:t xml:space="preserve">Opportunities</w:t>
-      </w:r>
-    </w:p>
-    <w:bookmarkEnd w:id="13"/>
-    <w:bookmarkEnd w:id="14"/>
-    <w:bookmarkStart w:id="15" w:name="business-requirements"/>
-    <w:p>
-      <w:pPr>
-        <w:pStyle w:val="Heading1"/>
-      </w:pPr>
-      <w:r>
-        <w:t xml:space="preserve">Business Requirements</w:t>
-      </w:r>
-    </w:p>
-    <w:p>
-      <w:pPr>
-        <w:pStyle w:val="FirstParagraph"/>
-      </w:pPr>
-      <w:r>
-        <w:t xml:space="preserve">??: p user story</w:t>
+        <w:t xml:space="preserve">PT Paragon Technology &amp; Innovation is a beauty and personal-care company founded in 1985 that develops, manufactures, markets, and distributes cosmetics, skincare, haircare, and related products. The company employs more than 14,000 people and operates an extensive distribution network across Indonesia and Malaysia. Its brand portfolio includes Wardah, Make Over, Emina, Kahf, Putri, Crystallure, Instaperfect, Labore, Biodef, Tavi, Wonderly, OMG, Beyondly, Earth Love Life, and DSE Dermascalp Expert. Paragon expanded its presence through local distributors and major retail networks such as Watsons and Guardian.</w:t>
       </w:r>
     </w:p>
     <w:p>
@@ -140,251 +73,68 @@
         <w:pStyle w:val="BodyText"/>
       </w:pPr>
       <w:r>
-        <w:t xml:space="preserve">??: p in what way are we emerging tech</w:t>
-      </w:r>
-    </w:p>
-    <w:bookmarkEnd w:id="15"/>
-    <w:bookmarkStart w:id="18" w:name="business-value"/>
-    <w:p>
-      <w:pPr>
-        <w:pStyle w:val="Heading1"/>
-      </w:pPr>
-      <w:r>
-        <w:t xml:space="preserve">Business Value</w:t>
-      </w:r>
-    </w:p>
-    <w:bookmarkStart w:id="16" w:name="benefits"/>
-    <w:p>
-      <w:pPr>
-        <w:pStyle w:val="Heading2"/>
-      </w:pPr>
-      <w:r>
-        <w:t xml:space="preserve">Benefits</w:t>
-      </w:r>
-    </w:p>
-    <w:bookmarkEnd w:id="16"/>
-    <w:bookmarkStart w:id="17" w:name="monetary-valuation"/>
-    <w:p>
-      <w:pPr>
-        <w:pStyle w:val="Heading2"/>
-      </w:pPr>
-      <w:r>
-        <w:t xml:space="preserve">Monetary Valuation</w:t>
-      </w:r>
-    </w:p>
-    <w:bookmarkEnd w:id="17"/>
-    <w:bookmarkEnd w:id="18"/>
-    <w:bookmarkStart w:id="47" w:name="special-issues"/>
-    <w:p>
-      <w:pPr>
-        <w:pStyle w:val="Heading1"/>
-      </w:pPr>
-      <w:r>
-        <w:t xml:space="preserve">Special Issues</w:t>
-      </w:r>
-    </w:p>
-    <w:bookmarkStart w:id="19" w:name="implications"/>
-    <w:p>
-      <w:pPr>
-        <w:pStyle w:val="Heading2"/>
-      </w:pPr>
-      <w:r>
-        <w:t xml:space="preserve">Implications</w:t>
-      </w:r>
-    </w:p>
-    <w:bookmarkEnd w:id="19"/>
-    <w:bookmarkStart w:id="20" w:name="critical-success-factors"/>
-    <w:p>
-      <w:pPr>
-        <w:pStyle w:val="Heading2"/>
-      </w:pPr>
-      <w:r>
-        <w:t xml:space="preserve">Critical Success Factors</w:t>
-      </w:r>
-    </w:p>
-    <w:p>
-      <w:pPr>
-        <w:pStyle w:val="FirstParagraph"/>
-      </w:pPr>
-      <w:r>
-        <w:t xml:space="preserve">All human beings are born free and equal in dignity and rights. All human beings are born free and equal in dignity and rights. All human beings are born free and equal in dignity and rights. All human beings are born free and equal in dignity and rights.</w:t>
-      </w:r>
-    </w:p>
-    <w:bookmarkEnd w:id="20"/>
-    <w:bookmarkStart w:id="23" w:name="heading-2"/>
-    <w:p>
-      <w:pPr>
-        <w:pStyle w:val="Heading2"/>
-      </w:pPr>
-      <w:r>
-        <w:t xml:space="preserve">Heading 2</w:t>
-      </w:r>
-    </w:p>
-    <w:p>
-      <w:pPr>
-        <w:pStyle w:val="FirstParagraph"/>
-      </w:pPr>
-      <w:r>
-        <w:t xml:space="preserve">All human beings are born free and equal in dignity and rights. All human beings are born free and equal in dignity and rights. All human beings are born free and equal in dignity and rights. All human beings are born free and equal in dignity and rights.</w:t>
-      </w:r>
-    </w:p>
-    <w:bookmarkStart w:id="22" w:name="heading-3"/>
-    <w:p>
-      <w:pPr>
-        <w:pStyle w:val="Heading3"/>
-      </w:pPr>
-      <w:r>
-        <w:t xml:space="preserve">Heading 3</w:t>
-      </w:r>
-    </w:p>
-    <w:p>
-      <w:pPr>
-        <w:pStyle w:val="FirstParagraph"/>
-      </w:pPr>
-      <w:r>
-        <w:t xml:space="preserve">All human beings are born free and equal in dignity and rights. All human beings are born free and equal in dignity and rights. All human beings are born free and equal in dignity and rights. All human beings are born free and equal in dignity and rights.</w:t>
-      </w:r>
-    </w:p>
-    <w:bookmarkStart w:id="21" w:name="heading-4"/>
-    <w:p>
-      <w:pPr>
-        <w:pStyle w:val="Heading4"/>
-      </w:pPr>
-      <w:r>
-        <w:t xml:space="preserve">Heading 4</w:t>
-      </w:r>
-    </w:p>
-    <w:p>
-      <w:pPr>
-        <w:pStyle w:val="FirstParagraph"/>
-      </w:pPr>
-      <w:r>
-        <w:t xml:space="preserve">All human beings are born free and equal in dignity and rights. All human beings are born free and equal in dignity and rights. All human beings are born free and equal in dignity and rights. All human beings are born free and equal in dignity and rights.</w:t>
-      </w:r>
-    </w:p>
-    <w:bookmarkEnd w:id="21"/>
-    <w:bookmarkEnd w:id="22"/>
-    <w:bookmarkEnd w:id="23"/>
-    <w:bookmarkStart w:id="24" w:name="bold"/>
-    <w:p>
-      <w:pPr>
-        <w:pStyle w:val="Heading2"/>
-      </w:pPr>
-      <w:r>
-        <w:t xml:space="preserve">Bold</w:t>
-      </w:r>
-    </w:p>
-    <w:p>
-      <w:pPr>
-        <w:pStyle w:val="FirstParagraph"/>
-      </w:pPr>
+        <w:t xml:space="preserve">(paragraph highlighting the company’s push for competitive advantage by shifting from buying emerging AI technologies to building a CV Engine in house)</w:t>
+      </w:r>
+      <w:r>
+        <w:t xml:space="preserve"> </w:t>
+      </w:r>
+      <w:r>
+        <w:t xml:space="preserve">The company is strengthening its competitive advantage by moving beyond the simple purchase of emerging AI technologies and investing in the development of its own Computer Vision Engine.</w:t>
+      </w:r>
+      <w:r>
+        <w:t xml:space="preserve"> </w:t>
+      </w:r>
+      <w:r>
+        <w:t xml:space="preserve">By building this capability in-house, the company can tailor AIs to its specific business needs, retain greater control over proprietary data and intellectual property.</w:t>
+      </w:r>
+    </w:p>
+    <w:p>
+      <w:pPr>
+        <w:pStyle w:val="BodyText"/>
+      </w:pPr>
+      <w:r>
+        <w:t xml:space="preserve">This shift reflects a broader transformation from being only a consumer of external AI solutions into an organization capable of creating core AI infrastructure</w:t>
+      </w:r>
+      <w:r>
+        <w:t xml:space="preserve"> </w:t>
+      </w:r>
+      <w:r>
+        <w:t xml:space="preserve">and translating internal expertise into differentiated products and operational improvements. Computer vision, a branch of AI that enables systems to interpret images</w:t>
+      </w:r>
+      <w:r>
+        <w:t xml:space="preserve"> </w:t>
+      </w:r>
+      <w:r>
+        <w:t xml:space="preserve">and video, can support applications such as</w:t>
+      </w:r>
+      <w:r>
+        <w:t xml:space="preserve"> </w:t>
+      </w:r>
+      <w:r>
+        <w:t xml:space="preserve">virtual try-on experience</w:t>
+      </w:r>
       <w:r>
         <w:rPr>
-          <w:b/>
-          <w:bCs/>
+          <w:rStyle w:val="FootnoteReference"/>
         </w:rPr>
-        <w:t xml:space="preserve">All human beings are born free and equal in dignity and rights.</w:t>
-      </w:r>
-      <w:r>
-        <w:t xml:space="preserve"> </w:t>
-      </w:r>
-      <w:r>
-        <w:t xml:space="preserve">All human beings are born free and equal in dignity and rights.All human beings are born free and equal in dignity and rights.All human beings are born free and equal in dignity and rights.</w:t>
-      </w:r>
-    </w:p>
-    <w:bookmarkEnd w:id="24"/>
-    <w:bookmarkStart w:id="25" w:name="italic"/>
-    <w:p>
-      <w:pPr>
-        <w:pStyle w:val="Heading2"/>
-      </w:pPr>
-      <w:r>
-        <w:t xml:space="preserve">Italic</w:t>
-      </w:r>
-    </w:p>
-    <w:p>
-      <w:pPr>
-        <w:pStyle w:val="FirstParagraph"/>
-      </w:pPr>
-      <w:r>
-        <w:rPr>
-          <w:i/>
-          <w:iCs/>
-        </w:rPr>
-        <w:t xml:space="preserve">All human beings are born free and equal in dignity and rights.</w:t>
-      </w:r>
-      <w:r>
-        <w:t xml:space="preserve"> </w:t>
-      </w:r>
-      <w:r>
-        <w:t xml:space="preserve">All human beings are born free and equal in dignity and rights.All human beings are born free and equal in dignity and rights.All human beings are born free and equal in dignity and rights.</w:t>
-      </w:r>
-    </w:p>
-    <w:bookmarkEnd w:id="25"/>
-    <w:bookmarkStart w:id="26" w:name="bold-and-italic"/>
-    <w:p>
-      <w:pPr>
-        <w:pStyle w:val="Heading2"/>
-      </w:pPr>
-      <w:r>
-        <w:t xml:space="preserve">Bold and italic</w:t>
-      </w:r>
-    </w:p>
-    <w:p>
-      <w:pPr>
-        <w:pStyle w:val="FirstParagraph"/>
-      </w:pPr>
-      <w:r>
-        <w:rPr>
-          <w:b/>
-          <w:bCs/>
-          <w:i/>
-          <w:iCs/>
-        </w:rPr>
-        <w:t xml:space="preserve">All human beings are born free and equal in dignity and rights.</w:t>
-      </w:r>
-      <w:r>
-        <w:t xml:space="preserve"> </w:t>
-      </w:r>
-      <w:r>
-        <w:t xml:space="preserve">All human beings are born free and equal in dignity and rights.All human beings are born free and equal in dignity and rights.All human beings are born free and equal in dignity and rights.</w:t>
-      </w:r>
-    </w:p>
-    <w:bookmarkEnd w:id="26"/>
-    <w:bookmarkStart w:id="27" w:name="struck-through"/>
-    <w:p>
-      <w:pPr>
-        <w:pStyle w:val="Heading2"/>
-      </w:pPr>
-      <w:r>
-        <w:t xml:space="preserve">Struck through</w:t>
-      </w:r>
-    </w:p>
-    <w:p>
-      <w:pPr>
-        <w:pStyle w:val="FirstParagraph"/>
-      </w:pPr>
-      <w:r>
-        <w:rPr>
-          <w:strike/>
-        </w:rPr>
-        <w:t xml:space="preserve">All human beings are born free and equal in dignity and rights.</w:t>
-      </w:r>
-      <w:r>
-        <w:t xml:space="preserve"> </w:t>
-      </w:r>
-      <w:r>
-        <w:t xml:space="preserve">All human beings are born free and equal in dignity and rights.All human beings are born free and equal in dignity and rights.All human beings are born free and equal in dignity and rights.</w:t>
-      </w:r>
-    </w:p>
-    <w:bookmarkEnd w:id="27"/>
-    <w:bookmarkStart w:id="28" w:name="numbered-lists"/>
-    <w:p>
-      <w:pPr>
-        <w:pStyle w:val="Heading2"/>
-      </w:pPr>
-      <w:r>
-        <w:t xml:space="preserve">Numbered lists</w:t>
+        <w:footnoteReference w:id="9"/>
+      </w:r>
+      <w:r>
+        <w:t xml:space="preserve">, and in turn, product recommendations.</w:t>
+      </w:r>
+    </w:p>
+    <w:p>
+      <w:pPr>
+        <w:pStyle w:val="BodyText"/>
+      </w:pPr>
+      <w:r>
+        <w:t xml:space="preserve">We identified 2 primary stakeholders for sponsorship of this system proposal document: Technology Product Officer and Engineering Manager</w:t>
+      </w:r>
+      <w:r>
+        <w:t xml:space="preserve"> </w:t>
+      </w:r>
+      <w:r>
+        <w:t xml:space="preserve">As attached in the appendices, as project initiator, I have secured verbal agreement for the following needed support points.</w:t>
       </w:r>
     </w:p>
     <w:p>
@@ -396,7 +146,7 @@
         </w:numPr>
       </w:pPr>
       <w:r>
-        <w:t xml:space="preserve">All human beings are born free and equal in dignity and rights.</w:t>
+        <w:t xml:space="preserve">Access to the CV Engine API (free of charge)</w:t>
       </w:r>
     </w:p>
     <w:p>
@@ -408,31 +158,27 @@
         </w:numPr>
       </w:pPr>
       <w:r>
-        <w:t xml:space="preserve">All human beings are born free and equal in dignity and rights.</w:t>
-      </w:r>
-    </w:p>
-    <w:p>
-      <w:pPr>
-        <w:pStyle w:val="Compact"/>
-        <w:numPr>
-          <w:ilvl w:val="0"/>
-          <w:numId w:val="1001"/>
-        </w:numPr>
-      </w:pPr>
-      <w:r>
-        <w:t xml:space="preserve">All human beings are born free and equal in dignity and rights.</w:t>
-      </w:r>
-    </w:p>
-    <w:p>
-      <w:pPr>
-        <w:pStyle w:val="Compact"/>
-        <w:numPr>
-          <w:ilvl w:val="0"/>
-          <w:numId w:val="1001"/>
-        </w:numPr>
-      </w:pPr>
-      <w:r>
-        <w:t xml:space="preserve">All human beings are born free and equal in dignity and rights.</w:t>
+        <w:t xml:space="preserve">Consultation with internal experts (monthly until end of year, 30–60 minutes each session)</w:t>
+      </w:r>
+    </w:p>
+    <w:bookmarkEnd w:id="10"/>
+    <w:bookmarkEnd w:id="11"/>
+    <w:bookmarkStart w:id="17" w:name="business-needs"/>
+    <w:p>
+      <w:pPr>
+        <w:pStyle w:val="Heading1"/>
+      </w:pPr>
+      <w:r>
+        <w:t xml:space="preserve">Business Needs</w:t>
+      </w:r>
+    </w:p>
+    <w:bookmarkStart w:id="15" w:name="problems"/>
+    <w:p>
+      <w:pPr>
+        <w:pStyle w:val="Heading2"/>
+      </w:pPr>
+      <w:r>
+        <w:t xml:space="preserve">Problems</w:t>
       </w:r>
     </w:p>
     <w:p>
@@ -440,160 +186,36 @@
         <w:pStyle w:val="FirstParagraph"/>
       </w:pPr>
       <w:r>
-        <w:t xml:space="preserve">All human beings are born free and equal in dignity and rights. All human beings are born free and equal in dignity and rights. All human beings are born free and equal in dignity and rights. All human beings are born free and equal in dignity and rights.</w:t>
-      </w:r>
-    </w:p>
-    <w:bookmarkEnd w:id="28"/>
-    <w:bookmarkStart w:id="29" w:name="unnumbered-lists"/>
-    <w:p>
-      <w:pPr>
-        <w:pStyle w:val="Heading2"/>
-      </w:pPr>
-      <w:r>
-        <w:t xml:space="preserve">Unnumbered lists</w:t>
-      </w:r>
-    </w:p>
-    <w:p>
-      <w:pPr>
-        <w:pStyle w:val="Compact"/>
-        <w:numPr>
-          <w:ilvl w:val="0"/>
-          <w:numId w:val="1002"/>
-        </w:numPr>
-      </w:pPr>
-      <w:r>
-        <w:t xml:space="preserve">All human beings are born free and equal in dignity and rights.</w:t>
-      </w:r>
-    </w:p>
-    <w:p>
-      <w:pPr>
-        <w:pStyle w:val="Compact"/>
-        <w:numPr>
-          <w:ilvl w:val="1"/>
-          <w:numId w:val="1003"/>
-        </w:numPr>
-      </w:pPr>
-      <w:r>
-        <w:t xml:space="preserve">All human beings are born free and equal in dignity and rights.</w:t>
-      </w:r>
-    </w:p>
-    <w:p>
-      <w:pPr>
-        <w:pStyle w:val="Compact"/>
-        <w:numPr>
-          <w:ilvl w:val="0"/>
-          <w:numId w:val="1002"/>
-        </w:numPr>
-      </w:pPr>
-      <w:r>
-        <w:t xml:space="preserve">All human beings are born free and equal in dignity and rights.</w:t>
-      </w:r>
-    </w:p>
-    <w:p>
-      <w:pPr>
-        <w:pStyle w:val="FirstParagraph"/>
-      </w:pPr>
-      <w:r>
-        <w:t xml:space="preserve">All human beings are born free and equal in dignity and rights. All human beings are born free and equal in dignity and rights. All human beings are born free and equal in dignity and rights. All human beings are born free and equal in dignity and rights.</w:t>
-      </w:r>
-    </w:p>
-    <w:bookmarkEnd w:id="29"/>
-    <w:bookmarkStart w:id="30" w:name="mixed-lists"/>
-    <w:p>
-      <w:pPr>
-        <w:pStyle w:val="Heading2"/>
-      </w:pPr>
-      <w:r>
-        <w:t xml:space="preserve">Mixed lists</w:t>
-      </w:r>
-    </w:p>
-    <w:p>
-      <w:pPr>
-        <w:pStyle w:val="Compact"/>
-        <w:numPr>
-          <w:ilvl w:val="0"/>
-          <w:numId w:val="1004"/>
-        </w:numPr>
-      </w:pPr>
-      <w:r>
-        <w:t xml:space="preserve">All human beings are born free and equal in dignity and rights.</w:t>
-      </w:r>
-    </w:p>
-    <w:p>
-      <w:pPr>
-        <w:pStyle w:val="Compact"/>
-        <w:numPr>
-          <w:ilvl w:val="1"/>
-          <w:numId w:val="1005"/>
-        </w:numPr>
-      </w:pPr>
-      <w:r>
-        <w:t xml:space="preserve">All human beings are born free and equal in dignity and rights.</w:t>
-      </w:r>
-    </w:p>
-    <w:p>
-      <w:pPr>
-        <w:pStyle w:val="Compact"/>
-        <w:numPr>
-          <w:ilvl w:val="1"/>
-          <w:numId w:val="1005"/>
-        </w:numPr>
-      </w:pPr>
-      <w:r>
-        <w:t xml:space="preserve">All human beings are born free and equal in dignity and rights.</w:t>
-      </w:r>
-    </w:p>
-    <w:p>
-      <w:pPr>
-        <w:pStyle w:val="Compact"/>
-        <w:numPr>
-          <w:ilvl w:val="0"/>
-          <w:numId w:val="1004"/>
-        </w:numPr>
-      </w:pPr>
-      <w:r>
-        <w:t xml:space="preserve">All human beings are born free and equal in dignity and rights.</w:t>
-      </w:r>
-    </w:p>
-    <w:p>
-      <w:pPr>
-        <w:pStyle w:val="FirstParagraph"/>
-      </w:pPr>
-      <w:r>
-        <w:t xml:space="preserve">All human beings are born free and equal in dignity and rights. All human beings are born free and equal in dignity and rights. All human beings are born free and equal in dignity and rights. All human beings are born free and equal in dignity and rights.</w:t>
-      </w:r>
-    </w:p>
-    <w:bookmarkEnd w:id="30"/>
-    <w:bookmarkStart w:id="35" w:name="figures-and-captions"/>
-    <w:p>
-      <w:pPr>
-        <w:pStyle w:val="Heading2"/>
-      </w:pPr>
-      <w:r>
-        <w:t xml:space="preserve">Figures and captions</w:t>
-      </w:r>
-    </w:p>
-    <w:p>
-      <w:pPr>
-        <w:pStyle w:val="CaptionedFigure"/>
+        <w:t xml:space="preserve">We interviewed our proposed system’s projected primary user.</w:t>
+      </w:r>
+      <w:r>
+        <w:t xml:space="preserve"> </w:t>
+      </w:r>
+      <w:r>
+        <w:t xml:space="preserve">The following table summarizes the profile of relevant Engineering Manager for the system we propose.</w:t>
+      </w:r>
+    </w:p>
+    <w:p>
+      <w:pPr>
+        <w:pStyle w:val="BodyText"/>
       </w:pPr>
       <w:r>
         <w:drawing>
           <wp:inline>
-            <wp:extent cx="5334000" cy="4030133"/>
+            <wp:extent cx="5334000" cy="4137431"/>
             <wp:effectExtent b="0" l="0" r="0" t="0"/>
-            <wp:docPr descr="Eleanor Roosevelt hält die englische Version der Allgemeinen Erklärung der Menschenrechte (FDR Presidential Library &amp; Museum, CC BY 2.0 https://creativecommons.org/licenses/by/2.0, via Wikimedia Commons)" title="" id="32" name="Picture"/>
+            <wp:docPr descr="User Persona" title="" id="13" name="Picture"/>
             <a:graphic>
               <a:graphicData uri="http://schemas.openxmlformats.org/drawingml/2006/picture">
                 <pic:pic>
                   <pic:nvPicPr>
-                    <pic:cNvPr descr="images/Eleanor_Roosevelt_and_Human_Rights_Declaration.jpeg" id="33" name="Picture"/>
+                    <pic:cNvPr descr="images/figma.png" id="14" name="Picture"/>
                     <pic:cNvPicPr>
                       <a:picLocks noChangeArrowheads="1" noChangeAspect="1"/>
                     </pic:cNvPicPr>
                   </pic:nvPicPr>
                   <pic:blipFill>
-                    <a:blip r:embed="rId31"/>
+                    <a:blip r:embed="rId12"/>
                     <a:stretch>
                       <a:fillRect/>
                     </a:stretch>
@@ -601,7 +223,7 @@
                   <pic:spPr bwMode="auto">
                     <a:xfrm>
                       <a:off x="0" y="0"/>
-                      <a:ext cx="5334000" cy="4030133"/>
+                      <a:ext cx="5334000" cy="4137431"/>
                     </a:xfrm>
                     <a:prstGeom prst="rect">
                       <a:avLst/>
@@ -619,27 +241,40 @@
           </wp:inline>
         </w:drawing>
       </w:r>
-    </w:p>
-    <w:p>
-      <w:pPr>
-        <w:pStyle w:val="ImageCaption"/>
-      </w:pPr>
-      <w:r>
-        <w:t xml:space="preserve">Eleanor Roosevelt hält die englische Version der Allgemeinen Erklärung der Menschenrechte (FDR Presidential Library &amp; Museum, CC BY 2.0</w:t>
-      </w:r>
-      <w:r>
-        <w:t xml:space="preserve"> </w:t>
-      </w:r>
-      <w:hyperlink r:id="rId34">
-        <w:r>
-          <w:rPr>
-            <w:rStyle w:val="Hyperlink"/>
-          </w:rPr>
-          <w:t xml:space="preserve">https://creativecommons.org/licenses/by/2.0</w:t>
-        </w:r>
-      </w:hyperlink>
-      <w:r>
-        <w:t xml:space="preserve">, via Wikimedia Commons)</w:t>
+      <w:r>
+        <w:t xml:space="preserve"> </w:t>
+      </w:r>
+      <w:r>
+        <w:t xml:space="preserve">Contact: adinda.gdshinta@paracorpgroup.com</w:t>
+      </w:r>
+    </w:p>
+    <w:bookmarkEnd w:id="15"/>
+    <w:bookmarkStart w:id="16" w:name="opportunities"/>
+    <w:p>
+      <w:pPr>
+        <w:pStyle w:val="Heading2"/>
+      </w:pPr>
+      <w:r>
+        <w:t xml:space="preserve">Opportunities</w:t>
+      </w:r>
+    </w:p>
+    <w:bookmarkEnd w:id="16"/>
+    <w:bookmarkEnd w:id="17"/>
+    <w:bookmarkStart w:id="18" w:name="business-requirements"/>
+    <w:p>
+      <w:pPr>
+        <w:pStyle w:val="Heading1"/>
+      </w:pPr>
+      <w:r>
+        <w:t xml:space="preserve">Business Requirements</w:t>
+      </w:r>
+    </w:p>
+    <w:p>
+      <w:pPr>
+        <w:pStyle w:val="FirstParagraph"/>
+      </w:pPr>
+      <w:r>
+        <w:t xml:space="preserve">??: p user story</w:t>
       </w:r>
     </w:p>
     <w:p>
@@ -647,11 +282,88 @@
         <w:pStyle w:val="BodyText"/>
       </w:pPr>
       <w:r>
+        <w:t xml:space="preserve">??: p in what way are we emerging tech</w:t>
+      </w:r>
+    </w:p>
+    <w:bookmarkEnd w:id="18"/>
+    <w:bookmarkStart w:id="21" w:name="business-value"/>
+    <w:p>
+      <w:pPr>
+        <w:pStyle w:val="Heading1"/>
+      </w:pPr>
+      <w:r>
+        <w:t xml:space="preserve">Business Value</w:t>
+      </w:r>
+    </w:p>
+    <w:bookmarkStart w:id="19" w:name="benefits"/>
+    <w:p>
+      <w:pPr>
+        <w:pStyle w:val="Heading2"/>
+      </w:pPr>
+      <w:r>
+        <w:t xml:space="preserve">Benefits</w:t>
+      </w:r>
+    </w:p>
+    <w:bookmarkEnd w:id="19"/>
+    <w:bookmarkStart w:id="20" w:name="monetary-valuation"/>
+    <w:p>
+      <w:pPr>
+        <w:pStyle w:val="Heading2"/>
+      </w:pPr>
+      <w:r>
+        <w:t xml:space="preserve">Monetary Valuation</w:t>
+      </w:r>
+    </w:p>
+    <w:bookmarkEnd w:id="20"/>
+    <w:bookmarkEnd w:id="21"/>
+    <w:bookmarkStart w:id="36" w:name="special-issues"/>
+    <w:p>
+      <w:pPr>
+        <w:pStyle w:val="Heading1"/>
+      </w:pPr>
+      <w:r>
+        <w:t xml:space="preserve">Special Issues</w:t>
+      </w:r>
+    </w:p>
+    <w:bookmarkStart w:id="22" w:name="implications"/>
+    <w:p>
+      <w:pPr>
+        <w:pStyle w:val="Heading2"/>
+      </w:pPr>
+      <w:r>
+        <w:t xml:space="preserve">Implications</w:t>
+      </w:r>
+    </w:p>
+    <w:bookmarkEnd w:id="22"/>
+    <w:bookmarkStart w:id="23" w:name="critical-success-factors"/>
+    <w:p>
+      <w:pPr>
+        <w:pStyle w:val="Heading2"/>
+      </w:pPr>
+      <w:r>
+        <w:t xml:space="preserve">Critical Success Factors</w:t>
+      </w:r>
+    </w:p>
+    <w:bookmarkEnd w:id="23"/>
+    <w:bookmarkStart w:id="24" w:name="figures-and-captions"/>
+    <w:p>
+      <w:pPr>
+        <w:pStyle w:val="Heading2"/>
+      </w:pPr>
+      <w:r>
+        <w:t xml:space="preserve">Figures and captions</w:t>
+      </w:r>
+    </w:p>
+    <w:p>
+      <w:pPr>
+        <w:pStyle w:val="FirstParagraph"/>
+      </w:pPr>
+      <w:r>
         <w:t xml:space="preserve">All human beings are born free and equal in dignity and rights. All human beings are born free and equal in dignity and rights. All human beings are born free and equal in dignity and rights. All human beings are born free and equal in dignity and rights.</w:t>
       </w:r>
     </w:p>
-    <w:bookmarkEnd w:id="35"/>
-    <w:bookmarkStart w:id="36" w:name="code"/>
+    <w:bookmarkEnd w:id="24"/>
+    <w:bookmarkStart w:id="25" w:name="code"/>
     <w:p>
       <w:pPr>
         <w:pStyle w:val="Heading2"/>
@@ -693,8 +405,8 @@
         <w:t xml:space="preserve">All human beings are born free and equal in dignity and rights. All human beings are born free and equal in dignity and rights. All human beings are born free and equal in dignity and rights. All human beings are born free and equal in dignity and rights.</w:t>
       </w:r>
     </w:p>
-    <w:bookmarkEnd w:id="36"/>
-    <w:bookmarkStart w:id="39" w:name="urls-and-email-addresses"/>
+    <w:bookmarkEnd w:id="25"/>
+    <w:bookmarkStart w:id="28" w:name="urls-and-email-addresses"/>
     <w:p>
       <w:pPr>
         <w:pStyle w:val="Heading2"/>
@@ -707,7 +419,7 @@
       <w:pPr>
         <w:pStyle w:val="FirstParagraph"/>
       </w:pPr>
-      <w:hyperlink r:id="rId37">
+      <w:hyperlink r:id="rId26">
         <w:r>
           <w:rPr>
             <w:rStyle w:val="Hyperlink"/>
@@ -721,7 +433,7 @@
       <w:r>
         <w:t xml:space="preserve"> </w:t>
       </w:r>
-      <w:hyperlink r:id="rId38">
+      <w:hyperlink r:id="rId27">
         <w:r>
           <w:rPr>
             <w:rStyle w:val="Hyperlink"/>
@@ -733,8 +445,8 @@
         <w:t xml:space="preserve">. All human beings are born free and equal in dignity and rights. All human beings are born free and equal in dignity and rights. All human beings are born free and equal in dignity and rights. All human beings are born free and equal in dignity and rights.</w:t>
       </w:r>
     </w:p>
-    <w:bookmarkEnd w:id="39"/>
-    <w:bookmarkStart w:id="40" w:name="tables"/>
+    <w:bookmarkEnd w:id="28"/>
+    <w:bookmarkStart w:id="29" w:name="tables"/>
     <w:p>
       <w:pPr>
         <w:pStyle w:val="Heading2"/>
@@ -895,8 +607,8 @@
         <w:t xml:space="preserve">All human beings are born free and equal in dignity and rights. All human beings are born free and equal in dignity and rights. All human beings are born free and equal in dignity and rights. All human beings are born free and equal in dignity and rights.</w:t>
       </w:r>
     </w:p>
-    <w:bookmarkEnd w:id="40"/>
-    <w:bookmarkStart w:id="42" w:name="footnotes"/>
+    <w:bookmarkEnd w:id="29"/>
+    <w:bookmarkStart w:id="31" w:name="footnotes"/>
     <w:p>
       <w:pPr>
         <w:pStyle w:val="Heading2"/>
@@ -910,17 +622,23 @@
         <w:pStyle w:val="FirstParagraph"/>
       </w:pPr>
       <w:r>
-        <w:t xml:space="preserve">All human beings are born free and equal in dignity and rights. All human beings are born free and equal in dignity and rights. All human beings are born free and equal in dignity and rights. All human beings are born free and equal in dignity and rights.</w:t>
+        <w:t xml:space="preserve">All human beings are born free and equal in dignity and rights. All human beings are born free and equal in dignity and rights.</w:t>
+      </w:r>
+      <w:r>
+        <w:t xml:space="preserve"> </w:t>
+      </w:r>
+      <w:r>
+        <w:t xml:space="preserve">All human beings are born free and equal in dignity and rights. All human beings are born free and equal in dignity and rights.</w:t>
       </w:r>
       <w:r>
         <w:rPr>
           <w:rStyle w:val="FootnoteReference"/>
         </w:rPr>
-        <w:footnoteReference w:id="41"/>
-      </w:r>
-    </w:p>
-    <w:bookmarkEnd w:id="42"/>
-    <w:bookmarkStart w:id="43" w:name="quotes"/>
+        <w:footnoteReference w:id="30"/>
+      </w:r>
+    </w:p>
+    <w:bookmarkEnd w:id="31"/>
+    <w:bookmarkStart w:id="32" w:name="quotes"/>
     <w:p>
       <w:pPr>
         <w:pStyle w:val="Heading2"/>
@@ -948,8 +666,8 @@
         <w:t xml:space="preserve">All human beings are born free and equal in dignity and rights. All human beings are born free and equal in dignity and rights. All human beings are born free and equal in dignity and rights. All human beings are born free and equal in dignity and rights.</w:t>
       </w:r>
     </w:p>
-    <w:bookmarkEnd w:id="43"/>
-    <w:bookmarkStart w:id="46" w:name="scientific-citations"/>
+    <w:bookmarkEnd w:id="32"/>
+    <w:bookmarkStart w:id="35" w:name="scientific-citations"/>
     <w:p>
       <w:pPr>
         <w:pStyle w:val="Heading2"/>
@@ -975,7 +693,7 @@
         <w:rPr>
           <w:rStyle w:val="FootnoteReference"/>
         </w:rPr>
-        <w:footnoteReference w:id="44"/>
+        <w:footnoteReference w:id="33"/>
       </w:r>
     </w:p>
     <w:p>
@@ -989,12 +707,12 @@
         <w:rPr>
           <w:rStyle w:val="FootnoteReference"/>
         </w:rPr>
-        <w:footnoteReference w:id="45"/>
-      </w:r>
-    </w:p>
-    <w:bookmarkEnd w:id="46"/>
-    <w:bookmarkEnd w:id="47"/>
-    <w:bookmarkStart w:id="51" w:name="references"/>
+        <w:footnoteReference w:id="34"/>
+      </w:r>
+    </w:p>
+    <w:bookmarkEnd w:id="35"/>
+    <w:bookmarkEnd w:id="36"/>
+    <w:bookmarkStart w:id="40" w:name="references"/>
     <w:p>
       <w:pPr>
         <w:pStyle w:val="Heading1"/>
@@ -1003,8 +721,8 @@
         <w:t xml:space="preserve">References</w:t>
       </w:r>
     </w:p>
-    <w:bookmarkStart w:id="50" w:name="refs"/>
-    <w:bookmarkStart w:id="48" w:name="ref-brown2016"/>
+    <w:bookmarkStart w:id="39" w:name="refs"/>
+    <w:bookmarkStart w:id="37" w:name="ref-brown2016"/>
     <w:p>
       <w:pPr>
         <w:pStyle w:val="Bibliography"/>
@@ -1110,8 +828,8 @@
         <w:t xml:space="preserve">. Cambridge, [New York]: Open Book Publishers ; NYU Global Institute for Advanced Study, 2016.</w:t>
       </w:r>
     </w:p>
-    <w:bookmarkEnd w:id="48"/>
-    <w:bookmarkStart w:id="49" w:name="ref-unitednations1948"/>
+    <w:bookmarkEnd w:id="37"/>
+    <w:bookmarkStart w:id="38" w:name="ref-unitednations1948"/>
     <w:p>
       <w:pPr>
         <w:pStyle w:val="Bibliography"/>
@@ -1133,16 +851,16 @@
         <w:t xml:space="preserve">. 1948.</w:t>
       </w:r>
     </w:p>
-    <w:bookmarkEnd w:id="49"/>
-    <w:bookmarkEnd w:id="50"/>
-    <w:bookmarkEnd w:id="51"/>
-    <w:bookmarkStart w:id="52" w:name="a.-interview-questions"/>
+    <w:bookmarkEnd w:id="38"/>
+    <w:bookmarkEnd w:id="39"/>
+    <w:bookmarkEnd w:id="40"/>
+    <w:bookmarkStart w:id="43" w:name="a.-interview-questions-and-transcripts"/>
     <w:p>
       <w:pPr>
         <w:pStyle w:val="Heading1"/>
       </w:pPr>
       <w:r>
-        <w:t xml:space="preserve">A. Interview Questions</w:t>
+        <w:t xml:space="preserve">A. Interview Questions and Transcripts</w:t>
       </w:r>
     </w:p>
     <w:p>
@@ -1150,17 +868,181 @@
         <w:pStyle w:val="FirstParagraph"/>
       </w:pPr>
       <w:r>
-        <w:t xml:space="preserve">Appendix content.</w:t>
-      </w:r>
-    </w:p>
-    <w:bookmarkEnd w:id="52"/>
-    <w:bookmarkStart w:id="53" w:name="X682c2090ab2859078bb3093187ed65bda05b9e1"/>
+        <w:t xml:space="preserve">The first question set looks to contextualize where under project sponsor’s umbrella project our system sits.</w:t>
+      </w:r>
+      <w:r>
+        <w:t xml:space="preserve"> </w:t>
+      </w:r>
+      <w:r>
+        <w:t xml:space="preserve">This set confirms whether our proposal is feasible in terms of scope and timeline.</w:t>
+      </w:r>
+      <w:r>
+        <w:t xml:space="preserve"> </w:t>
+      </w:r>
+      <w:r>
+        <w:t xml:space="preserve">## Question Set 1: Umbrella Project Scope and Sponsorship</w:t>
+      </w:r>
+      <w:r>
+        <w:t xml:space="preserve"> </w:t>
+      </w:r>
+      <w:r>
+        <w:t xml:space="preserve">Bagaimana visi dari CV Engine ini dari segi impact dan scope-nya?</w:t>
+      </w:r>
+    </w:p>
+    <w:p>
+      <w:pPr>
+        <w:pStyle w:val="BodyText"/>
+      </w:pPr>
+      <w:r>
+        <w:t xml:space="preserve">Project atau brand apa saja yang sudah terlihat akan menggunakan CV Engine?</w:t>
+      </w:r>
+    </w:p>
+    <w:p>
+      <w:pPr>
+        <w:pStyle w:val="BodyText"/>
+      </w:pPr>
+      <w:r>
+        <w:t xml:space="preserve">Apakah membagikan video penggunaan dashboard telemetry CV Engine ke luar lingkungan perusahaan dibolehkan?</w:t>
+      </w:r>
+      <w:r>
+        <w:t xml:space="preserve"> </w:t>
+      </w:r>
+      <w:r>
+        <w:t xml:space="preserve">(youtube)</w:t>
+      </w:r>
+    </w:p>
+    <w:p>
+      <w:pPr>
+        <w:pStyle w:val="BodyText"/>
+      </w:pPr>
+      <w:r>
+        <w:t xml:space="preserve">Saya akan melakukan wawancara lanjutan dengan stakeholder yang akan menjadi pengguna dari sistem yang saya ajukan untuk dibuat.</w:t>
+      </w:r>
+      <w:r>
+        <w:t xml:space="preserve"> </w:t>
+      </w:r>
+      <w:r>
+        <w:t xml:space="preserve">Apabila proposal saya dinilai feasible, sponsorship apa saja yang mungkin Mas berikan untuk pengembangan sistem saya?</w:t>
+      </w:r>
+      <w:r>
+        <w:t xml:space="preserve"> </w:t>
+      </w:r>
+      <w:r>
+        <w:t xml:space="preserve">Saya membutuhkan: 1) akses API CV Engine tanpa berbayar, 2) konsultasi profesional dengan Subject Matter Expert kira-kira sebulan sekali sampai dengan akhir tahun ini, masing-masing berdurasi 30 sampai 60 menit.</w:t>
+      </w:r>
+    </w:p>
+    <w:bookmarkStart w:id="41" w:name="Xab5983adc228a162427622df8d33aaf0c122762"/>
+    <w:p>
+      <w:pPr>
+        <w:pStyle w:val="Heading2"/>
+      </w:pPr>
+      <w:r>
+        <w:t xml:space="preserve">Question Set 2: First Integration Evaluation Criteria</w:t>
+      </w:r>
+    </w:p>
+    <w:p>
+      <w:pPr>
+        <w:pStyle w:val="FirstParagraph"/>
+      </w:pPr>
+      <w:r>
+        <w:t xml:space="preserve">Bagaimana gambaran timeline mulai dari CV Engine go live, hingga event Kahf yang memakai Hair Analyzer, sampai dengan evaluasi event Kahf tersebut?</w:t>
+      </w:r>
+    </w:p>
+    <w:p>
+      <w:pPr>
+        <w:pStyle w:val="BodyText"/>
+      </w:pPr>
+      <w:r>
+        <w:t xml:space="preserve">Siapa yang akan memberikan approval baik/tidaknya hasil evaluasinya (misal nama jabatan dari brand)?</w:t>
+      </w:r>
+    </w:p>
+    <w:p>
+      <w:pPr>
+        <w:pStyle w:val="BodyText"/>
+      </w:pPr>
+      <w:r>
+        <w:t xml:space="preserve">Apa bentuk data yang biasanya akan diminta kepada tim IT?</w:t>
+      </w:r>
+      <w:r>
+        <w:t xml:space="preserve"> </w:t>
+      </w:r>
+      <w:r>
+        <w:t xml:space="preserve">metrics mentah (untuk dianalisis di masa depan), perbandingan terhadap baseline (baseline-nya apa), traceability (kronologis)</w:t>
+      </w:r>
+    </w:p>
+    <w:p>
+      <w:pPr>
+        <w:pStyle w:val="BodyText"/>
+      </w:pPr>
+      <w:r>
+        <w:t xml:space="preserve">Apakah setelah CV Engine digunakan di event Kahf, tim brand sudah harus mengambil keputusan untuk drop, buy, or build sebagian atau keseluruhan aplikasi?</w:t>
+      </w:r>
+    </w:p>
+    <w:bookmarkEnd w:id="41"/>
+    <w:bookmarkStart w:id="42" w:name="X09ddf990bba2ceaf3f524f122f672c98ff4d8c9"/>
+    <w:p>
+      <w:pPr>
+        <w:pStyle w:val="Heading2"/>
+      </w:pPr>
+      <w:r>
+        <w:t xml:space="preserve">Question Set 3: Challenges when Optimizing AI Application</w:t>
+      </w:r>
+    </w:p>
+    <w:p>
+      <w:pPr>
+        <w:pStyle w:val="FirstParagraph"/>
+      </w:pPr>
+      <w:r>
+        <w:t xml:space="preserve">This set enumerates technical challenges if and when business team requests AI application optimization.</w:t>
+      </w:r>
+      <w:r>
+        <w:t xml:space="preserve"> </w:t>
+      </w:r>
+      <w:r>
+        <w:t xml:space="preserve">what are we solving</w:t>
+      </w:r>
+    </w:p>
+    <w:p>
+      <w:pPr>
+        <w:pStyle w:val="BodyText"/>
+      </w:pPr>
+      <w:r>
+        <w:t xml:space="preserve">Bagian mana dari CV Engine atau Hair Analyzer yang paling sulit untuk dioptimalkan saat ini—misalnya accuracy, latency, resource usage, image quality, atau robustness terhadap kondisi input yang berbeda?</w:t>
+      </w:r>
+    </w:p>
+    <w:p>
+      <w:pPr>
+        <w:pStyle w:val="BodyText"/>
+      </w:pPr>
+      <w:r>
+        <w:t xml:space="preserve">Ketika terjadi hasil yang kurang baik atau failure, seberapa mudah tim IT mengidentifikasi penyebabnya dan melakukan traceability dari output kembali ke proses/model/input yang menghasilkan output tersebut?</w:t>
+      </w:r>
+    </w:p>
+    <w:p>
+      <w:pPr>
+        <w:pStyle w:val="BodyText"/>
+      </w:pPr>
+      <w:r>
+        <w:t xml:space="preserve">Data atau observability seperti apa yang saat ini belum tersedia tetapi akan paling membantu tim dalam melakukan optimization dan troubleshooting CV Engine?</w:t>
+      </w:r>
+    </w:p>
+    <w:p>
+      <w:pPr>
+        <w:pStyle w:val="BodyText"/>
+      </w:pPr>
+      <w:r>
+        <w:t xml:space="preserve">traces (waterfall graph), metrics (cpu memory graphs), logs</w:t>
+      </w:r>
+    </w:p>
+    <w:bookmarkEnd w:id="42"/>
+    <w:bookmarkEnd w:id="43"/>
+    <w:bookmarkStart w:id="44" w:name="b.-interview-audio-recording"/>
     <w:p>
       <w:pPr>
         <w:pStyle w:val="Heading1"/>
       </w:pPr>
       <w:r>
-        <w:t xml:space="preserve">B. Interview Transcripts and Audio Recording</w:t>
+        <w:t xml:space="preserve">B. Interview Audio Recording</w:t>
       </w:r>
     </w:p>
     <w:p>
@@ -1171,7 +1053,7 @@
         <w:t xml:space="preserve">Minimally edited audio recording files are inserted to this DOCX document.</w:t>
       </w:r>
     </w:p>
-    <w:bookmarkEnd w:id="53"/>
+    <w:bookmarkEnd w:id="44"/>
     <w:sectPr>
       <w:footnotePr>
         <w:numRestart w:val="eachSect"/>
@@ -1201,7 +1083,7 @@
       </w:r>
     </w:p>
   </w:footnote>
-  <w:footnote w:id="41">
+  <w:footnote w:id="9">
     <w:p>
       <w:pPr>
         <w:pStyle w:val="FootnoteText"/>
@@ -1216,11 +1098,30 @@
         <w:t xml:space="preserve"> </w:t>
       </w:r>
       <w:r>
+        <w:t xml:space="preserve">https://vto.wardahbeauty.com/</w:t>
+      </w:r>
+    </w:p>
+  </w:footnote>
+  <w:footnote w:id="30">
+    <w:p>
+      <w:pPr>
+        <w:pStyle w:val="FootnoteText"/>
+      </w:pPr>
+      <w:r>
+        <w:rPr>
+          <w:rStyle w:val="FootnoteReference"/>
+        </w:rPr>
+        <w:footnoteRef/>
+      </w:r>
+      <w:r>
+        <w:t xml:space="preserve"> </w:t>
+      </w:r>
+      <w:r>
         <w:t xml:space="preserve">All human beings are born free and equal in dignity and rights.</w:t>
       </w:r>
     </w:p>
   </w:footnote>
-  <w:footnote w:id="44">
+  <w:footnote w:id="33">
     <w:p>
       <w:pPr>
         <w:pStyle w:val="FootnoteText"/>
@@ -1249,7 +1150,7 @@
       </w:r>
     </w:p>
   </w:footnote>
-  <w:footnote w:id="45">
+  <w:footnote w:id="34">
     <w:p>
       <w:pPr>
         <w:pStyle w:val="FootnoteText"/>
@@ -1349,91 +1250,6 @@
       </w:pPr>
     </w:lvl>
   </w:abstractNum>
-  <w:abstractNum w:abstractNumId="99411">
-    <w:nsid w:val="00A99411"/>
-    <w:multiLevelType w:val="multilevel"/>
-    <w:lvl w:ilvl="0">
-      <w:start w:val="1"/>
-      <w:numFmt w:val="decimal"/>
-      <w:lvlText w:val="%1."/>
-      <w:lvlJc w:val="left"/>
-      <w:pPr>
-        <w:ind w:left="720" w:hanging="360"/>
-      </w:pPr>
-    </w:lvl>
-    <w:lvl w:ilvl="1">
-      <w:start w:val="1"/>
-      <w:numFmt w:val="decimal"/>
-      <w:lvlText w:val="%2."/>
-      <w:lvlJc w:val="left"/>
-      <w:pPr>
-        <w:ind w:left="1440" w:hanging="360"/>
-      </w:pPr>
-    </w:lvl>
-    <w:lvl w:ilvl="2">
-      <w:start w:val="1"/>
-      <w:numFmt w:val="decimal"/>
-      <w:lvlText w:val="%3."/>
-      <w:lvlJc w:val="left"/>
-      <w:pPr>
-        <w:ind w:left="2160" w:hanging="360"/>
-      </w:pPr>
-    </w:lvl>
-    <w:lvl w:ilvl="3">
-      <w:start w:val="1"/>
-      <w:numFmt w:val="decimal"/>
-      <w:lvlText w:val="%4."/>
-      <w:lvlJc w:val="left"/>
-      <w:pPr>
-        <w:ind w:left="2880" w:hanging="360"/>
-      </w:pPr>
-    </w:lvl>
-    <w:lvl w:ilvl="4">
-      <w:start w:val="1"/>
-      <w:numFmt w:val="decimal"/>
-      <w:lvlText w:val="%5."/>
-      <w:lvlJc w:val="left"/>
-      <w:pPr>
-        <w:ind w:left="3600" w:hanging="360"/>
-      </w:pPr>
-    </w:lvl>
-    <w:lvl w:ilvl="5">
-      <w:start w:val="1"/>
-      <w:numFmt w:val="decimal"/>
-      <w:lvlText w:val="%6."/>
-      <w:lvlJc w:val="left"/>
-      <w:pPr>
-        <w:ind w:left="4320" w:hanging="360"/>
-      </w:pPr>
-    </w:lvl>
-    <w:lvl w:ilvl="6">
-      <w:start w:val="1"/>
-      <w:numFmt w:val="decimal"/>
-      <w:lvlText w:val="%7."/>
-      <w:lvlJc w:val="left"/>
-      <w:pPr>
-        <w:ind w:left="5040" w:hanging="360"/>
-      </w:pPr>
-    </w:lvl>
-    <w:lvl w:ilvl="7">
-      <w:start w:val="1"/>
-      <w:numFmt w:val="decimal"/>
-      <w:lvlText w:val="%8."/>
-      <w:lvlJc w:val="left"/>
-      <w:pPr>
-        <w:ind w:left="5760" w:hanging="360"/>
-      </w:pPr>
-    </w:lvl>
-    <w:lvl w:ilvl="8">
-      <w:start w:val="1"/>
-      <w:numFmt w:val="decimal"/>
-      <w:lvlText w:val="%9."/>
-      <w:lvlJc w:val="left"/>
-      <w:pPr>
-        <w:ind w:left="6480" w:hanging="360"/>
-      </w:pPr>
-    </w:lvl>
-  </w:abstractNum>
   <w:abstractNum w:abstractNumId="991">
     <w:nsid w:val="0000A991"/>
     <w:multiLevelType w:val="multilevel"/>
@@ -1541,73 +1357,7 @@
     <w:abstractNumId w:val="990"/>
   </w:num>
   <w:num w:numId="1001">
-    <w:abstractNumId w:val="99411"/>
-    <w:lvlOverride w:ilvl="0">
-      <w:startOverride w:val="1"/>
-    </w:lvlOverride>
-    <w:lvlOverride w:ilvl="1">
-      <w:startOverride w:val="1"/>
-    </w:lvlOverride>
-    <w:lvlOverride w:ilvl="2">
-      <w:startOverride w:val="1"/>
-    </w:lvlOverride>
-    <w:lvlOverride w:ilvl="3">
-      <w:startOverride w:val="1"/>
-    </w:lvlOverride>
-    <w:lvlOverride w:ilvl="4">
-      <w:startOverride w:val="1"/>
-    </w:lvlOverride>
-    <w:lvlOverride w:ilvl="5">
-      <w:startOverride w:val="1"/>
-    </w:lvlOverride>
-    <w:lvlOverride w:ilvl="6">
-      <w:startOverride w:val="1"/>
-    </w:lvlOverride>
-    <w:lvlOverride w:ilvl="7">
-      <w:startOverride w:val="1"/>
-    </w:lvlOverride>
-    <w:lvlOverride w:ilvl="8">
-      <w:startOverride w:val="1"/>
-    </w:lvlOverride>
-  </w:num>
-  <w:num w:numId="1002">
     <w:abstractNumId w:val="991"/>
-  </w:num>
-  <w:num w:numId="1003">
-    <w:abstractNumId w:val="991"/>
-  </w:num>
-  <w:num w:numId="1004">
-    <w:abstractNumId w:val="991"/>
-  </w:num>
-  <w:num w:numId="1005">
-    <w:abstractNumId w:val="99411"/>
-    <w:lvlOverride w:ilvl="0">
-      <w:startOverride w:val="1"/>
-    </w:lvlOverride>
-    <w:lvlOverride w:ilvl="1">
-      <w:startOverride w:val="1"/>
-    </w:lvlOverride>
-    <w:lvlOverride w:ilvl="2">
-      <w:startOverride w:val="1"/>
-    </w:lvlOverride>
-    <w:lvlOverride w:ilvl="3">
-      <w:startOverride w:val="1"/>
-    </w:lvlOverride>
-    <w:lvlOverride w:ilvl="4">
-      <w:startOverride w:val="1"/>
-    </w:lvlOverride>
-    <w:lvlOverride w:ilvl="5">
-      <w:startOverride w:val="1"/>
-    </w:lvlOverride>
-    <w:lvlOverride w:ilvl="6">
-      <w:startOverride w:val="1"/>
-    </w:lvlOverride>
-    <w:lvlOverride w:ilvl="7">
-      <w:startOverride w:val="1"/>
-    </w:lvlOverride>
-    <w:lvlOverride w:ilvl="8">
-      <w:startOverride w:val="1"/>
-    </w:lvlOverride>
   </w:num>
 </w:numbering>
 </file>

--- a/article/article.docx
+++ b/article/article.docx
@@ -15,7 +15,7 @@
         <w:pStyle w:val="Subtitle"/>
       </w:pPr>
       <w:r>
-        <w:t xml:space="preserve">Skin Analyzer … for brands</w:t>
+        <w:t xml:space="preserve">Computer Vision Engine Instrumentation for IT Department of PT Paragon Technology &amp; Innovation</w:t>
       </w:r>
     </w:p>
     <w:p>
@@ -42,7 +42,7 @@
         <w:t xml:space="preserve">2026-09-08</w:t>
       </w:r>
     </w:p>
-    <w:bookmarkStart w:id="11" w:name="project-sponsor"/>
+    <w:bookmarkStart w:id="13" w:name="project-sponsor"/>
     <w:p>
       <w:pPr>
         <w:pStyle w:val="Heading1"/>
@@ -51,13 +51,13 @@
         <w:t xml:space="preserve">Project Sponsor</w:t>
       </w:r>
     </w:p>
-    <w:bookmarkStart w:id="10" w:name="introduction"/>
+    <w:bookmarkStart w:id="10" w:name="context"/>
     <w:p>
       <w:pPr>
         <w:pStyle w:val="Heading2"/>
       </w:pPr>
       <w:r>
-        <w:t xml:space="preserve">Introduction</w:t>
+        <w:t xml:space="preserve">Context</w:t>
       </w:r>
     </w:p>
     <w:p>
@@ -73,33 +73,19 @@
         <w:pStyle w:val="BodyText"/>
       </w:pPr>
       <w:r>
-        <w:t xml:space="preserve">(paragraph highlighting the company’s push for competitive advantage by shifting from buying emerging AI technologies to building a CV Engine in house)</w:t>
+        <w:t xml:space="preserve">The company is strengthening its competitive advantage by moving beyond the simple purchase of emerging AI technologies and investing in the development of its own Computer Vision Engine.</w:t>
       </w:r>
       <w:r>
         <w:t xml:space="preserve"> </w:t>
       </w:r>
       <w:r>
-        <w:t xml:space="preserve">The company is strengthening its competitive advantage by moving beyond the simple purchase of emerging AI technologies and investing in the development of its own Computer Vision Engine.</w:t>
+        <w:t xml:space="preserve">By building this capability in-house, the company can tailor AIs to its specific business needs, retain greater control over proprietary data and intellectual property.</w:t>
       </w:r>
       <w:r>
         <w:t xml:space="preserve"> </w:t>
       </w:r>
       <w:r>
-        <w:t xml:space="preserve">By building this capability in-house, the company can tailor AIs to its specific business needs, retain greater control over proprietary data and intellectual property.</w:t>
-      </w:r>
-    </w:p>
-    <w:p>
-      <w:pPr>
-        <w:pStyle w:val="BodyText"/>
-      </w:pPr>
-      <w:r>
-        <w:t xml:space="preserve">This shift reflects a broader transformation from being only a consumer of external AI solutions into an organization capable of creating core AI infrastructure</w:t>
-      </w:r>
-      <w:r>
-        <w:t xml:space="preserve"> </w:t>
-      </w:r>
-      <w:r>
-        <w:t xml:space="preserve">and translating internal expertise into differentiated products and operational improvements. Computer vision, a branch of AI that enables systems to interpret images</w:t>
+        <w:t xml:space="preserve">Computer vision, a branch of AI that enables systems to interpret images</w:t>
       </w:r>
       <w:r>
         <w:t xml:space="preserve"> </w:t>
@@ -123,18 +109,116 @@
         <w:t xml:space="preserve">, and in turn, product recommendations.</w:t>
       </w:r>
     </w:p>
+    <w:bookmarkEnd w:id="10"/>
+    <w:bookmarkStart w:id="11" w:name="assignment-topic-fitness"/>
+    <w:p>
+      <w:pPr>
+        <w:pStyle w:val="Heading2"/>
+      </w:pPr>
+      <w:r>
+        <w:t xml:space="preserve">Assignment Topic Fitness</w:t>
+      </w:r>
+    </w:p>
+    <w:p>
+      <w:pPr>
+        <w:pStyle w:val="FirstParagraph"/>
+      </w:pPr>
+      <w:r>
+        <w:t xml:space="preserve">This proposal satisfies the brief’s requirement to incorporate emerging digital technologies because</w:t>
+      </w:r>
+      <w:r>
+        <w:t xml:space="preserve"> </w:t>
+      </w:r>
+      <w:r>
+        <w:t xml:space="preserve">OpenTelemetry represents the current industry-standard convergence point for observability tooling: it</w:t>
+      </w:r>
+      <w:r>
+        <w:t xml:space="preserve"> </w:t>
+      </w:r>
+      <w:r>
+        <w:t xml:space="preserve">is a CNCF graduated project, vendor-neutral by design, and increasingly the default instrumentation layer that cloud providers, APM vendors,</w:t>
+      </w:r>
+      <w:r>
+        <w:t xml:space="preserve"> </w:t>
+      </w:r>
+      <w:r>
+        <w:t xml:space="preserve">and ML platforms are converging around, replacing the fragmented, proprietary tracing SDKs of the previous decade.</w:t>
+      </w:r>
+    </w:p>
     <w:p>
       <w:pPr>
         <w:pStyle w:val="BodyText"/>
       </w:pPr>
       <w:r>
-        <w:t xml:space="preserve">We identified 2 primary stakeholders for sponsorship of this system proposal document: Technology Product Officer and Engineering Manager</w:t>
+        <w:t xml:space="preserve">Applying it specifically to a computer vision</w:t>
       </w:r>
       <w:r>
         <w:t xml:space="preserve"> </w:t>
       </w:r>
       <w:r>
-        <w:t xml:space="preserve">As attached in the appendices, as project initiator, I have secured verbal agreement for the following needed support points.</w:t>
+        <w:t xml:space="preserve">inference pipeline is a genuinely current problem space rather than a generic instrumentation exercise — CV and ML services have workload characteristics that</w:t>
+      </w:r>
+      <w:r>
+        <w:t xml:space="preserve"> </w:t>
+      </w:r>
+      <w:r>
+        <w:t xml:space="preserve">traditional web-service observability doesn’t naturally cover (GPU device attribution, model versioning, per-stage tensor processing latency), so extending OTel’s</w:t>
+      </w:r>
+      <w:r>
+        <w:t xml:space="preserve"> </w:t>
+      </w:r>
+      <w:r>
+        <w:t xml:space="preserve">semantic conventions into a cv.* namespace demonstrates both technical currency and the ability to adapt an emerging standard to a domain that hasn’t yet been fully</w:t>
+      </w:r>
+      <w:r>
+        <w:t xml:space="preserve"> </w:t>
+      </w:r>
+      <w:r>
+        <w:t xml:space="preserve">standardized.</w:t>
+      </w:r>
+    </w:p>
+    <w:p>
+      <w:pPr>
+        <w:pStyle w:val="BodyText"/>
+      </w:pPr>
+      <w:r>
+        <w:t xml:space="preserve">Combined with the Collector’s role in sampling, enrichment, and PII redaction before data reaches any backend, the proposal also touches on responsible-AI-adjacent</w:t>
+      </w:r>
+      <w:r>
+        <w:t xml:space="preserve"> </w:t>
+      </w:r>
+      <w:r>
+        <w:t xml:space="preserve">data governance concerns that IT departments are increasingly expected to address, which strengthens the case that this is an innovative, forward-looking system design rather</w:t>
+      </w:r>
+      <w:r>
+        <w:t xml:space="preserve"> </w:t>
+      </w:r>
+      <w:r>
+        <w:t xml:space="preserve">than a routine monitoring add-on.</w:t>
+      </w:r>
+    </w:p>
+    <w:bookmarkEnd w:id="11"/>
+    <w:bookmarkStart w:id="12" w:name="support-manifestation"/>
+    <w:p>
+      <w:pPr>
+        <w:pStyle w:val="Heading2"/>
+      </w:pPr>
+      <w:r>
+        <w:t xml:space="preserve">Support Manifestation</w:t>
+      </w:r>
+    </w:p>
+    <w:p>
+      <w:pPr>
+        <w:pStyle w:val="FirstParagraph"/>
+      </w:pPr>
+      <w:r>
+        <w:t xml:space="preserve">We identified 2 primary stakeholders for sponsorship of this system proposal document: Technology Product Owner and Engineering Manager.</w:t>
+      </w:r>
+      <w:r>
+        <w:t xml:space="preserve"> </w:t>
+      </w:r>
+      <w:r>
+        <w:t xml:space="preserve">As project initiator, I have secured verbal agreement for the following needed support points, evidence available in the appendices.</w:t>
       </w:r>
     </w:p>
     <w:p>
@@ -161,9 +245,9 @@
         <w:t xml:space="preserve">Consultation with internal experts (monthly until end of year, 30–60 minutes each session)</w:t>
       </w:r>
     </w:p>
-    <w:bookmarkEnd w:id="10"/>
-    <w:bookmarkEnd w:id="11"/>
-    <w:bookmarkStart w:id="17" w:name="business-needs"/>
+    <w:bookmarkEnd w:id="12"/>
+    <w:bookmarkEnd w:id="13"/>
+    <w:bookmarkStart w:id="20" w:name="business-needs"/>
     <w:p>
       <w:pPr>
         <w:pStyle w:val="Heading1"/>
@@ -172,7 +256,7 @@
         <w:t xml:space="preserve">Business Needs</w:t>
       </w:r>
     </w:p>
-    <w:bookmarkStart w:id="15" w:name="problems"/>
+    <w:bookmarkStart w:id="18" w:name="problems"/>
     <w:p>
       <w:pPr>
         <w:pStyle w:val="Heading2"/>
@@ -195,27 +279,215 @@
         <w:t xml:space="preserve">The following table summarizes the profile of relevant Engineering Manager for the system we propose.</w:t>
       </w:r>
     </w:p>
+    <w:tbl>
+      <w:tblPr>
+        <w:tblStyle w:val="Table"/>
+        <w:tblW w:type="pct" w:w="5000"/>
+        <w:tblLayout w:type="fixed"/>
+        <w:tblLook w:firstRow="0" w:lastRow="0" w:firstColumn="0" w:lastColumn="0" w:noHBand="0" w:noVBand="0" w:val="0000"/>
+      </w:tblPr>
+      <w:tblGrid>
+        <w:gridCol w:w="7920"/>
+      </w:tblGrid>
+      <w:tr>
+        <w:tc>
+          <w:tcPr/>
+          <w:bookmarkStart w:id="17" w:name="tbl-persona"/>
+          <w:p>
+            <w:pPr>
+              <w:jc w:val="center"/>
+            </w:pPr>
+            <w:pPr>
+              <w:jc w:val="left"/>
+              <w:spacing w:before="200"/>
+              <w:pStyle w:val="ImageCaption"/>
+            </w:pPr>
+            <w:r>
+              <w:t xml:space="preserve">Table 1: User Persona</w:t>
+            </w:r>
+          </w:p>
+          <w:tbl>
+            <w:tblPr>
+              <w:tblStyle w:val="Table"/>
+              <w:tblW w:type="auto" w:w="0"/>
+              <w:tblLook w:firstRow="1" w:lastRow="0" w:firstColumn="0" w:lastColumn="0" w:noHBand="0" w:noVBand="0" w:val="0020"/>
+            </w:tblPr>
+            <w:tblGrid>
+              <w:gridCol w:w="7920"/>
+            </w:tblGrid>
+            <w:tr>
+              <w:trPr>
+                <w:tblHeader w:val="on"/>
+              </w:trPr>
+              <w:tc>
+                <w:tcPr/>
+                <w:p>
+                  <w:pPr>
+                    <w:pStyle w:val="Compact"/>
+                    <w:jc w:val="center"/>
+                  </w:pPr>
+                  <w:r>
+                    <w:drawing>
+                      <wp:inline>
+                        <wp:extent cx="5334000" cy="4137431"/>
+                        <wp:effectExtent b="0" l="0" r="0" t="0"/>
+                        <wp:docPr descr="" title="" id="15" name="Picture"/>
+                        <a:graphic>
+                          <a:graphicData uri="http://schemas.openxmlformats.org/drawingml/2006/picture">
+                            <pic:pic>
+                              <pic:nvPicPr>
+                                <pic:cNvPr descr="images/figma.png" id="16" name="Picture"/>
+                                <pic:cNvPicPr>
+                                  <a:picLocks noChangeArrowheads="1" noChangeAspect="1"/>
+                                </pic:cNvPicPr>
+                              </pic:nvPicPr>
+                              <pic:blipFill>
+                                <a:blip r:embed="rId14"/>
+                                <a:stretch>
+                                  <a:fillRect/>
+                                </a:stretch>
+                              </pic:blipFill>
+                              <pic:spPr bwMode="auto">
+                                <a:xfrm>
+                                  <a:off x="0" y="0"/>
+                                  <a:ext cx="5334000" cy="4137431"/>
+                                </a:xfrm>
+                                <a:prstGeom prst="rect">
+                                  <a:avLst/>
+                                </a:prstGeom>
+                                <a:noFill/>
+                                <a:ln w="9525">
+                                  <a:noFill/>
+                                  <a:headEnd/>
+                                  <a:tailEnd/>
+                                </a:ln>
+                              </pic:spPr>
+                            </pic:pic>
+                          </a:graphicData>
+                        </a:graphic>
+                      </wp:inline>
+                    </w:drawing>
+                  </w:r>
+                </w:p>
+              </w:tc>
+            </w:tr>
+            <w:tr>
+              <w:tc>
+                <w:tcPr/>
+                <w:p>
+                  <w:pPr>
+                    <w:pStyle w:val="Compact"/>
+                    <w:jc w:val="center"/>
+                  </w:pPr>
+                  <w:r>
+                    <w:t xml:space="preserve">Contact: adinda.gdshinta@paracorpgroup.com</w:t>
+                  </w:r>
+                </w:p>
+              </w:tc>
+            </w:tr>
+          </w:tbl>
+          <w:bookmarkEnd w:id="17"/>
+          <w:p/>
+        </w:tc>
+      </w:tr>
+    </w:tbl>
+    <w:bookmarkEnd w:id="18"/>
+    <w:bookmarkStart w:id="19" w:name="opportunities"/>
+    <w:p>
+      <w:pPr>
+        <w:pStyle w:val="Heading2"/>
+      </w:pPr>
+      <w:r>
+        <w:t xml:space="preserve">Opportunities</w:t>
+      </w:r>
+    </w:p>
+    <w:p>
+      <w:pPr>
+        <w:pStyle w:val="FirstParagraph"/>
+      </w:pPr>
+      <w:r>
+        <w:t xml:space="preserve">OpenTelemetry is the default instrumentation and telemetry pipeline standard that has created an opportunity to unify observability across services, reduce vendor lock‑in, and lower total cost of ownership. Evidence from peer engineering teams shows that standardizing on it enables end-to-end trace coverage, consistent metric/trace/log semantics, and self‑service onboarding for dozens of product teams.</w:t>
+      </w:r>
+    </w:p>
     <w:p>
       <w:pPr>
         <w:pStyle w:val="BodyText"/>
+      </w:pPr>
+      <w:r>
+        <w:t xml:space="preserve">Based on recent engineering blog posts, several organizations report measurable success after adopting OpenTelemetry.</w:t>
+      </w:r>
+    </w:p>
+    <w:p>
+      <w:pPr>
+        <w:pStyle w:val="Compact"/>
+        <w:numPr>
+          <w:ilvl w:val="0"/>
+          <w:numId w:val="1002"/>
+        </w:numPr>
+      </w:pPr>
+      <w:r>
+        <w:t xml:space="preserve">Adobe built a simplified, massive-scale telemetry pipeline with thousands of collectors serving diverse backends; Airbnb migrated to an OTel-based metrics pipeline and now processes 100M+ samples/second while cutting costs by an order of magnitude; STCLab achieved a 72% observability cost reduction and moved from 5% sampled traces to 100% APM coverage; and a platform team embedding OTel into a NestJS SDK reached 90+ internal teams, standardized semantics, and saw a 4× TPS improvement in key workloads. A CNCF survey further notes 95% adoption of OpenTelemetry in new cloud‑native projects in 2026, with many teams citing reduced vendor lock‑in and 40–60% observability bill savings after migrating from commercial APM vendors to OTel-backed stacks.</w:t>
+      </w:r>
+    </w:p>
+    <w:bookmarkEnd w:id="19"/>
+    <w:bookmarkEnd w:id="20"/>
+    <w:bookmarkStart w:id="26" w:name="business-requirements"/>
+    <w:p>
+      <w:pPr>
+        <w:pStyle w:val="Heading1"/>
+      </w:pPr>
+      <w:r>
+        <w:t xml:space="preserve">Business Requirements</w:t>
+      </w:r>
+    </w:p>
+    <w:bookmarkStart w:id="21" w:name="user-story"/>
+    <w:p>
+      <w:pPr>
+        <w:pStyle w:val="Heading2"/>
+      </w:pPr>
+      <w:r>
+        <w:t xml:space="preserve">User Story</w:t>
+      </w:r>
+    </w:p>
+    <w:p>
+      <w:pPr>
+        <w:pStyle w:val="FirstParagraph"/>
+      </w:pPr>
+      <w:r>
+        <w:t xml:space="preserve">As an IT operations engineer responsible for the department’s computer vision services, I want end-to-end tracing and standardized metrics across the inference pipeline, so that when a request runs slow or returns an unexpected result, I can see exactly which stage introduced the delay or failure, instead of guessing from application logs alone. Today, when an external vendor or integrator reports that inference results look off for a batch of images, there is no way to correlate a single request across the pipeline layers.</w:t>
+      </w:r>
+    </w:p>
+    <w:bookmarkEnd w:id="21"/>
+    <w:bookmarkStart w:id="25" w:name="deliverable"/>
+    <w:p>
+      <w:pPr>
+        <w:pStyle w:val="Heading2"/>
+      </w:pPr>
+      <w:r>
+        <w:t xml:space="preserve">Deliverable</w:t>
+      </w:r>
+    </w:p>
+    <w:p>
+      <w:pPr>
+        <w:pStyle w:val="DefinitionTerm"/>
       </w:pPr>
       <w:r>
         <w:drawing>
           <wp:inline>
-            <wp:extent cx="5334000" cy="4137431"/>
+            <wp:extent cx="5334000" cy="3876622"/>
             <wp:effectExtent b="0" l="0" r="0" t="0"/>
-            <wp:docPr descr="User Persona" title="" id="13" name="Picture"/>
+            <wp:docPr descr="Mockup Illustration" title="" id="23" name="Picture"/>
             <a:graphic>
               <a:graphicData uri="http://schemas.openxmlformats.org/drawingml/2006/picture">
                 <pic:pic>
                   <pic:nvPicPr>
-                    <pic:cNvPr descr="images/figma.png" id="14" name="Picture"/>
+                    <pic:cNvPr descr="images/visual.png" id="24" name="Picture"/>
                     <pic:cNvPicPr>
                       <a:picLocks noChangeArrowheads="1" noChangeAspect="1"/>
                     </pic:cNvPicPr>
                   </pic:nvPicPr>
                   <pic:blipFill>
-                    <a:blip r:embed="rId12"/>
+                    <a:blip r:embed="rId22"/>
                     <a:stretch>
                       <a:fillRect/>
                     </a:stretch>
@@ -223,7 +495,7 @@
                   <pic:spPr bwMode="auto">
                     <a:xfrm>
                       <a:off x="0" y="0"/>
-                      <a:ext cx="5334000" cy="4137431"/>
+                      <a:ext cx="5334000" cy="3876622"/>
                     </a:xfrm>
                     <a:prstGeom prst="rect">
                       <a:avLst/>
@@ -241,226 +513,44 @@
           </wp:inline>
         </w:drawing>
       </w:r>
+    </w:p>
+    <w:p>
+      <w:pPr>
+        <w:pStyle w:val="Definition"/>
+      </w:pPr>
+      <w:r>
+        <w:t xml:space="preserve">Figure: Automatically Generated Mockup Illustration</w:t>
+      </w:r>
+    </w:p>
+    <w:bookmarkEnd w:id="25"/>
+    <w:bookmarkEnd w:id="26"/>
+    <w:bookmarkStart w:id="30" w:name="business-value"/>
+    <w:p>
+      <w:pPr>
+        <w:pStyle w:val="Heading1"/>
+      </w:pPr>
+      <w:r>
+        <w:t xml:space="preserve">Business Value</w:t>
+      </w:r>
+    </w:p>
+    <w:p>
+      <w:pPr>
+        <w:pStyle w:val="FirstParagraph"/>
+      </w:pPr>
+      <w:r>
+        <w:t xml:space="preserve">We approximate expected monetary valuation of our proposed system in 2 analyses: value of having observability (versus not having observability at all) and value of avoiding external service expenses (versus spending on a benchmark external service).</w:t>
+      </w:r>
       <w:r>
         <w:t xml:space="preserve"> </w:t>
       </w:r>
       <w:r>
-        <w:t xml:space="preserve">Contact: adinda.gdshinta@paracorpgroup.com</w:t>
-      </w:r>
-    </w:p>
-    <w:bookmarkEnd w:id="15"/>
-    <w:bookmarkStart w:id="16" w:name="opportunities"/>
-    <w:p>
-      <w:pPr>
-        <w:pStyle w:val="Heading2"/>
-      </w:pPr>
-      <w:r>
-        <w:t xml:space="preserve">Opportunities</w:t>
-      </w:r>
-    </w:p>
-    <w:bookmarkEnd w:id="16"/>
-    <w:bookmarkEnd w:id="17"/>
-    <w:bookmarkStart w:id="18" w:name="business-requirements"/>
-    <w:p>
-      <w:pPr>
-        <w:pStyle w:val="Heading1"/>
-      </w:pPr>
-      <w:r>
-        <w:t xml:space="preserve">Business Requirements</w:t>
-      </w:r>
-    </w:p>
-    <w:p>
-      <w:pPr>
-        <w:pStyle w:val="FirstParagraph"/>
-      </w:pPr>
-      <w:r>
-        <w:t xml:space="preserve">??: p user story</w:t>
-      </w:r>
-    </w:p>
-    <w:p>
-      <w:pPr>
-        <w:pStyle w:val="BodyText"/>
-      </w:pPr>
-      <w:r>
-        <w:t xml:space="preserve">??: p in what way are we emerging tech</w:t>
-      </w:r>
-    </w:p>
-    <w:bookmarkEnd w:id="18"/>
-    <w:bookmarkStart w:id="21" w:name="business-value"/>
-    <w:p>
-      <w:pPr>
-        <w:pStyle w:val="Heading1"/>
-      </w:pPr>
-      <w:r>
-        <w:t xml:space="preserve">Business Value</w:t>
-      </w:r>
-    </w:p>
-    <w:bookmarkStart w:id="19" w:name="benefits"/>
-    <w:p>
-      <w:pPr>
-        <w:pStyle w:val="Heading2"/>
-      </w:pPr>
-      <w:r>
-        <w:t xml:space="preserve">Benefits</w:t>
-      </w:r>
-    </w:p>
-    <w:bookmarkEnd w:id="19"/>
-    <w:bookmarkStart w:id="20" w:name="monetary-valuation"/>
-    <w:p>
-      <w:pPr>
-        <w:pStyle w:val="Heading2"/>
-      </w:pPr>
-      <w:r>
-        <w:t xml:space="preserve">Monetary Valuation</w:t>
-      </w:r>
-    </w:p>
-    <w:bookmarkEnd w:id="20"/>
-    <w:bookmarkEnd w:id="21"/>
-    <w:bookmarkStart w:id="36" w:name="special-issues"/>
-    <w:p>
-      <w:pPr>
-        <w:pStyle w:val="Heading1"/>
-      </w:pPr>
-      <w:r>
-        <w:t xml:space="preserve">Special Issues</w:t>
-      </w:r>
-    </w:p>
-    <w:bookmarkStart w:id="22" w:name="implications"/>
-    <w:p>
-      <w:pPr>
-        <w:pStyle w:val="Heading2"/>
-      </w:pPr>
-      <w:r>
-        <w:t xml:space="preserve">Implications</w:t>
-      </w:r>
-    </w:p>
-    <w:bookmarkEnd w:id="22"/>
-    <w:bookmarkStart w:id="23" w:name="critical-success-factors"/>
-    <w:p>
-      <w:pPr>
-        <w:pStyle w:val="Heading2"/>
-      </w:pPr>
-      <w:r>
-        <w:t xml:space="preserve">Critical Success Factors</w:t>
-      </w:r>
-    </w:p>
-    <w:bookmarkEnd w:id="23"/>
-    <w:bookmarkStart w:id="24" w:name="figures-and-captions"/>
-    <w:p>
-      <w:pPr>
-        <w:pStyle w:val="Heading2"/>
-      </w:pPr>
-      <w:r>
-        <w:t xml:space="preserve">Figures and captions</w:t>
-      </w:r>
-    </w:p>
-    <w:p>
-      <w:pPr>
-        <w:pStyle w:val="FirstParagraph"/>
-      </w:pPr>
-      <w:r>
-        <w:t xml:space="preserve">All human beings are born free and equal in dignity and rights. All human beings are born free and equal in dignity and rights. All human beings are born free and equal in dignity and rights. All human beings are born free and equal in dignity and rights.</w:t>
-      </w:r>
-    </w:p>
-    <w:bookmarkEnd w:id="24"/>
-    <w:bookmarkStart w:id="25" w:name="code"/>
-    <w:p>
-      <w:pPr>
-        <w:pStyle w:val="Heading2"/>
-      </w:pPr>
-      <w:r>
-        <w:t xml:space="preserve">Code</w:t>
-      </w:r>
-    </w:p>
-    <w:p>
-      <w:pPr>
-        <w:pStyle w:val="FirstParagraph"/>
-      </w:pPr>
-      <w:r>
-        <w:t xml:space="preserve">All human beings are born free and equal in dignity and rights. All human beings are born free and equal in dignity and rights. All human beings are born free and equal in dignity and rights. All human beings are born free and equal in dignity and rights.</w:t>
-      </w:r>
-    </w:p>
-    <w:p>
-      <w:pPr>
-        <w:pStyle w:val="SourceCode"/>
-      </w:pPr>
-      <w:r>
-        <w:rPr>
-          <w:rStyle w:val="FunctionTok"/>
-        </w:rPr>
-        <w:t xml:space="preserve">ping</w:t>
-      </w:r>
-      <w:r>
-        <w:rPr>
-          <w:rStyle w:val="NormalTok"/>
-        </w:rPr>
-        <w:t xml:space="preserve"> wikipedia.org</w:t>
-      </w:r>
-    </w:p>
-    <w:p>
-      <w:pPr>
-        <w:pStyle w:val="FirstParagraph"/>
-      </w:pPr>
-      <w:r>
-        <w:t xml:space="preserve">All human beings are born free and equal in dignity and rights. All human beings are born free and equal in dignity and rights. All human beings are born free and equal in dignity and rights. All human beings are born free and equal in dignity and rights.</w:t>
-      </w:r>
-    </w:p>
-    <w:bookmarkEnd w:id="25"/>
-    <w:bookmarkStart w:id="28" w:name="urls-and-email-addresses"/>
-    <w:p>
-      <w:pPr>
-        <w:pStyle w:val="Heading2"/>
-      </w:pPr>
-      <w:r>
-        <w:t xml:space="preserve">URLs and email addresses</w:t>
-      </w:r>
-    </w:p>
-    <w:p>
-      <w:pPr>
-        <w:pStyle w:val="FirstParagraph"/>
-      </w:pPr>
-      <w:hyperlink r:id="rId26">
-        <w:r>
-          <w:rPr>
-            <w:rStyle w:val="Hyperlink"/>
-          </w:rPr>
-          <w:t xml:space="preserve">wikipedia.org</w:t>
-        </w:r>
-      </w:hyperlink>
-      <w:r>
-        <w:t xml:space="preserve">,</w:t>
+        <w:t xml:space="preserve">## Opportunity Cost of Having Observability</w:t>
       </w:r>
       <w:r>
         <w:t xml:space="preserve"> </w:t>
       </w:r>
-      <w:hyperlink r:id="rId27">
-        <w:r>
-          <w:rPr>
-            <w:rStyle w:val="Hyperlink"/>
-          </w:rPr>
-          <w:t xml:space="preserve">info@wikipedia.org</w:t>
-        </w:r>
-      </w:hyperlink>
-      <w:r>
-        <w:t xml:space="preserve">. All human beings are born free and equal in dignity and rights. All human beings are born free and equal in dignity and rights. All human beings are born free and equal in dignity and rights. All human beings are born free and equal in dignity and rights.</w:t>
-      </w:r>
-    </w:p>
-    <w:bookmarkEnd w:id="28"/>
-    <w:bookmarkStart w:id="29" w:name="tables"/>
-    <w:p>
-      <w:pPr>
-        <w:pStyle w:val="Heading2"/>
-      </w:pPr>
-      <w:r>
-        <w:t xml:space="preserve">Tables</w:t>
-      </w:r>
-    </w:p>
-    <w:p>
-      <w:pPr>
-        <w:pStyle w:val="TableCaption"/>
-      </w:pPr>
-      <w:r>
-        <w:t xml:space="preserve">Table caption</w:t>
+      <w:r>
+        <w:t xml:space="preserve">### Assumptions</w:t>
       </w:r>
     </w:p>
     <w:tbl>
@@ -469,7 +559,908 @@
         <w:tblW w:type="pct" w:w="5000"/>
         <w:tblLayout w:type="fixed"/>
         <w:tblLook w:firstRow="1" w:lastRow="0" w:firstColumn="0" w:lastColumn="0" w:noHBand="0" w:noVBand="0" w:val="0020"/>
-        <w:tblCaption w:val="Table caption"/>
+      </w:tblPr>
+      <w:tblGrid>
+        <w:gridCol w:w="2376"/>
+        <w:gridCol w:w="3168"/>
+        <w:gridCol w:w="2376"/>
+      </w:tblGrid>
+      <w:tr>
+        <w:trPr>
+          <w:tblHeader w:val="on"/>
+        </w:trPr>
+        <w:tc>
+          <w:tcPr/>
+          <w:p>
+            <w:pPr>
+              <w:pStyle w:val="Compact"/>
+            </w:pPr>
+            <w:r>
+              <w:t xml:space="preserve">Parameter</w:t>
+            </w:r>
+          </w:p>
+        </w:tc>
+        <w:tc>
+          <w:tcPr/>
+          <w:p>
+            <w:pPr>
+              <w:pStyle w:val="Compact"/>
+              <w:jc w:val="right"/>
+            </w:pPr>
+            <w:r>
+              <w:t xml:space="preserve">Estimated value</w:t>
+            </w:r>
+          </w:p>
+        </w:tc>
+        <w:tc>
+          <w:tcPr/>
+          <w:p>
+            <w:pPr>
+              <w:pStyle w:val="Compact"/>
+            </w:pPr>
+            <w:r>
+              <w:t xml:space="preserve">Basis / rationale</w:t>
+            </w:r>
+          </w:p>
+        </w:tc>
+      </w:tr>
+      <w:tr>
+        <w:tc>
+          <w:tcPr/>
+          <w:p>
+            <w:pPr>
+              <w:pStyle w:val="Compact"/>
+            </w:pPr>
+            <w:r>
+              <w:t xml:space="preserve">Application integrations per year</w:t>
+            </w:r>
+          </w:p>
+        </w:tc>
+        <w:tc>
+          <w:tcPr/>
+          <w:p>
+            <w:pPr>
+              <w:pStyle w:val="Compact"/>
+              <w:jc w:val="right"/>
+            </w:pPr>
+            <w:r>
+              <w:t xml:space="preserve">7</w:t>
+            </w:r>
+          </w:p>
+        </w:tc>
+        <w:tc>
+          <w:tcPr/>
+          <w:p>
+            <w:pPr>
+              <w:pStyle w:val="Compact"/>
+            </w:pPr>
+            <w:r>
+              <w:t xml:space="preserve">Initial adoption scenario</w:t>
+            </w:r>
+          </w:p>
+        </w:tc>
+      </w:tr>
+      <w:tr>
+        <w:tc>
+          <w:tcPr/>
+          <w:p>
+            <w:pPr>
+              <w:pStyle w:val="Compact"/>
+            </w:pPr>
+            <w:r>
+              <w:t xml:space="preserve">Significant integration incidents per integration/year</w:t>
+            </w:r>
+          </w:p>
+        </w:tc>
+        <w:tc>
+          <w:tcPr/>
+          <w:p>
+            <w:pPr>
+              <w:pStyle w:val="Compact"/>
+              <w:jc w:val="right"/>
+            </w:pPr>
+            <w:r>
+              <w:t xml:space="preserve">4</w:t>
+            </w:r>
+          </w:p>
+        </w:tc>
+        <w:tc>
+          <w:tcPr/>
+          <w:p>
+            <w:pPr>
+              <w:pStyle w:val="Compact"/>
+            </w:pPr>
+            <w:r>
+              <w:t xml:space="preserve">1 incident every 3 months</w:t>
+            </w:r>
+          </w:p>
+        </w:tc>
+      </w:tr>
+      <w:tr>
+        <w:tc>
+          <w:tcPr/>
+          <w:p>
+            <w:pPr>
+              <w:pStyle w:val="Compact"/>
+            </w:pPr>
+            <w:r>
+              <w:t xml:space="preserve">Investigation time without instrumentation</w:t>
+            </w:r>
+          </w:p>
+        </w:tc>
+        <w:tc>
+          <w:tcPr/>
+          <w:p>
+            <w:pPr>
+              <w:pStyle w:val="Compact"/>
+              <w:jc w:val="right"/>
+            </w:pPr>
+            <w:r>
+              <w:t xml:space="preserve">6 hours/incident</w:t>
+            </w:r>
+          </w:p>
+        </w:tc>
+        <w:tc>
+          <w:tcPr/>
+          <w:p>
+            <w:pPr>
+              <w:pStyle w:val="Compact"/>
+            </w:pPr>
+            <w:r>
+              <w:t xml:space="preserve">Logs + reproduction + cross-team investigation</w:t>
+            </w:r>
+          </w:p>
+        </w:tc>
+      </w:tr>
+      <w:tr>
+        <w:tc>
+          <w:tcPr/>
+          <w:p>
+            <w:pPr>
+              <w:pStyle w:val="Compact"/>
+            </w:pPr>
+            <w:r>
+              <w:t xml:space="preserve">Investigation time with instrumentation</w:t>
+            </w:r>
+          </w:p>
+        </w:tc>
+        <w:tc>
+          <w:tcPr/>
+          <w:p>
+            <w:pPr>
+              <w:pStyle w:val="Compact"/>
+              <w:jc w:val="right"/>
+            </w:pPr>
+            <w:r>
+              <w:t xml:space="preserve">2 hours/incident</w:t>
+            </w:r>
+          </w:p>
+        </w:tc>
+        <w:tc>
+          <w:tcPr/>
+          <w:p>
+            <w:pPr>
+              <w:pStyle w:val="Compact"/>
+            </w:pPr>
+            <w:r>
+              <w:t xml:space="preserve">Correlated telemetry narrows the investigation</w:t>
+            </w:r>
+          </w:p>
+        </w:tc>
+      </w:tr>
+      <w:tr>
+        <w:tc>
+          <w:tcPr/>
+          <w:p>
+            <w:pPr>
+              <w:pStyle w:val="Compact"/>
+            </w:pPr>
+            <w:r>
+              <w:t xml:space="preserve">Engineering cost</w:t>
+            </w:r>
+          </w:p>
+        </w:tc>
+        <w:tc>
+          <w:tcPr/>
+          <w:p>
+            <w:pPr>
+              <w:pStyle w:val="Compact"/>
+              <w:jc w:val="right"/>
+            </w:pPr>
+            <w:r>
+              <w:t xml:space="preserve">Rp250.000/hour</w:t>
+            </w:r>
+          </w:p>
+        </w:tc>
+        <w:tc>
+          <w:tcPr/>
+          <w:p>
+            <w:pPr>
+              <w:pStyle w:val="Compact"/>
+            </w:pPr>
+            <w:r>
+              <w:t xml:space="preserve">Illustrative blended engineering cost</w:t>
+            </w:r>
+          </w:p>
+        </w:tc>
+      </w:tr>
+      <w:tr>
+        <w:tc>
+          <w:tcPr/>
+          <w:p>
+            <w:pPr>
+              <w:pStyle w:val="Compact"/>
+            </w:pPr>
+            <w:r>
+              <w:t xml:space="preserve">Performance/evaluation effort without instrumentation</w:t>
+            </w:r>
+          </w:p>
+        </w:tc>
+        <w:tc>
+          <w:tcPr/>
+          <w:p>
+            <w:pPr>
+              <w:pStyle w:val="Compact"/>
+              <w:jc w:val="right"/>
+            </w:pPr>
+            <w:r>
+              <w:t xml:space="preserve">40 hours/integration</w:t>
+            </w:r>
+          </w:p>
+        </w:tc>
+        <w:tc>
+          <w:tcPr/>
+          <w:p>
+            <w:pPr>
+              <w:pStyle w:val="Compact"/>
+            </w:pPr>
+            <w:r>
+              <w:t xml:space="preserve">Manual resource/performance investigation</w:t>
+            </w:r>
+          </w:p>
+        </w:tc>
+      </w:tr>
+      <w:tr>
+        <w:tc>
+          <w:tcPr/>
+          <w:p>
+            <w:pPr>
+              <w:pStyle w:val="Compact"/>
+            </w:pPr>
+            <w:r>
+              <w:t xml:space="preserve">Performance/evaluation effort with instrumentation</w:t>
+            </w:r>
+          </w:p>
+        </w:tc>
+        <w:tc>
+          <w:tcPr/>
+          <w:p>
+            <w:pPr>
+              <w:pStyle w:val="Compact"/>
+              <w:jc w:val="right"/>
+            </w:pPr>
+            <w:r>
+              <w:t xml:space="preserve">20 hours/integration</w:t>
+            </w:r>
+          </w:p>
+        </w:tc>
+        <w:tc>
+          <w:tcPr/>
+          <w:p>
+            <w:pPr>
+              <w:pStyle w:val="Compact"/>
+            </w:pPr>
+            <w:r>
+              <w:t xml:space="preserve">Automated metrics and standardized reporting</w:t>
+            </w:r>
+          </w:p>
+        </w:tc>
+      </w:tr>
+      <w:tr>
+        <w:tc>
+          <w:tcPr/>
+          <w:p>
+            <w:pPr>
+              <w:pStyle w:val="Compact"/>
+            </w:pPr>
+            <w:r>
+              <w:t xml:space="preserve">Incidents causing prolonged service disruption</w:t>
+            </w:r>
+          </w:p>
+        </w:tc>
+        <w:tc>
+          <w:tcPr/>
+          <w:p>
+            <w:pPr>
+              <w:pStyle w:val="Compact"/>
+              <w:jc w:val="right"/>
+            </w:pPr>
+            <w:r>
+              <w:t xml:space="preserve">2/year</w:t>
+            </w:r>
+          </w:p>
+        </w:tc>
+        <w:tc>
+          <w:tcPr/>
+          <w:p>
+            <w:pPr>
+              <w:pStyle w:val="Compact"/>
+            </w:pPr>
+            <w:r>
+              <w:t xml:space="preserve">Conservative initial assumption</w:t>
+            </w:r>
+          </w:p>
+        </w:tc>
+      </w:tr>
+      <w:tr>
+        <w:tc>
+          <w:tcPr/>
+          <w:p>
+            <w:pPr>
+              <w:pStyle w:val="Compact"/>
+            </w:pPr>
+            <w:r>
+              <w:t xml:space="preserve">Downtime avoided per incident</w:t>
+            </w:r>
+          </w:p>
+        </w:tc>
+        <w:tc>
+          <w:tcPr/>
+          <w:p>
+            <w:pPr>
+              <w:pStyle w:val="Compact"/>
+              <w:jc w:val="right"/>
+            </w:pPr>
+            <w:r>
+              <w:t xml:space="preserve">2 hours</w:t>
+            </w:r>
+          </w:p>
+        </w:tc>
+        <w:tc>
+          <w:tcPr/>
+          <w:p>
+            <w:pPr>
+              <w:pStyle w:val="Compact"/>
+            </w:pPr>
+            <w:r>
+              <w:t xml:space="preserve">Better detection/diagnosis</w:t>
+            </w:r>
+          </w:p>
+        </w:tc>
+      </w:tr>
+      <w:tr>
+        <w:tc>
+          <w:tcPr/>
+          <w:p>
+            <w:pPr>
+              <w:pStyle w:val="Compact"/>
+            </w:pPr>
+            <w:r>
+              <w:t xml:space="preserve">Operational cost of downtime</w:t>
+            </w:r>
+          </w:p>
+        </w:tc>
+        <w:tc>
+          <w:tcPr/>
+          <w:p>
+            <w:pPr>
+              <w:pStyle w:val="Compact"/>
+              <w:jc w:val="right"/>
+            </w:pPr>
+            <w:r>
+              <w:t xml:space="preserve">Rp1.500.000/hour</w:t>
+            </w:r>
+          </w:p>
+        </w:tc>
+        <w:tc>
+          <w:tcPr/>
+          <w:p>
+            <w:pPr>
+              <w:pStyle w:val="Compact"/>
+            </w:pPr>
+            <w:r>
+              <w:t xml:space="preserve">Conservative business-impact estimate</w:t>
+            </w:r>
+          </w:p>
+        </w:tc>
+      </w:tr>
+    </w:tbl>
+    <w:bookmarkStart w:id="29" w:name="X180104e953d8f062c227cf0b9786ea8fbaf4fed"/>
+    <w:p>
+      <w:pPr>
+        <w:pStyle w:val="Heading2"/>
+      </w:pPr>
+      <w:r>
+        <w:t xml:space="preserve">Opportunity Cost of Subscribing to Observability as a Service</w:t>
+      </w:r>
+    </w:p>
+    <w:p>
+      <w:pPr>
+        <w:pStyle w:val="FirstParagraph"/>
+      </w:pPr>
+      <w:r>
+        <w:t xml:space="preserve">A more fair comparison requires a complete list of features that CV Engine would want from an observability platform.</w:t>
+      </w:r>
+      <w:r>
+        <w:t xml:space="preserve"> </w:t>
+      </w:r>
+      <w:r>
+        <w:t xml:space="preserve">Such list is not available at this stage of the roadmap, so for the purpose of concretizing the monetary cost of subscribing to a service of its kind, we pick Datadog as a representative popular benchmark.</w:t>
+      </w:r>
+    </w:p>
+    <w:bookmarkStart w:id="28" w:name="benchmark-external-service-pricelist"/>
+    <w:p>
+      <w:pPr>
+        <w:pStyle w:val="Heading3"/>
+      </w:pPr>
+      <w:r>
+        <w:t xml:space="preserve">2026 Benchmark External Service Pricelist</w:t>
+      </w:r>
+    </w:p>
+    <w:p>
+      <w:pPr>
+        <w:pStyle w:val="FirstParagraph"/>
+      </w:pPr>
+      <w:r>
+        <w:t xml:space="preserve">We looked at Datadog’s pricing page</w:t>
+      </w:r>
+      <w:r>
+        <w:rPr>
+          <w:rStyle w:val="FootnoteReference"/>
+        </w:rPr>
+        <w:footnoteReference w:id="27"/>
+      </w:r>
+      <w:r>
+        <w:t xml:space="preserve">.</w:t>
+      </w:r>
+    </w:p>
+    <w:tbl>
+      <w:tblPr>
+        <w:tblStyle w:val="Table"/>
+        <w:tblW w:type="pct" w:w="5000"/>
+        <w:tblLayout w:type="fixed"/>
+        <w:tblLook w:firstRow="1" w:lastRow="0" w:firstColumn="0" w:lastColumn="0" w:noHBand="0" w:noVBand="0" w:val="0020"/>
+      </w:tblPr>
+      <w:tblGrid>
+        <w:gridCol w:w="2376"/>
+        <w:gridCol w:w="3168"/>
+        <w:gridCol w:w="2376"/>
+      </w:tblGrid>
+      <w:tr>
+        <w:trPr>
+          <w:tblHeader w:val="on"/>
+        </w:trPr>
+        <w:tc>
+          <w:tcPr/>
+          <w:p>
+            <w:pPr>
+              <w:pStyle w:val="Compact"/>
+            </w:pPr>
+            <w:r>
+              <w:t xml:space="preserve">Parameter</w:t>
+            </w:r>
+          </w:p>
+        </w:tc>
+        <w:tc>
+          <w:tcPr/>
+          <w:p>
+            <w:pPr>
+              <w:pStyle w:val="Compact"/>
+              <w:jc w:val="right"/>
+            </w:pPr>
+            <w:r>
+              <w:t xml:space="preserve">Value</w:t>
+            </w:r>
+          </w:p>
+        </w:tc>
+        <w:tc>
+          <w:tcPr/>
+          <w:p>
+            <w:pPr>
+              <w:pStyle w:val="Compact"/>
+            </w:pPr>
+            <w:r>
+              <w:t xml:space="preserve">Remarks</w:t>
+            </w:r>
+          </w:p>
+        </w:tc>
+      </w:tr>
+      <w:tr>
+        <w:tc>
+          <w:tcPr/>
+          <w:p>
+            <w:pPr>
+              <w:pStyle w:val="Compact"/>
+            </w:pPr>
+            <w:r>
+              <w:t xml:space="preserve">Server Site</w:t>
+            </w:r>
+          </w:p>
+        </w:tc>
+        <w:tc>
+          <w:tcPr/>
+          <w:p>
+            <w:pPr>
+              <w:pStyle w:val="Compact"/>
+              <w:jc w:val="right"/>
+            </w:pPr>
+            <w:r>
+              <w:t xml:space="preserve">AP2 (Australia)</w:t>
+            </w:r>
+          </w:p>
+        </w:tc>
+        <w:tc>
+          <w:tcPr/>
+          <w:p>
+            <w:pPr>
+              <w:pStyle w:val="Compact"/>
+            </w:pPr>
+            <w:r>
+              <w:t xml:space="preserve">AP2 is closer geographically to Jakarta than AP1 (Japan)</w:t>
+            </w:r>
+          </w:p>
+        </w:tc>
+      </w:tr>
+      <w:tr>
+        <w:tc>
+          <w:tcPr/>
+          <w:p>
+            <w:pPr>
+              <w:pStyle w:val="Compact"/>
+            </w:pPr>
+            <w:r>
+              <w:t xml:space="preserve">Pricing Plan</w:t>
+            </w:r>
+          </w:p>
+        </w:tc>
+        <w:tc>
+          <w:tcPr/>
+          <w:p>
+            <w:pPr>
+              <w:pStyle w:val="Compact"/>
+              <w:jc w:val="right"/>
+            </w:pPr>
+            <w:r>
+              <w:t xml:space="preserve">Enterprise</w:t>
+            </w:r>
+          </w:p>
+        </w:tc>
+        <w:tc>
+          <w:tcPr/>
+          <w:p>
+            <w:pPr>
+              <w:pStyle w:val="Compact"/>
+            </w:pPr>
+            <w:r>
+              <w:t xml:space="preserve">Datadog provides 4-level non-free plans, Enterprise is level 2</w:t>
+            </w:r>
+          </w:p>
+        </w:tc>
+      </w:tr>
+      <w:tr>
+        <w:tc>
+          <w:tcPr/>
+          <w:p>
+            <w:pPr>
+              <w:pStyle w:val="Compact"/>
+            </w:pPr>
+            <w:r>
+              <w:t xml:space="preserve">Price</w:t>
+            </w:r>
+          </w:p>
+        </w:tc>
+        <w:tc>
+          <w:tcPr/>
+          <w:p>
+            <w:pPr>
+              <w:pStyle w:val="Compact"/>
+              <w:jc w:val="right"/>
+            </w:pPr>
+            <w:r>
+              <w:t xml:space="preserve">USD 27.60 per month</w:t>
+            </w:r>
+          </w:p>
+        </w:tc>
+        <w:tc>
+          <w:tcPr/>
+          <w:p>
+            <w:pPr>
+              <w:pStyle w:val="Compact"/>
+            </w:pPr>
+            <w:r>
+              <w:t xml:space="preserve">USD 27.60 * 12 months = USD 331.2 annually</w:t>
+            </w:r>
+          </w:p>
+        </w:tc>
+      </w:tr>
+    </w:tbl>
+    <w:bookmarkEnd w:id="28"/>
+    <w:bookmarkEnd w:id="29"/>
+    <w:bookmarkEnd w:id="30"/>
+    <w:bookmarkStart w:id="33" w:name="special-issues"/>
+    <w:p>
+      <w:pPr>
+        <w:pStyle w:val="Heading1"/>
+      </w:pPr>
+      <w:r>
+        <w:t xml:space="preserve">Special Issues</w:t>
+      </w:r>
+    </w:p>
+    <w:p>
+      <w:pPr>
+        <w:pStyle w:val="FirstParagraph"/>
+      </w:pPr>
+      <w:r>
+        <w:t xml:space="preserve">We complete our system request proposal by listing issues worth anticipating.</w:t>
+      </w:r>
+    </w:p>
+    <w:bookmarkStart w:id="31" w:name="implications"/>
+    <w:p>
+      <w:pPr>
+        <w:pStyle w:val="Heading3"/>
+      </w:pPr>
+      <w:r>
+        <w:t xml:space="preserve">Implications</w:t>
+      </w:r>
+    </w:p>
+    <w:p>
+      <w:pPr>
+        <w:pStyle w:val="Compact"/>
+        <w:numPr>
+          <w:ilvl w:val="0"/>
+          <w:numId w:val="1003"/>
+        </w:numPr>
+      </w:pPr>
+      <w:r>
+        <w:t xml:space="preserve">Application performance overhead: (need citation for</w:t>
+      </w:r>
+      <w:r>
+        <w:t xml:space="preserve"> </w:t>
+      </w:r>
+      <w:r>
+        <w:t xml:space="preserve">“apm implementing software induces performance overhead”</w:t>
+      </w:r>
+      <w:r>
+        <w:t xml:space="preserve">)</w:t>
+      </w:r>
+    </w:p>
+    <w:bookmarkEnd w:id="31"/>
+    <w:bookmarkStart w:id="32" w:name="critical-success-factors"/>
+    <w:p>
+      <w:pPr>
+        <w:pStyle w:val="Heading3"/>
+      </w:pPr>
+      <w:r>
+        <w:t xml:space="preserve">Critical Success Factors</w:t>
+      </w:r>
+    </w:p>
+    <w:p>
+      <w:pPr>
+        <w:pStyle w:val="Compact"/>
+        <w:numPr>
+          <w:ilvl w:val="0"/>
+          <w:numId w:val="1004"/>
+        </w:numPr>
+      </w:pPr>
+      <w:r>
+        <w:t xml:space="preserve">Discipline from application developers and integrators: (need citation for</w:t>
+      </w:r>
+      <w:r>
+        <w:t xml:space="preserve"> </w:t>
+      </w:r>
+      <w:r>
+        <w:t xml:space="preserve">“maintaining apm log statements requires discipline”</w:t>
+      </w:r>
+      <w:r>
+        <w:t xml:space="preserve">)</w:t>
+      </w:r>
+    </w:p>
+    <w:p>
+      <w:pPr>
+        <w:pStyle w:val="Compact"/>
+        <w:numPr>
+          <w:ilvl w:val="0"/>
+          <w:numId w:val="1004"/>
+        </w:numPr>
+      </w:pPr>
+      <w:r>
+        <w:t xml:space="preserve">Business-level demand for system optimizations: (need citation for</w:t>
+      </w:r>
+      <w:r>
+        <w:t xml:space="preserve"> </w:t>
+      </w:r>
+      <w:r>
+        <w:t xml:space="preserve">“system optimization requests are more and more shifting from technical-level demand to business-level demand”</w:t>
+      </w:r>
+      <w:r>
+        <w:t xml:space="preserve">)</w:t>
+      </w:r>
+    </w:p>
+    <w:bookmarkEnd w:id="32"/>
+    <w:bookmarkEnd w:id="33"/>
+    <w:bookmarkStart w:id="36" w:name="references"/>
+    <w:p>
+      <w:pPr>
+        <w:pStyle w:val="Heading1"/>
+      </w:pPr>
+      <w:r>
+        <w:t xml:space="preserve">References</w:t>
+      </w:r>
+    </w:p>
+    <w:bookmarkStart w:id="35" w:name="refs"/>
+    <w:bookmarkStart w:id="34" w:name="ref-brown2016"/>
+    <w:p>
+      <w:pPr>
+        <w:pStyle w:val="Bibliography"/>
+      </w:pPr>
+      <w:r>
+        <w:t xml:space="preserve">Brown, Gordon, ed.</w:t>
+      </w:r>
+      <w:r>
+        <w:t xml:space="preserve"> </w:t>
+      </w:r>
+      <w:r>
+        <w:rPr>
+          <w:i/>
+          <w:iCs/>
+        </w:rPr>
+        <w:t xml:space="preserve">The</w:t>
+      </w:r>
+      <w:r>
+        <w:rPr>
+          <w:i/>
+          <w:iCs/>
+        </w:rPr>
+        <w:t xml:space="preserve"> </w:t>
+      </w:r>
+      <w:r>
+        <w:rPr>
+          <w:i/>
+          <w:iCs/>
+        </w:rPr>
+        <w:t xml:space="preserve">Universal</w:t>
+      </w:r>
+      <w:r>
+        <w:rPr>
+          <w:i/>
+          <w:iCs/>
+        </w:rPr>
+        <w:t xml:space="preserve"> </w:t>
+      </w:r>
+      <w:r>
+        <w:rPr>
+          <w:i/>
+          <w:iCs/>
+        </w:rPr>
+        <w:t xml:space="preserve">Declaration</w:t>
+      </w:r>
+      <w:r>
+        <w:rPr>
+          <w:i/>
+          <w:iCs/>
+        </w:rPr>
+        <w:t xml:space="preserve"> </w:t>
+      </w:r>
+      <w:r>
+        <w:rPr>
+          <w:i/>
+          <w:iCs/>
+        </w:rPr>
+        <w:t xml:space="preserve">of</w:t>
+      </w:r>
+      <w:r>
+        <w:rPr>
+          <w:i/>
+          <w:iCs/>
+        </w:rPr>
+        <w:t xml:space="preserve"> </w:t>
+      </w:r>
+      <w:r>
+        <w:rPr>
+          <w:i/>
+          <w:iCs/>
+        </w:rPr>
+        <w:t xml:space="preserve">Human</w:t>
+      </w:r>
+      <w:r>
+        <w:rPr>
+          <w:i/>
+          <w:iCs/>
+        </w:rPr>
+        <w:t xml:space="preserve"> </w:t>
+      </w:r>
+      <w:r>
+        <w:rPr>
+          <w:i/>
+          <w:iCs/>
+        </w:rPr>
+        <w:t xml:space="preserve">Rights</w:t>
+      </w:r>
+      <w:r>
+        <w:rPr>
+          <w:i/>
+          <w:iCs/>
+        </w:rPr>
+        <w:t xml:space="preserve"> </w:t>
+      </w:r>
+      <w:r>
+        <w:rPr>
+          <w:i/>
+          <w:iCs/>
+        </w:rPr>
+        <w:t xml:space="preserve">in the 21st Century, a Living Document in a Changing World</w:t>
+      </w:r>
+      <w:r>
+        <w:t xml:space="preserve">. Cambridge, [New York]: Open Book Publishers ; NYU Global Institute for Advanced Study, 2016.</w:t>
+      </w:r>
+    </w:p>
+    <w:bookmarkEnd w:id="34"/>
+    <w:bookmarkEnd w:id="35"/>
+    <w:bookmarkEnd w:id="36"/>
+    <w:bookmarkStart w:id="41" w:name="Xdc12d9c3d2ead56970fd28d2ebe33fffeeb2374"/>
+    <w:p>
+      <w:pPr>
+        <w:pStyle w:val="Heading1"/>
+      </w:pPr>
+      <w:r>
+        <w:t xml:space="preserve">Appendix A. Interview Questions and Transcripts</w:t>
+      </w:r>
+    </w:p>
+    <w:bookmarkStart w:id="38" w:name="Xc7540a1a4a3b8147fb1062177cba18a1c54dd68"/>
+    <w:p>
+      <w:pPr>
+        <w:pStyle w:val="Heading2"/>
+      </w:pPr>
+      <w:r>
+        <w:t xml:space="preserve">Question Set 1: Project Scope and Sponsorship</w:t>
+      </w:r>
+    </w:p>
+    <w:p>
+      <w:pPr>
+        <w:pStyle w:val="FirstParagraph"/>
+      </w:pPr>
+      <w:r>
+        <w:t xml:space="preserve">The first question set confirms whether our proposal is feasible in terms of scope and timeline.</w:t>
+      </w:r>
+    </w:p>
+    <w:p>
+      <w:pPr>
+        <w:pStyle w:val="Compact"/>
+        <w:numPr>
+          <w:ilvl w:val="0"/>
+          <w:numId w:val="1005"/>
+        </w:numPr>
+      </w:pPr>
+      <w:r>
+        <w:t xml:space="preserve">What is the scope and expected impact of the upcoming Computer Vision Engine project?</w:t>
+      </w:r>
+    </w:p>
+    <w:p>
+      <w:pPr>
+        <w:pStyle w:val="Compact"/>
+        <w:numPr>
+          <w:ilvl w:val="0"/>
+          <w:numId w:val="1005"/>
+        </w:numPr>
+      </w:pPr>
+      <w:r>
+        <w:t xml:space="preserve">What projects/events/brands will see it in action for the first time?</w:t>
+      </w:r>
+    </w:p>
+    <w:bookmarkStart w:id="37" w:name="semi-automated-transcription"/>
+    <w:p>
+      <w:pPr>
+        <w:pStyle w:val="Heading3"/>
+      </w:pPr>
+      <w:r>
+        <w:t xml:space="preserve">Semi-Automated Transcription</w:t>
+      </w:r>
+    </w:p>
+    <w:tbl>
+      <w:tblPr>
+        <w:tblStyle w:val="Table"/>
+        <w:tblW w:type="auto" w:w="0"/>
+        <w:tblLook w:firstRow="1" w:lastRow="0" w:firstColumn="0" w:lastColumn="0" w:noHBand="0" w:noVBand="0" w:val="0020"/>
       </w:tblPr>
       <w:tblGrid>
         <w:gridCol w:w="3960"/>
@@ -484,116 +1475,82 @@
           <w:p>
             <w:pPr>
               <w:pStyle w:val="Compact"/>
-            </w:pPr>
-            <w:r>
-              <w:t xml:space="preserve">column 1</w:t>
-            </w:r>
-          </w:p>
-        </w:tc>
-        <w:tc>
-          <w:tcPr/>
-          <w:p>
-            <w:pPr>
-              <w:pStyle w:val="Compact"/>
-            </w:pPr>
-            <w:r>
-              <w:t xml:space="preserve">column 2</w:t>
-            </w:r>
-          </w:p>
-        </w:tc>
-      </w:tr>
-      <w:tr>
-        <w:tc>
-          <w:tcPr/>
-          <w:p>
-            <w:pPr>
-              <w:pStyle w:val="Compact"/>
-            </w:pPr>
-            <w:r>
-              <w:t xml:space="preserve">All human beings are born free and equal in dignity and rights.</w:t>
-            </w:r>
-          </w:p>
-        </w:tc>
-        <w:tc>
-          <w:tcPr/>
-          <w:p>
-            <w:pPr>
-              <w:pStyle w:val="Compact"/>
-            </w:pPr>
-            <w:r>
-              <w:t xml:space="preserve">All human beings are born free and equal in dignity and rights.</w:t>
-            </w:r>
-          </w:p>
-        </w:tc>
-      </w:tr>
-      <w:tr>
-        <w:tc>
-          <w:tcPr/>
-          <w:p>
-            <w:pPr>
-              <w:pStyle w:val="Compact"/>
-            </w:pPr>
-            <w:r>
-              <w:t xml:space="preserve">All human beings are born free and equal in dignity and rights.</w:t>
-            </w:r>
-          </w:p>
-        </w:tc>
-        <w:tc>
-          <w:tcPr/>
-          <w:p>
-            <w:pPr>
-              <w:pStyle w:val="Compact"/>
-            </w:pPr>
-            <w:r>
-              <w:t xml:space="preserve">All human beings are born free and equal in dignity and rights.</w:t>
-            </w:r>
-          </w:p>
-        </w:tc>
-      </w:tr>
-      <w:tr>
-        <w:tc>
-          <w:tcPr/>
-          <w:p>
-            <w:pPr>
-              <w:pStyle w:val="Compact"/>
-            </w:pPr>
-            <w:r>
-              <w:t xml:space="preserve">All human beings are born free and equal in dignity and rights.</w:t>
-            </w:r>
-          </w:p>
-        </w:tc>
-        <w:tc>
-          <w:tcPr/>
-          <w:p>
-            <w:pPr>
-              <w:pStyle w:val="Compact"/>
-            </w:pPr>
-            <w:r>
-              <w:t xml:space="preserve">All human beings are born free and equal in dignity and rights.</w:t>
-            </w:r>
-          </w:p>
-        </w:tc>
-      </w:tr>
-      <w:tr>
-        <w:tc>
-          <w:tcPr/>
-          <w:p>
-            <w:pPr>
-              <w:pStyle w:val="Compact"/>
-            </w:pPr>
-            <w:r>
-              <w:t xml:space="preserve">All human beings are born free and equal in dignity and rights.</w:t>
-            </w:r>
-          </w:p>
-        </w:tc>
-        <w:tc>
-          <w:tcPr/>
-          <w:p>
-            <w:pPr>
-              <w:pStyle w:val="Compact"/>
-            </w:pPr>
-            <w:r>
-              <w:t xml:space="preserve">All human beings are born free and equal in dignity and rights.</w:t>
+              <w:jc w:val="left"/>
+            </w:pPr>
+            <w:r>
+              <w:t xml:space="preserve">Speaker</w:t>
+            </w:r>
+          </w:p>
+        </w:tc>
+        <w:tc>
+          <w:tcPr/>
+          <w:p>
+            <w:pPr>
+              <w:pStyle w:val="Compact"/>
+              <w:jc w:val="left"/>
+            </w:pPr>
+            <w:r>
+              <w:t xml:space="preserve">Role</w:t>
+            </w:r>
+          </w:p>
+        </w:tc>
+      </w:tr>
+      <w:tr>
+        <w:tc>
+          <w:tcPr/>
+          <w:p>
+            <w:pPr>
+              <w:pStyle w:val="Compact"/>
+              <w:jc w:val="left"/>
+            </w:pPr>
+            <w:r>
+              <w:rPr>
+                <w:b/>
+                <w:bCs/>
+              </w:rPr>
+              <w:t xml:space="preserve">[I]</w:t>
+            </w:r>
+          </w:p>
+        </w:tc>
+        <w:tc>
+          <w:tcPr/>
+          <w:p>
+            <w:pPr>
+              <w:pStyle w:val="Compact"/>
+              <w:jc w:val="left"/>
+            </w:pPr>
+            <w:r>
+              <w:t xml:space="preserve">Interviewer</w:t>
+            </w:r>
+          </w:p>
+        </w:tc>
+      </w:tr>
+      <w:tr>
+        <w:tc>
+          <w:tcPr/>
+          <w:p>
+            <w:pPr>
+              <w:pStyle w:val="Compact"/>
+              <w:jc w:val="left"/>
+            </w:pPr>
+            <w:r>
+              <w:rPr>
+                <w:b/>
+                <w:bCs/>
+              </w:rPr>
+              <w:t xml:space="preserve">[TPO]</w:t>
+            </w:r>
+          </w:p>
+        </w:tc>
+        <w:tc>
+          <w:tcPr/>
+          <w:p>
+            <w:pPr>
+              <w:pStyle w:val="Compact"/>
+              <w:jc w:val="left"/>
+            </w:pPr>
+            <w:r>
+              <w:t xml:space="preserve">Technology Product Owner</w:t>
             </w:r>
           </w:p>
         </w:tc>
@@ -604,17 +1561,478 @@
         <w:pStyle w:val="BodyText"/>
       </w:pPr>
       <w:r>
-        <w:t xml:space="preserve">All human beings are born free and equal in dignity and rights. All human beings are born free and equal in dignity and rights. All human beings are born free and equal in dignity and rights. All human beings are born free and equal in dignity and rights.</w:t>
-      </w:r>
-    </w:p>
-    <w:bookmarkEnd w:id="29"/>
-    <w:bookmarkStart w:id="31" w:name="footnotes"/>
+        <w:t xml:space="preserve"> </w:t>
+      </w:r>
+    </w:p>
+    <w:tbl>
+      <w:tblPr>
+        <w:tblStyle w:val="Table"/>
+        <w:tblW w:type="pct" w:w="5000"/>
+        <w:tblLayout w:type="fixed"/>
+        <w:tblLook w:firstRow="0" w:lastRow="0" w:firstColumn="0" w:lastColumn="0" w:noHBand="0" w:noVBand="0" w:val="0000"/>
+      </w:tblPr>
+      <w:tblGrid>
+        <w:gridCol w:w="3960"/>
+        <w:gridCol w:w="3960"/>
+      </w:tblGrid>
+      <w:tr>
+        <w:tc>
+          <w:tcPr/>
+          <w:p>
+            <w:pPr>
+              <w:pStyle w:val="Compact"/>
+              <w:jc w:val="left"/>
+            </w:pPr>
+            <w:r>
+              <w:rPr>
+                <w:b/>
+                <w:bCs/>
+              </w:rPr>
+              <w:t xml:space="preserve">[I]</w:t>
+            </w:r>
+            <w:r>
+              <w:t xml:space="preserve"> </w:t>
+            </w:r>
+            <w:r>
+              <w:t xml:space="preserve">Iya Mas, mungkin pertama aku konfirmasi dulu Mas Gia ini adalah Technology Produk Officer ya di IT Paragon</w:t>
+            </w:r>
+          </w:p>
+        </w:tc>
+        <w:tc>
+          <w:tcPr/>
+          <w:p>
+            <w:pPr>
+              <w:pStyle w:val="Compact"/>
+            </w:pPr>
+          </w:p>
+        </w:tc>
+      </w:tr>
+      <w:tr>
+        <w:tc>
+          <w:tcPr/>
+          <w:p>
+            <w:pPr>
+              <w:pStyle w:val="Compact"/>
+            </w:pPr>
+          </w:p>
+        </w:tc>
+        <w:tc>
+          <w:tcPr/>
+          <w:p>
+            <w:pPr>
+              <w:pStyle w:val="Compact"/>
+              <w:jc w:val="left"/>
+            </w:pPr>
+            <w:r>
+              <w:rPr>
+                <w:b/>
+                <w:bCs/>
+              </w:rPr>
+              <w:t xml:space="preserve">[TPO]</w:t>
+            </w:r>
+            <w:r>
+              <w:t xml:space="preserve"> </w:t>
+            </w:r>
+            <w:r>
+              <w:t xml:space="preserve">Iya betul, Technology Product Owner di Paragon</w:t>
+            </w:r>
+          </w:p>
+        </w:tc>
+      </w:tr>
+      <w:tr>
+        <w:tc>
+          <w:tcPr/>
+          <w:p>
+            <w:pPr>
+              <w:pStyle w:val="Compact"/>
+              <w:jc w:val="left"/>
+            </w:pPr>
+            <w:r>
+              <w:rPr>
+                <w:b/>
+                <w:bCs/>
+              </w:rPr>
+              <w:t xml:space="preserve">[I]</w:t>
+            </w:r>
+            <w:r>
+              <w:t xml:space="preserve"> </w:t>
+            </w:r>
+            <w:r>
+              <w:t xml:space="preserve">Oh mohon maaf, Owner ya, oke aku mau mulai dengan pertanyaan pertama, Mas. Bagaimana sebenarnya visi dari Computer Vision Engine ini, mungkin dari segi impact dan scopenya</w:t>
+            </w:r>
+          </w:p>
+        </w:tc>
+        <w:tc>
+          <w:tcPr/>
+          <w:p>
+            <w:pPr>
+              <w:pStyle w:val="Compact"/>
+            </w:pPr>
+          </w:p>
+        </w:tc>
+      </w:tr>
+      <w:tr>
+        <w:tc>
+          <w:tcPr/>
+          <w:p>
+            <w:pPr>
+              <w:pStyle w:val="Compact"/>
+            </w:pPr>
+          </w:p>
+        </w:tc>
+        <w:tc>
+          <w:tcPr/>
+          <w:p>
+            <w:pPr>
+              <w:pStyle w:val="Compact"/>
+              <w:jc w:val="left"/>
+            </w:pPr>
+            <w:r>
+              <w:rPr>
+                <w:b/>
+                <w:bCs/>
+              </w:rPr>
+              <w:t xml:space="preserve">[TPO]</w:t>
+            </w:r>
+            <w:r>
+              <w:t xml:space="preserve"> </w:t>
+            </w:r>
+            <w:r>
+              <w:t xml:space="preserve">Iya CV Engine itu nanti akan dibangun sebagai salah satu building block Untuk kita bisa menghasilkan suatu rekomendasi produk yang lebih akurat ya. Jadinya, misal customer melakukan scanning wajah gitu ya. Itu harapannya nanti Vision Engine itu akan meng-capture dan menganalisa dengan lebih akurat secara terus menerus, artinya terus menerus kita akan improvement dengan retraining model. Kemudian kita pertajam dari sisi analisa. Tidak hanya dari sisi bentuk wajah, tapi juga dari warna kulit, external factor Contohnya misal UV Index, humidity, dan lain-lain. Nah ini harapannya sebenarnya Vision Engine itu akan membantu kita bisa men-shaping ke customer yang lebih segmented dan targeted. Dan akhirnya nanti produk recommendation yang kita berikan itu memang yang men-solve dan meng-capture isu dari customer itu sendiri. Nah dan harapannya lagi sebenarnya kalau bicara bisnis impactnya ya, kita bisa membuat sesuatu seperti system as a service juga yang nanti bisa kita jual di luar Paragon, yang harapannya nanti akan membawa revenue baru di luar Paragon itu sendiri. Paling mungkin dari aku secara vision-nya itu seperti itu ya</w:t>
+            </w:r>
+          </w:p>
+        </w:tc>
+      </w:tr>
+      <w:tr>
+        <w:tc>
+          <w:tcPr/>
+          <w:p>
+            <w:pPr>
+              <w:pStyle w:val="Compact"/>
+              <w:jc w:val="left"/>
+            </w:pPr>
+            <w:r>
+              <w:rPr>
+                <w:b/>
+                <w:bCs/>
+              </w:rPr>
+              <w:t xml:space="preserve">[I]</w:t>
+            </w:r>
+            <w:r>
+              <w:t xml:space="preserve"> </w:t>
+            </w:r>
+            <w:r>
+              <w:t xml:space="preserve">Baik, untuk awal, project, event, atau brand apa aja mas sudah terlihat akan menggunakan engine-nya</w:t>
+            </w:r>
+          </w:p>
+        </w:tc>
+        <w:tc>
+          <w:tcPr/>
+          <w:p>
+            <w:pPr>
+              <w:pStyle w:val="Compact"/>
+            </w:pPr>
+          </w:p>
+        </w:tc>
+      </w:tr>
+      <w:tr>
+        <w:tc>
+          <w:tcPr/>
+          <w:p>
+            <w:pPr>
+              <w:pStyle w:val="Compact"/>
+            </w:pPr>
+          </w:p>
+        </w:tc>
+        <w:tc>
+          <w:tcPr/>
+          <w:p>
+            <w:pPr>
+              <w:pStyle w:val="Compact"/>
+              <w:jc w:val="left"/>
+            </w:pPr>
+            <w:r>
+              <w:rPr>
+                <w:b/>
+                <w:bCs/>
+              </w:rPr>
+              <w:t xml:space="preserve">[TPO]</w:t>
+            </w:r>
+            <w:r>
+              <w:t xml:space="preserve"> </w:t>
+            </w:r>
+            <w:r>
+              <w:t xml:space="preserve">Ya kalau untuk project, event, dan brand itu mungkin hampir semua yang akan menggunakan CV Engine ini ya. Mungkin kita akan coba piloting dari beberapa event terlebih dahulu gitu ya. Nah misalnya contohnya event di Wardah ada A.M. Club, nah dia bisa jadi salah satu piloting untuk kita melakukan proses Vision Engine ini. Harapannya sih nanti kita gradually ya, improve dan expand gitu Misalnya dari sisi piloting itu sudah oke Kita coba mulai approach ke existing-existing platform kita ya Yang sudah di brand-brand atau di event-event Mungkin harapannya kita bisa nge-replace yang vendor pernah kerjakan. Jadi semua proses dan data owningnya itu di kita Harapannya sih seperti itu, Mas Reza</w:t>
+            </w:r>
+          </w:p>
+        </w:tc>
+      </w:tr>
+      <w:tr>
+        <w:tc>
+          <w:tcPr/>
+          <w:p>
+            <w:pPr>
+              <w:pStyle w:val="Compact"/>
+              <w:jc w:val="left"/>
+            </w:pPr>
+            <w:r>
+              <w:rPr>
+                <w:b/>
+                <w:bCs/>
+              </w:rPr>
+              <w:t xml:space="preserve">[I]</w:t>
+            </w:r>
+            <w:r>
+              <w:t xml:space="preserve"> </w:t>
+            </w:r>
+            <w:r>
+              <w:t xml:space="preserve">Baik Mas. Kemudian Sebenarnya wawancara ini itu dalam rangka saya itu akan mem-propose sebuah sistem observability seperti itu Mas Untuk diterapkan di engine-nya yang baru nanti. Nah Yang saya mau bertanya, Apakah membagikan video usage dari sistem saya itu yang artinya mungkin menunjukkan data aktual gitu ya dari pengguna-pengguna enginee yang baru itu keluar lingkungan perusahaan apakah dibolehkan, Mas?</w:t>
+            </w:r>
+          </w:p>
+        </w:tc>
+        <w:tc>
+          <w:tcPr/>
+          <w:p>
+            <w:pPr>
+              <w:pStyle w:val="Compact"/>
+            </w:pPr>
+          </w:p>
+        </w:tc>
+      </w:tr>
+      <w:tr>
+        <w:tc>
+          <w:tcPr/>
+          <w:p>
+            <w:pPr>
+              <w:pStyle w:val="Compact"/>
+            </w:pPr>
+          </w:p>
+        </w:tc>
+        <w:tc>
+          <w:tcPr/>
+          <w:p>
+            <w:pPr>
+              <w:pStyle w:val="Compact"/>
+              <w:jc w:val="left"/>
+            </w:pPr>
+            <w:r>
+              <w:rPr>
+                <w:b/>
+                <w:bCs/>
+              </w:rPr>
+              <w:t xml:space="preserve">[TPO]</w:t>
+            </w:r>
+            <w:r>
+              <w:t xml:space="preserve"> </w:t>
+            </w:r>
+            <w:r>
+              <w:t xml:space="preserve">Ya kalau untuk simulasi ya Simulasi dan juga video Dari sisi performance kita itu dibolehkan Mas, Selama itu bukan data customer ya Dan juga data produk-produk sensitif kita Itu dibolehkan Mas</w:t>
+            </w:r>
+          </w:p>
+        </w:tc>
+      </w:tr>
+      <w:tr>
+        <w:tc>
+          <w:tcPr/>
+          <w:p>
+            <w:pPr>
+              <w:pStyle w:val="Compact"/>
+              <w:jc w:val="left"/>
+            </w:pPr>
+            <w:r>
+              <w:rPr>
+                <w:b/>
+                <w:bCs/>
+              </w:rPr>
+              <w:t xml:space="preserve">[I]</w:t>
+            </w:r>
+            <w:r>
+              <w:t xml:space="preserve"> </w:t>
+            </w:r>
+            <w:r>
+              <w:t xml:space="preserve">Baik, terima kasih Mas. Kemudian pertanyaan terakhir, setelah ini saya akan melakukan juga wawancara dengan stakeholder Yaitu mungkin dari sisi engineeringnya Yang akan menjadi pengguna langsung dari sistem yang akan saya buat begitu. Nah apabila proposal saya nanti dinilai feasible, sponsorship atau dukungan apa saja yang mungkin Mas berikan ya Untuk pengembangan sistem saya? Kalau mungkin secara secara poin-poin itu saya membutuhkan pertama Boleh mengakses API engine yang baru Mungkin diperbolehkan untuk tidak dibilling atau tanpa berbayar begitu Lalu mungkin kedua Kami akan butuh bertanya-tanya yang dalam hal ini konsultasi begitu Yang profesional dengan internal experts. Mungkin kalau di estimasi sampai dengan akhir proyek atau akhir tahun ini Kira-kira setengah sampai satu jam seperti itu Mas. Nah untuk dua hal tersebut Apakah mungkin untuk diberikan?</w:t>
+            </w:r>
+          </w:p>
+        </w:tc>
+        <w:tc>
+          <w:tcPr/>
+          <w:p>
+            <w:pPr>
+              <w:pStyle w:val="Compact"/>
+            </w:pPr>
+          </w:p>
+        </w:tc>
+      </w:tr>
+      <w:tr>
+        <w:tc>
+          <w:tcPr/>
+          <w:p>
+            <w:pPr>
+              <w:pStyle w:val="Compact"/>
+            </w:pPr>
+          </w:p>
+        </w:tc>
+        <w:tc>
+          <w:tcPr/>
+          <w:p>
+            <w:pPr>
+              <w:pStyle w:val="Compact"/>
+              <w:jc w:val="left"/>
+            </w:pPr>
+            <w:r>
+              <w:rPr>
+                <w:b/>
+                <w:bCs/>
+              </w:rPr>
+              <w:t xml:space="preserve">[TPO]</w:t>
+            </w:r>
+            <w:r>
+              <w:t xml:space="preserve"> </w:t>
+            </w:r>
+            <w:r>
+              <w:t xml:space="preserve">Ya Kalau untuk yang poin satu Nanti kita bisa coba Berikan aksesnya ya. Mungkin nanti bisa Ada beberapa Ini juga ya beberapa kriteria juga ya Yang penting sebenarnya kan Kita tidak mengakses data customer aja. Yang kedua untuk subject matter expert pun sebenarnya Dari sisi kita juga Ada yang mungkin lebih ahli ya dari penggunaan computer vision Misalnya contohnya kayak Kayak Risman gitu ya Atau Mungkin Mas Redha gitu ya Di level Yang lebih atas Nah itu Mungkin mereka bisa lebih expert ya Untuk dijadikan sebagai Konsultasi gitu</w:t>
+            </w:r>
+          </w:p>
+        </w:tc>
+      </w:tr>
+      <w:tr>
+        <w:tc>
+          <w:tcPr/>
+          <w:p>
+            <w:pPr>
+              <w:pStyle w:val="Compact"/>
+              <w:jc w:val="left"/>
+            </w:pPr>
+            <w:r>
+              <w:rPr>
+                <w:b/>
+                <w:bCs/>
+              </w:rPr>
+              <w:t xml:space="preserve">[I]</w:t>
+            </w:r>
+            <w:r>
+              <w:t xml:space="preserve"> </w:t>
+            </w:r>
+            <w:r>
+              <w:t xml:space="preserve">Baik Terima kasih Kalau begitu, boleh saya Konfirmasi Akan didukung lah ya Untuk setidaknya dua Tadi itu Dan mungkin akan diarahkan ke Expert Yang Lebih expert tadi ya Dengan Pak Risman dan Mas Redha</w:t>
+            </w:r>
+          </w:p>
+        </w:tc>
+        <w:tc>
+          <w:tcPr/>
+          <w:p>
+            <w:pPr>
+              <w:pStyle w:val="Compact"/>
+            </w:pPr>
+          </w:p>
+        </w:tc>
+      </w:tr>
+      <w:tr>
+        <w:tc>
+          <w:tcPr/>
+          <w:p>
+            <w:pPr>
+              <w:pStyle w:val="Compact"/>
+            </w:pPr>
+          </w:p>
+        </w:tc>
+        <w:tc>
+          <w:tcPr/>
+          <w:p>
+            <w:pPr>
+              <w:pStyle w:val="Compact"/>
+              <w:jc w:val="left"/>
+            </w:pPr>
+            <w:r>
+              <w:rPr>
+                <w:b/>
+                <w:bCs/>
+              </w:rPr>
+              <w:t xml:space="preserve">[TPO]</w:t>
+            </w:r>
+            <w:r>
+              <w:t xml:space="preserve"> </w:t>
+            </w:r>
+            <w:r>
+              <w:t xml:space="preserve">Ya betul</w:t>
+            </w:r>
+          </w:p>
+        </w:tc>
+      </w:tr>
+      <w:tr>
+        <w:tc>
+          <w:tcPr/>
+          <w:p>
+            <w:pPr>
+              <w:pStyle w:val="Compact"/>
+              <w:jc w:val="left"/>
+            </w:pPr>
+            <w:r>
+              <w:rPr>
+                <w:b/>
+                <w:bCs/>
+              </w:rPr>
+              <w:t xml:space="preserve">[I]</w:t>
+            </w:r>
+            <w:r>
+              <w:t xml:space="preserve"> </w:t>
+            </w:r>
+            <w:r>
+              <w:t xml:space="preserve">Oke Selanjutnya Boleh dikonfirmasi Mas Ini nanti itu Akan estimasinya Secara roadmap Di Q4 Tahun ini kah Atau seperti apa Mas?</w:t>
+            </w:r>
+          </w:p>
+        </w:tc>
+        <w:tc>
+          <w:tcPr/>
+          <w:p>
+            <w:pPr>
+              <w:pStyle w:val="Compact"/>
+            </w:pPr>
+          </w:p>
+        </w:tc>
+      </w:tr>
+      <w:tr>
+        <w:tc>
+          <w:tcPr/>
+          <w:p>
+            <w:pPr>
+              <w:pStyle w:val="Compact"/>
+            </w:pPr>
+          </w:p>
+        </w:tc>
+        <w:tc>
+          <w:tcPr/>
+          <w:p>
+            <w:pPr>
+              <w:pStyle w:val="Compact"/>
+              <w:jc w:val="left"/>
+            </w:pPr>
+            <w:r>
+              <w:rPr>
+                <w:b/>
+                <w:bCs/>
+              </w:rPr>
+              <w:t xml:space="preserve">[TPO]</w:t>
+            </w:r>
+            <w:r>
+              <w:t xml:space="preserve"> </w:t>
+            </w:r>
+            <w:r>
+              <w:t xml:space="preserve">Ya Nanti kita Akan mulai start dari Q3 sekarang. Dan harapannya di Q4 itu kita udah bisa cover hampir semua brand ya Menggunakan existing platform kita gitu. Mungkin secara milestone Seperti itu ya Mas Reza</w:t>
+            </w:r>
+          </w:p>
+        </w:tc>
+      </w:tr>
+    </w:tbl>
+    <w:bookmarkEnd w:id="37"/>
+    <w:bookmarkEnd w:id="38"/>
+    <w:bookmarkStart w:id="40" w:name="X00c2670f0763986128b471075105a4d45b7b873"/>
     <w:p>
       <w:pPr>
         <w:pStyle w:val="Heading2"/>
       </w:pPr>
       <w:r>
-        <w:t xml:space="preserve">Footnotes</w:t>
+        <w:t xml:space="preserve">Question Set 2: Challenges when Optimizing AI Application</w:t>
       </w:r>
     </w:p>
     <w:p>
@@ -622,245 +2040,480 @@
         <w:pStyle w:val="FirstParagraph"/>
       </w:pPr>
       <w:r>
-        <w:t xml:space="preserve">All human beings are born free and equal in dignity and rights. All human beings are born free and equal in dignity and rights.</w:t>
-      </w:r>
+        <w:t xml:space="preserve">This set enumerates technical challenges if and when business team requests AI application optimization.</w:t>
+      </w:r>
+    </w:p>
+    <w:p>
+      <w:pPr>
+        <w:pStyle w:val="Compact"/>
+        <w:numPr>
+          <w:ilvl w:val="0"/>
+          <w:numId w:val="1006"/>
+        </w:numPr>
+      </w:pPr>
+      <w:r>
+        <w:t xml:space="preserve">Which stage feels the slowest?</w:t>
+      </w:r>
+    </w:p>
+    <w:bookmarkStart w:id="39" w:name="semi-automated-transcription-1"/>
+    <w:p>
+      <w:pPr>
+        <w:pStyle w:val="Heading3"/>
+      </w:pPr>
+      <w:r>
+        <w:t xml:space="preserve">Semi-Automated Transcription</w:t>
+      </w:r>
+    </w:p>
+    <w:tbl>
+      <w:tblPr>
+        <w:tblStyle w:val="Table"/>
+        <w:tblW w:type="auto" w:w="0"/>
+        <w:tblLook w:firstRow="1" w:lastRow="0" w:firstColumn="0" w:lastColumn="0" w:noHBand="0" w:noVBand="0" w:val="0020"/>
+      </w:tblPr>
+      <w:tblGrid>
+        <w:gridCol w:w="3960"/>
+        <w:gridCol w:w="3960"/>
+      </w:tblGrid>
+      <w:tr>
+        <w:trPr>
+          <w:tblHeader w:val="on"/>
+        </w:trPr>
+        <w:tc>
+          <w:tcPr/>
+          <w:p>
+            <w:pPr>
+              <w:pStyle w:val="Compact"/>
+              <w:jc w:val="left"/>
+            </w:pPr>
+            <w:r>
+              <w:t xml:space="preserve">Speaker</w:t>
+            </w:r>
+          </w:p>
+        </w:tc>
+        <w:tc>
+          <w:tcPr/>
+          <w:p>
+            <w:pPr>
+              <w:pStyle w:val="Compact"/>
+              <w:jc w:val="left"/>
+            </w:pPr>
+            <w:r>
+              <w:t xml:space="preserve">Role</w:t>
+            </w:r>
+          </w:p>
+        </w:tc>
+      </w:tr>
+      <w:tr>
+        <w:tc>
+          <w:tcPr/>
+          <w:p>
+            <w:pPr>
+              <w:pStyle w:val="Compact"/>
+              <w:jc w:val="left"/>
+            </w:pPr>
+            <w:r>
+              <w:rPr>
+                <w:b/>
+                <w:bCs/>
+              </w:rPr>
+              <w:t xml:space="preserve">[I]</w:t>
+            </w:r>
+          </w:p>
+        </w:tc>
+        <w:tc>
+          <w:tcPr/>
+          <w:p>
+            <w:pPr>
+              <w:pStyle w:val="Compact"/>
+              <w:jc w:val="left"/>
+            </w:pPr>
+            <w:r>
+              <w:t xml:space="preserve">Interviewer</w:t>
+            </w:r>
+          </w:p>
+        </w:tc>
+      </w:tr>
+      <w:tr>
+        <w:tc>
+          <w:tcPr/>
+          <w:p>
+            <w:pPr>
+              <w:pStyle w:val="Compact"/>
+              <w:jc w:val="left"/>
+            </w:pPr>
+            <w:r>
+              <w:rPr>
+                <w:b/>
+                <w:bCs/>
+              </w:rPr>
+              <w:t xml:space="preserve">[EM]</w:t>
+            </w:r>
+          </w:p>
+        </w:tc>
+        <w:tc>
+          <w:tcPr/>
+          <w:p>
+            <w:pPr>
+              <w:pStyle w:val="Compact"/>
+              <w:jc w:val="left"/>
+            </w:pPr>
+            <w:r>
+              <w:t xml:space="preserve">Engineering Manager</w:t>
+            </w:r>
+          </w:p>
+        </w:tc>
+      </w:tr>
+    </w:tbl>
+    <w:p>
+      <w:pPr>
+        <w:pStyle w:val="BodyText"/>
+      </w:pPr>
       <w:r>
         <w:t xml:space="preserve"> </w:t>
       </w:r>
-      <w:r>
-        <w:t xml:space="preserve">All human beings are born free and equal in dignity and rights. All human beings are born free and equal in dignity and rights.</w:t>
-      </w:r>
-      <w:r>
-        <w:rPr>
-          <w:rStyle w:val="FootnoteReference"/>
-        </w:rPr>
-        <w:footnoteReference w:id="30"/>
-      </w:r>
-    </w:p>
-    <w:bookmarkEnd w:id="31"/>
-    <w:bookmarkStart w:id="32" w:name="quotes"/>
-    <w:p>
-      <w:pPr>
-        <w:pStyle w:val="Heading2"/>
-      </w:pPr>
-      <w:r>
-        <w:t xml:space="preserve">Quotes</w:t>
-      </w:r>
-    </w:p>
-    <w:p>
-      <w:pPr>
-        <w:pStyle w:val="BlockText"/>
-      </w:pPr>
-      <w:r>
-        <w:rPr>
-          <w:lang w:val="de"/>
-        </w:rPr>
-        <w:t xml:space="preserve">Alle Menschen sind frei und gleich an Würde und Rechten geboren.</w:t>
-      </w:r>
-    </w:p>
-    <w:p>
-      <w:pPr>
-        <w:pStyle w:val="FirstParagraph"/>
-      </w:pPr>
-      <w:r>
-        <w:t xml:space="preserve">All human beings are born free and equal in dignity and rights. All human beings are born free and equal in dignity and rights. All human beings are born free and equal in dignity and rights. All human beings are born free and equal in dignity and rights.</w:t>
-      </w:r>
-    </w:p>
-    <w:bookmarkEnd w:id="32"/>
-    <w:bookmarkStart w:id="35" w:name="scientific-citations"/>
-    <w:p>
-      <w:pPr>
-        <w:pStyle w:val="Heading2"/>
-      </w:pPr>
-      <w:r>
-        <w:t xml:space="preserve">Scientific citations</w:t>
-      </w:r>
-    </w:p>
-    <w:p>
-      <w:pPr>
-        <w:pStyle w:val="BlockText"/>
-      </w:pPr>
-      <w:r>
-        <w:t xml:space="preserve">All human beings are born free and equal in dignity and rights. They are endowed with reason and conscience and should act towards one another in a spirit of brotherhood.</w:t>
-      </w:r>
-      <w:r>
-        <w:t xml:space="preserve"> </w:t>
-      </w:r>
-      <w:r>
-        <w:t xml:space="preserve">United Nations</w:t>
-      </w:r>
-      <w:r>
-        <w:rPr>
-          <w:rStyle w:val="FootnoteReference"/>
-        </w:rPr>
-        <w:footnoteReference w:id="33"/>
-      </w:r>
-    </w:p>
-    <w:p>
-      <w:pPr>
-        <w:pStyle w:val="FirstParagraph"/>
-      </w:pPr>
-      <w:r>
-        <w:t xml:space="preserve">All human beings are born free and equal in dignity and rights. All human beings are born free and equal in dignity and rights. All human beings are born free and equal in dignity and rights. All human beings are born free and equal in dignity and rights.</w:t>
-      </w:r>
-      <w:r>
-        <w:rPr>
-          <w:rStyle w:val="FootnoteReference"/>
-        </w:rPr>
-        <w:footnoteReference w:id="34"/>
-      </w:r>
-    </w:p>
-    <w:bookmarkEnd w:id="35"/>
-    <w:bookmarkEnd w:id="36"/>
-    <w:bookmarkStart w:id="40" w:name="references"/>
-    <w:p>
-      <w:pPr>
-        <w:pStyle w:val="Heading1"/>
-      </w:pPr>
-      <w:r>
-        <w:t xml:space="preserve">References</w:t>
-      </w:r>
-    </w:p>
-    <w:bookmarkStart w:id="39" w:name="refs"/>
-    <w:bookmarkStart w:id="37" w:name="ref-brown2016"/>
-    <w:p>
-      <w:pPr>
-        <w:pStyle w:val="Bibliography"/>
-      </w:pPr>
-      <w:r>
-        <w:t xml:space="preserve">Brown, Gordon, ed.</w:t>
-      </w:r>
-      <w:r>
-        <w:t xml:space="preserve"> </w:t>
-      </w:r>
-      <w:r>
-        <w:rPr>
-          <w:i/>
-          <w:iCs/>
-        </w:rPr>
-        <w:t xml:space="preserve">The</w:t>
-      </w:r>
-      <w:r>
-        <w:rPr>
-          <w:i/>
-          <w:iCs/>
-        </w:rPr>
-        <w:t xml:space="preserve"> </w:t>
-      </w:r>
-      <w:r>
-        <w:rPr>
-          <w:i/>
-          <w:iCs/>
-        </w:rPr>
-        <w:t xml:space="preserve">Universal</w:t>
-      </w:r>
-      <w:r>
-        <w:rPr>
-          <w:i/>
-          <w:iCs/>
-        </w:rPr>
-        <w:t xml:space="preserve"> </w:t>
-      </w:r>
-      <w:r>
-        <w:rPr>
-          <w:i/>
-          <w:iCs/>
-        </w:rPr>
-        <w:t xml:space="preserve">Declaration</w:t>
-      </w:r>
-      <w:r>
-        <w:rPr>
-          <w:i/>
-          <w:iCs/>
-        </w:rPr>
-        <w:t xml:space="preserve"> </w:t>
-      </w:r>
-      <w:r>
-        <w:rPr>
-          <w:i/>
-          <w:iCs/>
-        </w:rPr>
-        <w:t xml:space="preserve">of</w:t>
-      </w:r>
-      <w:r>
-        <w:rPr>
-          <w:i/>
-          <w:iCs/>
-        </w:rPr>
-        <w:t xml:space="preserve"> </w:t>
-      </w:r>
-      <w:r>
-        <w:rPr>
-          <w:i/>
-          <w:iCs/>
-        </w:rPr>
-        <w:t xml:space="preserve">Human</w:t>
-      </w:r>
-      <w:r>
-        <w:rPr>
-          <w:i/>
-          <w:iCs/>
-        </w:rPr>
-        <w:t xml:space="preserve"> </w:t>
-      </w:r>
-      <w:r>
-        <w:rPr>
-          <w:i/>
-          <w:iCs/>
-        </w:rPr>
-        <w:t xml:space="preserve">Rights</w:t>
-      </w:r>
-      <w:r>
-        <w:rPr>
-          <w:i/>
-          <w:iCs/>
-        </w:rPr>
-        <w:t xml:space="preserve"> </w:t>
-      </w:r>
-      <w:r>
-        <w:rPr>
-          <w:i/>
-          <w:iCs/>
-        </w:rPr>
-        <w:t xml:space="preserve">in the 21st Century, a Living Document in a Changing World</w:t>
-      </w:r>
-      <w:r>
-        <w:t xml:space="preserve">. Cambridge, [New York]: Open Book Publishers ; NYU Global Institute for Advanced Study, 2016.</w:t>
-      </w:r>
-    </w:p>
-    <w:bookmarkEnd w:id="37"/>
-    <w:bookmarkStart w:id="38" w:name="ref-unitednations1948"/>
-    <w:p>
-      <w:pPr>
-        <w:pStyle w:val="Bibliography"/>
-      </w:pPr>
-      <w:r>
-        <w:t xml:space="preserve">United Nations.</w:t>
-      </w:r>
-      <w:r>
-        <w:t xml:space="preserve"> </w:t>
-      </w:r>
-      <w:r>
-        <w:rPr>
-          <w:i/>
-          <w:iCs/>
-        </w:rPr>
-        <w:t xml:space="preserve">Universal Declaration of Human Rights</w:t>
-      </w:r>
-      <w:r>
-        <w:t xml:space="preserve">. 1948.</w:t>
-      </w:r>
-    </w:p>
-    <w:bookmarkEnd w:id="38"/>
+    </w:p>
+    <w:tbl>
+      <w:tblPr>
+        <w:tblStyle w:val="Table"/>
+        <w:tblW w:type="pct" w:w="5000"/>
+        <w:tblLayout w:type="fixed"/>
+        <w:tblLook w:firstRow="0" w:lastRow="0" w:firstColumn="0" w:lastColumn="0" w:noHBand="0" w:noVBand="0" w:val="0000"/>
+      </w:tblPr>
+      <w:tblGrid>
+        <w:gridCol w:w="3960"/>
+        <w:gridCol w:w="3960"/>
+      </w:tblGrid>
+      <w:tr>
+        <w:tc>
+          <w:tcPr/>
+          <w:p>
+            <w:pPr>
+              <w:pStyle w:val="Compact"/>
+              <w:jc w:val="left"/>
+            </w:pPr>
+            <w:r>
+              <w:rPr>
+                <w:b/>
+                <w:bCs/>
+              </w:rPr>
+              <w:t xml:space="preserve">[I]</w:t>
+            </w:r>
+            <w:r>
+              <w:t xml:space="preserve"> </w:t>
+            </w:r>
+            <w:r>
+              <w:t xml:space="preserve">Mbak, boleh konfirmasi dulu posisinya sebagai Engineering Manager yang kemungkinan akan handle tim Computer Vision Engine ini?</w:t>
+            </w:r>
+          </w:p>
+        </w:tc>
+        <w:tc>
+          <w:tcPr/>
+          <w:p>
+            <w:pPr>
+              <w:pStyle w:val="Compact"/>
+            </w:pPr>
+          </w:p>
+        </w:tc>
+      </w:tr>
+      <w:tr>
+        <w:tc>
+          <w:tcPr/>
+          <w:p>
+            <w:pPr>
+              <w:pStyle w:val="Compact"/>
+            </w:pPr>
+          </w:p>
+        </w:tc>
+        <w:tc>
+          <w:tcPr/>
+          <w:p>
+            <w:pPr>
+              <w:pStyle w:val="Compact"/>
+              <w:jc w:val="left"/>
+            </w:pPr>
+            <w:r>
+              <w:rPr>
+                <w:b/>
+                <w:bCs/>
+              </w:rPr>
+              <w:t xml:space="preserve">[EM]</w:t>
+            </w:r>
+            <w:r>
+              <w:t xml:space="preserve"> </w:t>
+            </w:r>
+            <w:r>
+              <w:t xml:space="preserve">Iya betul, saya Engineering Manager yang pegang tim yang akan develop dan maintain CV Engine ini, jadi dari sisi teknikal implementation-nya itu tanggung jawab saya</w:t>
+            </w:r>
+          </w:p>
+        </w:tc>
+      </w:tr>
+      <w:tr>
+        <w:tc>
+          <w:tcPr/>
+          <w:p>
+            <w:pPr>
+              <w:pStyle w:val="Compact"/>
+              <w:jc w:val="left"/>
+            </w:pPr>
+            <w:r>
+              <w:rPr>
+                <w:b/>
+                <w:bCs/>
+              </w:rPr>
+              <w:t xml:space="preserve">[I]</w:t>
+            </w:r>
+            <w:r>
+              <w:t xml:space="preserve"> </w:t>
+            </w:r>
+            <w:r>
+              <w:t xml:space="preserve">Oke, aku mau mulai dari sisi karakteristik beban kerja dulu ya Mbak. Kalau kita lihat use case seperti Virtual Try On misalnya, itu di tahap mana biasanya yang paling terasa lambat? Mulai dari device user sampai ke server IT Paragon</w:t>
+            </w:r>
+          </w:p>
+        </w:tc>
+        <w:tc>
+          <w:tcPr/>
+          <w:p>
+            <w:pPr>
+              <w:pStyle w:val="Compact"/>
+            </w:pPr>
+          </w:p>
+        </w:tc>
+      </w:tr>
+      <w:tr>
+        <w:tc>
+          <w:tcPr/>
+          <w:p>
+            <w:pPr>
+              <w:pStyle w:val="Compact"/>
+            </w:pPr>
+          </w:p>
+        </w:tc>
+        <w:tc>
+          <w:tcPr/>
+          <w:p>
+            <w:pPr>
+              <w:pStyle w:val="Compact"/>
+              <w:jc w:val="left"/>
+            </w:pPr>
+            <w:r>
+              <w:rPr>
+                <w:b/>
+                <w:bCs/>
+              </w:rPr>
+              <w:t xml:space="preserve">[EM]</w:t>
+            </w:r>
+            <w:r>
+              <w:t xml:space="preserve"> </w:t>
+            </w:r>
+            <w:r>
+              <w:t xml:space="preserve">Jadi kalau kita breakdown end-to-end flow-nya ya, mulai dari user buka kamera di device, itu ada beberapa fase. Pertama capture image atau video frame di client side, itu biasanya cepat karena cuma proses lokal. Terus upload ke server, nah ini tergantung network condition user, apalagi kalau resolusi image-nya besar. Setelah sampai di server, ada preprocessing dulu — resize, normalization, face detection kalau perlu crop area wajah. Nah dari pengalaman kita develop prototype awal, yang paling terasa berat itu justru di bagian inference-nya sendiri, terutama kalau modelnya cukup kompleks kayak untuk deteksi skin tone atau segmentation wajah yang detail. Apalagi kalau GPU lagi busy handle banyak request bersamaan, itu queueing time-nya yang bisa jadi bottleneck, bukan compute time-nya doang. Jadi dugaan saya sih nanti yang perlu di-instrument dengan detail itu ya di sekitar inference call itu, termasuk berapa lama antri sebelum dieksekusi, sama utilization GPU-nya gimana. I/O layer juga penting tapi saya rasa itu lebih predictable, yang inference itu yang paling banyak variabelnya</w:t>
+            </w:r>
+          </w:p>
+        </w:tc>
+      </w:tr>
+      <w:tr>
+        <w:tc>
+          <w:tcPr/>
+          <w:p>
+            <w:pPr>
+              <w:pStyle w:val="Compact"/>
+              <w:jc w:val="left"/>
+            </w:pPr>
+            <w:r>
+              <w:rPr>
+                <w:b/>
+                <w:bCs/>
+              </w:rPr>
+              <w:t xml:space="preserve">[I]</w:t>
+            </w:r>
+            <w:r>
+              <w:t xml:space="preserve"> </w:t>
+            </w:r>
+            <w:r>
+              <w:t xml:space="preserve">Menarik Mbak, berarti nanti kita perlu lihat dari sisi custom span di inference call ya, sama GPU metrics-nya. Lanjut ke pertanyaan berikutnya soal arsitektur deployment. Aplikasinya nanti direncanakan monolith atau microservices, Mbak? Terus model CV-nya rencananya di-serve pakai apa?</w:t>
+            </w:r>
+          </w:p>
+        </w:tc>
+        <w:tc>
+          <w:tcPr/>
+          <w:p>
+            <w:pPr>
+              <w:pStyle w:val="Compact"/>
+            </w:pPr>
+          </w:p>
+        </w:tc>
+      </w:tr>
+      <w:tr>
+        <w:tc>
+          <w:tcPr/>
+          <w:p>
+            <w:pPr>
+              <w:pStyle w:val="Compact"/>
+            </w:pPr>
+          </w:p>
+        </w:tc>
+        <w:tc>
+          <w:tcPr/>
+          <w:p>
+            <w:pPr>
+              <w:pStyle w:val="Compact"/>
+              <w:jc w:val="left"/>
+            </w:pPr>
+            <w:r>
+              <w:rPr>
+                <w:b/>
+                <w:bCs/>
+              </w:rPr>
+              <w:t xml:space="preserve">[EM]</w:t>
+            </w:r>
+            <w:r>
+              <w:t xml:space="preserve"> </w:t>
+            </w:r>
+            <w:r>
+              <w:t xml:space="preserve">Untuk arsitektur, kita condong ke microservices ya, karena kita mau CV Engine ini bisa scale independent dari servis lain, dan juga supaya tim bisa deploy dan iterate model tanpa ganggu servis lain yang udah jalan. Jadi nanti kemungkinan flow-nya itu ada gateway di depan, terus masuk ke preprocessing service, baru habis itu ke inference service yang khusus handle model CV-nya. Untuk serving model sendiri, kita masih eksplorasi, tapi condongnya pakai Python dulu karena tim data science kita juga develop model-nya di Python, jadi memudahkan dari sisi maintenance dan velocity. Kemungkinan kita mulai dari custom FastAPI service untuk yang lebih fleksibel, tapi kita juga masih buka opsi ke TorchServe atau Triton kalau ternyata butuh throughput yang lebih tinggi dan udah ada built-in optimization dari sananya. Untuk bahasa utama across service, kemungkinan besar Python juga untuk konsistensi, tapi kita juga masih eksplorasi opsi lain kalau ada bagian yang butuh performance lebih tinggi. Yang jelas iya, request-nya bakal melintasi beberapa service, jadi tracing itu bakal penting banget buat kita bisa lihat di mana exactly bottleneck-nya terjadi</w:t>
+            </w:r>
+          </w:p>
+        </w:tc>
+      </w:tr>
+      <w:tr>
+        <w:tc>
+          <w:tcPr/>
+          <w:p>
+            <w:pPr>
+              <w:pStyle w:val="Compact"/>
+              <w:jc w:val="left"/>
+            </w:pPr>
+            <w:r>
+              <w:rPr>
+                <w:b/>
+                <w:bCs/>
+              </w:rPr>
+              <w:t xml:space="preserve">[I]</w:t>
+            </w:r>
+            <w:r>
+              <w:t xml:space="preserve"> </w:t>
+            </w:r>
+            <w:r>
+              <w:t xml:space="preserve">Oke, berarti nanti kita perlu SDK OTel yang Python-based dulu ya sebagai prioritas, dengan opsi auto-instrumentation untuk FastAPI, dan karena request-nya lintas service, distributed tracing jadi krusial, bukan cuma single-service tracing. Lanjut ke observability yang sudah ada, Mbak. Apakah service CV Engine ini nanti akan didaftarkan di Datadog milik tim infra?</w:t>
+            </w:r>
+          </w:p>
+        </w:tc>
+        <w:tc>
+          <w:tcPr/>
+          <w:p>
+            <w:pPr>
+              <w:pStyle w:val="Compact"/>
+            </w:pPr>
+          </w:p>
+        </w:tc>
+      </w:tr>
+      <w:tr>
+        <w:tc>
+          <w:tcPr/>
+          <w:p>
+            <w:pPr>
+              <w:pStyle w:val="Compact"/>
+            </w:pPr>
+          </w:p>
+        </w:tc>
+        <w:tc>
+          <w:tcPr/>
+          <w:p>
+            <w:pPr>
+              <w:pStyle w:val="Compact"/>
+              <w:jc w:val="left"/>
+            </w:pPr>
+            <w:r>
+              <w:rPr>
+                <w:b/>
+                <w:bCs/>
+              </w:rPr>
+              <w:t xml:space="preserve">[EM]</w:t>
+            </w:r>
+            <w:r>
+              <w:t xml:space="preserve"> </w:t>
+            </w:r>
+            <w:r>
+              <w:t xml:space="preserve">Iya, jadi sejauh ini semua service production kita itu emang wajib onboarding ke Datadog, itu udah jadi standar dari tim infra. Cuma yang jadi concern saya adalah, Datadog itu kan lebih ke observability platform yang general purpose ya, dia bagus untuk metrics dan logs standar, APM juga ada. Tapi untuk kebutuhan CV Engine yang butuh instrumentasi lebih spesifik, misalnya GPU metrics yang detail atau custom span untuk track queueing time di inference, saya belum yakin itu udah ke-cover dengan baik dari Datadog agent yang sekarang. Jadi kemungkinan kita butuh setup OpenTelemetry Collector sendiri sebagai layer tambahan, yang nanti bisa kita pakai untuk collect metrics dan traces yang lebih custom, baru kita export ke Datadog via OTLP supaya tetap terpusat di satu observability backend yang sama dengan servis lain. Untuk prioritas gap-nya sendiri, saya rasa Traces itu yang paling urgent karena kita butuh visibility di flow lintas service tadi, disusul Metrics terutama yang terkait resource utilization, baru Logs karena itu saya rasa udah cukup ter-cover dari standar logging yang ada</w:t>
+            </w:r>
+          </w:p>
+        </w:tc>
+      </w:tr>
+      <w:tr>
+        <w:tc>
+          <w:tcPr/>
+          <w:p>
+            <w:pPr>
+              <w:pStyle w:val="Compact"/>
+              <w:jc w:val="left"/>
+            </w:pPr>
+            <w:r>
+              <w:rPr>
+                <w:b/>
+                <w:bCs/>
+              </w:rPr>
+              <w:t xml:space="preserve">[I]</w:t>
+            </w:r>
+            <w:r>
+              <w:t xml:space="preserve"> </w:t>
+            </w:r>
+            <w:r>
+              <w:t xml:space="preserve">Baik Mbak, jadi nanti kita bisa design OTel Collector sebagai agregasi layer baru yang expor ke Datadog, dengan prioritas Traces dan Metrics dulu. Pertanyaan terakhir dari saya soal target SLA, Mbak. Optimisasi yang lebih prioritas itu biasanya untuk mencapai target apa — throughput, cost efficiency, atau reliability?</w:t>
+            </w:r>
+          </w:p>
+        </w:tc>
+        <w:tc>
+          <w:tcPr/>
+          <w:p>
+            <w:pPr>
+              <w:pStyle w:val="Compact"/>
+            </w:pPr>
+          </w:p>
+        </w:tc>
+      </w:tr>
+      <w:tr>
+        <w:tc>
+          <w:tcPr/>
+          <w:p>
+            <w:pPr>
+              <w:pStyle w:val="Compact"/>
+            </w:pPr>
+          </w:p>
+        </w:tc>
+        <w:tc>
+          <w:tcPr/>
+          <w:p>
+            <w:pPr>
+              <w:pStyle w:val="Compact"/>
+              <w:jc w:val="left"/>
+            </w:pPr>
+            <w:r>
+              <w:rPr>
+                <w:b/>
+                <w:bCs/>
+              </w:rPr>
+              <w:t xml:space="preserve">[EM]</w:t>
+            </w:r>
+            <w:r>
+              <w:t xml:space="preserve"> </w:t>
+            </w:r>
+            <w:r>
+              <w:t xml:space="preserve">Ini pertanyaan yang bagus, karena sebenarnya ketiganya itu saling tarik-menarik ya. Tapi kalau saya harus urutkan prioritas di fase awal ini, saya rasa reliability dulu yang paling penting, karena ini masih early stage dan kita gak mau customer experience-nya terganggu gara-gara error rate yang tinggi atau service yang down. Jadi target awal kita itu pastiin error rate serendah mungkin dan availability yang tinggi dulu. Habis itu baru throughput, karena kita tau nanti volume request bakal naik seiring adoption fitur ini, jadi kita perlu tau berapa FPS atau requests per second yang bisa kita handle dengan setup sekarang, supaya kita bisa planning capacity dengan lebih baik. Cost efficiency itu prioritas ketiga buat saya, bukan berarti gak penting, tapi saya rasa itu sesuatu yang bisa kita optimize belakangan begitu kita udah punya baseline yang solid dari reliability dan throughput. Kalau dari sisi metric yang perlu di-instrument, kayaknya histogram untuk latency itu wajib banget supaya kita bisa lihat distribusinya, gak cuma rata-rata doang. Counter untuk request dan error juga penting buat hitung error rate. Terus gauge untuk resource utilization kayak GPU memory sama utilization-nya, itu juga krusial buat kita bisa alert kalau resource-nya udah mepet</w:t>
+            </w:r>
+          </w:p>
+        </w:tc>
+      </w:tr>
+    </w:tbl>
     <w:bookmarkEnd w:id="39"/>
     <w:bookmarkEnd w:id="40"/>
-    <w:bookmarkStart w:id="43" w:name="a.-interview-questions-and-transcripts"/>
+    <w:bookmarkEnd w:id="41"/>
+    <w:bookmarkStart w:id="42" w:name="appendix-b.-interview-audio-recording"/>
     <w:p>
       <w:pPr>
         <w:pStyle w:val="Heading1"/>
       </w:pPr>
       <w:r>
-        <w:t xml:space="preserve">A. Interview Questions and Transcripts</w:t>
+        <w:t xml:space="preserve">Appendix B. Interview Audio Recording</w:t>
       </w:r>
     </w:p>
     <w:p>
@@ -868,192 +2521,10 @@
         <w:pStyle w:val="FirstParagraph"/>
       </w:pPr>
       <w:r>
-        <w:t xml:space="preserve">The first question set looks to contextualize where under project sponsor’s umbrella project our system sits.</w:t>
-      </w:r>
-      <w:r>
-        <w:t xml:space="preserve"> </w:t>
-      </w:r>
-      <w:r>
-        <w:t xml:space="preserve">This set confirms whether our proposal is feasible in terms of scope and timeline.</w:t>
-      </w:r>
-      <w:r>
-        <w:t xml:space="preserve"> </w:t>
-      </w:r>
-      <w:r>
-        <w:t xml:space="preserve">## Question Set 1: Umbrella Project Scope and Sponsorship</w:t>
-      </w:r>
-      <w:r>
-        <w:t xml:space="preserve"> </w:t>
-      </w:r>
-      <w:r>
-        <w:t xml:space="preserve">Bagaimana visi dari CV Engine ini dari segi impact dan scope-nya?</w:t>
-      </w:r>
-    </w:p>
-    <w:p>
-      <w:pPr>
-        <w:pStyle w:val="BodyText"/>
-      </w:pPr>
-      <w:r>
-        <w:t xml:space="preserve">Project atau brand apa saja yang sudah terlihat akan menggunakan CV Engine?</w:t>
-      </w:r>
-    </w:p>
-    <w:p>
-      <w:pPr>
-        <w:pStyle w:val="BodyText"/>
-      </w:pPr>
-      <w:r>
-        <w:t xml:space="preserve">Apakah membagikan video penggunaan dashboard telemetry CV Engine ke luar lingkungan perusahaan dibolehkan?</w:t>
-      </w:r>
-      <w:r>
-        <w:t xml:space="preserve"> </w:t>
-      </w:r>
-      <w:r>
-        <w:t xml:space="preserve">(youtube)</w:t>
-      </w:r>
-    </w:p>
-    <w:p>
-      <w:pPr>
-        <w:pStyle w:val="BodyText"/>
-      </w:pPr>
-      <w:r>
-        <w:t xml:space="preserve">Saya akan melakukan wawancara lanjutan dengan stakeholder yang akan menjadi pengguna dari sistem yang saya ajukan untuk dibuat.</w:t>
-      </w:r>
-      <w:r>
-        <w:t xml:space="preserve"> </w:t>
-      </w:r>
-      <w:r>
-        <w:t xml:space="preserve">Apabila proposal saya dinilai feasible, sponsorship apa saja yang mungkin Mas berikan untuk pengembangan sistem saya?</w:t>
-      </w:r>
-      <w:r>
-        <w:t xml:space="preserve"> </w:t>
-      </w:r>
-      <w:r>
-        <w:t xml:space="preserve">Saya membutuhkan: 1) akses API CV Engine tanpa berbayar, 2) konsultasi profesional dengan Subject Matter Expert kira-kira sebulan sekali sampai dengan akhir tahun ini, masing-masing berdurasi 30 sampai 60 menit.</w:t>
-      </w:r>
-    </w:p>
-    <w:bookmarkStart w:id="41" w:name="Xab5983adc228a162427622df8d33aaf0c122762"/>
-    <w:p>
-      <w:pPr>
-        <w:pStyle w:val="Heading2"/>
-      </w:pPr>
-      <w:r>
-        <w:t xml:space="preserve">Question Set 2: First Integration Evaluation Criteria</w:t>
-      </w:r>
-    </w:p>
-    <w:p>
-      <w:pPr>
-        <w:pStyle w:val="FirstParagraph"/>
-      </w:pPr>
-      <w:r>
-        <w:t xml:space="preserve">Bagaimana gambaran timeline mulai dari CV Engine go live, hingga event Kahf yang memakai Hair Analyzer, sampai dengan evaluasi event Kahf tersebut?</w:t>
-      </w:r>
-    </w:p>
-    <w:p>
-      <w:pPr>
-        <w:pStyle w:val="BodyText"/>
-      </w:pPr>
-      <w:r>
-        <w:t xml:space="preserve">Siapa yang akan memberikan approval baik/tidaknya hasil evaluasinya (misal nama jabatan dari brand)?</w:t>
-      </w:r>
-    </w:p>
-    <w:p>
-      <w:pPr>
-        <w:pStyle w:val="BodyText"/>
-      </w:pPr>
-      <w:r>
-        <w:t xml:space="preserve">Apa bentuk data yang biasanya akan diminta kepada tim IT?</w:t>
-      </w:r>
-      <w:r>
-        <w:t xml:space="preserve"> </w:t>
-      </w:r>
-      <w:r>
-        <w:t xml:space="preserve">metrics mentah (untuk dianalisis di masa depan), perbandingan terhadap baseline (baseline-nya apa), traceability (kronologis)</w:t>
-      </w:r>
-    </w:p>
-    <w:p>
-      <w:pPr>
-        <w:pStyle w:val="BodyText"/>
-      </w:pPr>
-      <w:r>
-        <w:t xml:space="preserve">Apakah setelah CV Engine digunakan di event Kahf, tim brand sudah harus mengambil keputusan untuk drop, buy, or build sebagian atau keseluruhan aplikasi?</w:t>
-      </w:r>
-    </w:p>
-    <w:bookmarkEnd w:id="41"/>
-    <w:bookmarkStart w:id="42" w:name="X09ddf990bba2ceaf3f524f122f672c98ff4d8c9"/>
-    <w:p>
-      <w:pPr>
-        <w:pStyle w:val="Heading2"/>
-      </w:pPr>
-      <w:r>
-        <w:t xml:space="preserve">Question Set 3: Challenges when Optimizing AI Application</w:t>
-      </w:r>
-    </w:p>
-    <w:p>
-      <w:pPr>
-        <w:pStyle w:val="FirstParagraph"/>
-      </w:pPr>
-      <w:r>
-        <w:t xml:space="preserve">This set enumerates technical challenges if and when business team requests AI application optimization.</w:t>
-      </w:r>
-      <w:r>
-        <w:t xml:space="preserve"> </w:t>
-      </w:r>
-      <w:r>
-        <w:t xml:space="preserve">what are we solving</w:t>
-      </w:r>
-    </w:p>
-    <w:p>
-      <w:pPr>
-        <w:pStyle w:val="BodyText"/>
-      </w:pPr>
-      <w:r>
-        <w:t xml:space="preserve">Bagian mana dari CV Engine atau Hair Analyzer yang paling sulit untuk dioptimalkan saat ini—misalnya accuracy, latency, resource usage, image quality, atau robustness terhadap kondisi input yang berbeda?</w:t>
-      </w:r>
-    </w:p>
-    <w:p>
-      <w:pPr>
-        <w:pStyle w:val="BodyText"/>
-      </w:pPr>
-      <w:r>
-        <w:t xml:space="preserve">Ketika terjadi hasil yang kurang baik atau failure, seberapa mudah tim IT mengidentifikasi penyebabnya dan melakukan traceability dari output kembali ke proses/model/input yang menghasilkan output tersebut?</w:t>
-      </w:r>
-    </w:p>
-    <w:p>
-      <w:pPr>
-        <w:pStyle w:val="BodyText"/>
-      </w:pPr>
-      <w:r>
-        <w:t xml:space="preserve">Data atau observability seperti apa yang saat ini belum tersedia tetapi akan paling membantu tim dalam melakukan optimization dan troubleshooting CV Engine?</w:t>
-      </w:r>
-    </w:p>
-    <w:p>
-      <w:pPr>
-        <w:pStyle w:val="BodyText"/>
-      </w:pPr>
-      <w:r>
-        <w:t xml:space="preserve">traces (waterfall graph), metrics (cpu memory graphs), logs</w:t>
+        <w:t xml:space="preserve">Minimally edited audio recording files are inserted to this DOCX document.</w:t>
       </w:r>
     </w:p>
     <w:bookmarkEnd w:id="42"/>
-    <w:bookmarkEnd w:id="43"/>
-    <w:bookmarkStart w:id="44" w:name="b.-interview-audio-recording"/>
-    <w:p>
-      <w:pPr>
-        <w:pStyle w:val="Heading1"/>
-      </w:pPr>
-      <w:r>
-        <w:t xml:space="preserve">B. Interview Audio Recording</w:t>
-      </w:r>
-    </w:p>
-    <w:p>
-      <w:pPr>
-        <w:pStyle w:val="FirstParagraph"/>
-      </w:pPr>
-      <w:r>
-        <w:t xml:space="preserve">Minimally edited audio recording files are inserted to this DOCX document.</w:t>
-      </w:r>
-    </w:p>
-    <w:bookmarkEnd w:id="44"/>
     <w:sectPr>
       <w:footnotePr>
         <w:numRestart w:val="eachSect"/>
@@ -1102,7 +2573,7 @@
       </w:r>
     </w:p>
   </w:footnote>
-  <w:footnote w:id="30">
+  <w:footnote w:id="27">
     <w:p>
       <w:pPr>
         <w:pStyle w:val="FootnoteText"/>
@@ -1117,55 +2588,7 @@
         <w:t xml:space="preserve"> </w:t>
       </w:r>
       <w:r>
-        <w:t xml:space="preserve">All human beings are born free and equal in dignity and rights.</w:t>
-      </w:r>
-    </w:p>
-  </w:footnote>
-  <w:footnote w:id="33">
-    <w:p>
-      <w:pPr>
-        <w:pStyle w:val="FootnoteText"/>
-      </w:pPr>
-      <w:r>
-        <w:rPr>
-          <w:rStyle w:val="FootnoteReference"/>
-        </w:rPr>
-        <w:footnoteRef/>
-      </w:r>
-      <w:r>
-        <w:t xml:space="preserve"> </w:t>
-      </w:r>
-      <w:r>
-        <w:rPr>
-          <w:i/>
-          <w:iCs/>
-        </w:rPr>
-        <w:t xml:space="preserve">Universal Declaration of Human Rights</w:t>
-      </w:r>
-      <w:r>
-        <w:t xml:space="preserve"> </w:t>
-      </w:r>
-      <w:r>
-        <w:t xml:space="preserve">(1948).</w:t>
-      </w:r>
-    </w:p>
-  </w:footnote>
-  <w:footnote w:id="34">
-    <w:p>
-      <w:pPr>
-        <w:pStyle w:val="FootnoteText"/>
-      </w:pPr>
-      <w:r>
-        <w:rPr>
-          <w:rStyle w:val="FootnoteReference"/>
-        </w:rPr>
-        <w:footnoteRef/>
-      </w:r>
-      <w:r>
-        <w:t xml:space="preserve"> </w:t>
-      </w:r>
-      <w:r>
-        <w:t xml:space="preserve">United Nations.</w:t>
+        <w:t xml:space="preserve">https://www.datadoghq.com/pricing/?site=ap2</w:t>
       </w:r>
     </w:p>
   </w:footnote>
@@ -1353,11 +2776,165 @@
       </w:rPr>
     </w:lvl>
   </w:abstractNum>
+  <w:abstractNum w:abstractNumId="99411">
+    <w:nsid w:val="00A99411"/>
+    <w:multiLevelType w:val="multilevel"/>
+    <w:lvl w:ilvl="0">
+      <w:start w:val="1"/>
+      <w:numFmt w:val="decimal"/>
+      <w:lvlText w:val="%1."/>
+      <w:lvlJc w:val="left"/>
+      <w:pPr>
+        <w:ind w:left="720" w:hanging="360"/>
+      </w:pPr>
+    </w:lvl>
+    <w:lvl w:ilvl="1">
+      <w:start w:val="1"/>
+      <w:numFmt w:val="decimal"/>
+      <w:lvlText w:val="%2."/>
+      <w:lvlJc w:val="left"/>
+      <w:pPr>
+        <w:ind w:left="1440" w:hanging="360"/>
+      </w:pPr>
+    </w:lvl>
+    <w:lvl w:ilvl="2">
+      <w:start w:val="1"/>
+      <w:numFmt w:val="decimal"/>
+      <w:lvlText w:val="%3."/>
+      <w:lvlJc w:val="left"/>
+      <w:pPr>
+        <w:ind w:left="2160" w:hanging="360"/>
+      </w:pPr>
+    </w:lvl>
+    <w:lvl w:ilvl="3">
+      <w:start w:val="1"/>
+      <w:numFmt w:val="decimal"/>
+      <w:lvlText w:val="%4."/>
+      <w:lvlJc w:val="left"/>
+      <w:pPr>
+        <w:ind w:left="2880" w:hanging="360"/>
+      </w:pPr>
+    </w:lvl>
+    <w:lvl w:ilvl="4">
+      <w:start w:val="1"/>
+      <w:numFmt w:val="decimal"/>
+      <w:lvlText w:val="%5."/>
+      <w:lvlJc w:val="left"/>
+      <w:pPr>
+        <w:ind w:left="3600" w:hanging="360"/>
+      </w:pPr>
+    </w:lvl>
+    <w:lvl w:ilvl="5">
+      <w:start w:val="1"/>
+      <w:numFmt w:val="decimal"/>
+      <w:lvlText w:val="%6."/>
+      <w:lvlJc w:val="left"/>
+      <w:pPr>
+        <w:ind w:left="4320" w:hanging="360"/>
+      </w:pPr>
+    </w:lvl>
+    <w:lvl w:ilvl="6">
+      <w:start w:val="1"/>
+      <w:numFmt w:val="decimal"/>
+      <w:lvlText w:val="%7."/>
+      <w:lvlJc w:val="left"/>
+      <w:pPr>
+        <w:ind w:left="5040" w:hanging="360"/>
+      </w:pPr>
+    </w:lvl>
+    <w:lvl w:ilvl="7">
+      <w:start w:val="1"/>
+      <w:numFmt w:val="decimal"/>
+      <w:lvlText w:val="%8."/>
+      <w:lvlJc w:val="left"/>
+      <w:pPr>
+        <w:ind w:left="5760" w:hanging="360"/>
+      </w:pPr>
+    </w:lvl>
+    <w:lvl w:ilvl="8">
+      <w:start w:val="1"/>
+      <w:numFmt w:val="decimal"/>
+      <w:lvlText w:val="%9."/>
+      <w:lvlJc w:val="left"/>
+      <w:pPr>
+        <w:ind w:left="6480" w:hanging="360"/>
+      </w:pPr>
+    </w:lvl>
+  </w:abstractNum>
   <w:num w:numId="1000">
     <w:abstractNumId w:val="990"/>
   </w:num>
   <w:num w:numId="1001">
     <w:abstractNumId w:val="991"/>
+  </w:num>
+  <w:num w:numId="1002">
+    <w:abstractNumId w:val="991"/>
+  </w:num>
+  <w:num w:numId="1003">
+    <w:abstractNumId w:val="991"/>
+  </w:num>
+  <w:num w:numId="1004">
+    <w:abstractNumId w:val="991"/>
+  </w:num>
+  <w:num w:numId="1005">
+    <w:abstractNumId w:val="99411"/>
+    <w:lvlOverride w:ilvl="0">
+      <w:startOverride w:val="1"/>
+    </w:lvlOverride>
+    <w:lvlOverride w:ilvl="1">
+      <w:startOverride w:val="1"/>
+    </w:lvlOverride>
+    <w:lvlOverride w:ilvl="2">
+      <w:startOverride w:val="1"/>
+    </w:lvlOverride>
+    <w:lvlOverride w:ilvl="3">
+      <w:startOverride w:val="1"/>
+    </w:lvlOverride>
+    <w:lvlOverride w:ilvl="4">
+      <w:startOverride w:val="1"/>
+    </w:lvlOverride>
+    <w:lvlOverride w:ilvl="5">
+      <w:startOverride w:val="1"/>
+    </w:lvlOverride>
+    <w:lvlOverride w:ilvl="6">
+      <w:startOverride w:val="1"/>
+    </w:lvlOverride>
+    <w:lvlOverride w:ilvl="7">
+      <w:startOverride w:val="1"/>
+    </w:lvlOverride>
+    <w:lvlOverride w:ilvl="8">
+      <w:startOverride w:val="1"/>
+    </w:lvlOverride>
+  </w:num>
+  <w:num w:numId="1006">
+    <w:abstractNumId w:val="99411"/>
+    <w:lvlOverride w:ilvl="0">
+      <w:startOverride w:val="1"/>
+    </w:lvlOverride>
+    <w:lvlOverride w:ilvl="1">
+      <w:startOverride w:val="1"/>
+    </w:lvlOverride>
+    <w:lvlOverride w:ilvl="2">
+      <w:startOverride w:val="1"/>
+    </w:lvlOverride>
+    <w:lvlOverride w:ilvl="3">
+      <w:startOverride w:val="1"/>
+    </w:lvlOverride>
+    <w:lvlOverride w:ilvl="4">
+      <w:startOverride w:val="1"/>
+    </w:lvlOverride>
+    <w:lvlOverride w:ilvl="5">
+      <w:startOverride w:val="1"/>
+    </w:lvlOverride>
+    <w:lvlOverride w:ilvl="6">
+      <w:startOverride w:val="1"/>
+    </w:lvlOverride>
+    <w:lvlOverride w:ilvl="7">
+      <w:startOverride w:val="1"/>
+    </w:lvlOverride>
+    <w:lvlOverride w:ilvl="8">
+      <w:startOverride w:val="1"/>
+    </w:lvlOverride>
   </w:num>
 </w:numbering>
 </file>

--- a/article/article.docx
+++ b/article/article.docx
@@ -73,7 +73,7 @@
         <w:pStyle w:val="BodyText"/>
       </w:pPr>
       <w:r>
-        <w:t xml:space="preserve">The company is strengthening its competitive advantage by moving beyond the simple purchase of emerging AI technologies and investing in the development of its own Computer Vision Engine.</w:t>
+        <w:t xml:space="preserve">Paragon is strengthening its competitive advantage by moving beyond the simple purchase of emerging AI technologies and investing in the development of its own Computer Vision Engine.</w:t>
       </w:r>
       <w:r>
         <w:t xml:space="preserve"> </w:t>
@@ -85,19 +85,25 @@
         <w:t xml:space="preserve"> </w:t>
       </w:r>
       <w:r>
-        <w:t xml:space="preserve">Computer vision, a branch of AI that enables systems to interpret images</w:t>
+        <w:t xml:space="preserve">Computer Vision (CV), a branch of AI that enables systems to interpret images</w:t>
       </w:r>
       <w:r>
         <w:t xml:space="preserve"> </w:t>
       </w:r>
       <w:r>
-        <w:t xml:space="preserve">and video, can support applications such as</w:t>
+        <w:t xml:space="preserve">and video,</w:t>
       </w:r>
       <w:r>
         <w:t xml:space="preserve"> </w:t>
       </w:r>
       <w:r>
-        <w:t xml:space="preserve">virtual try-on experience</w:t>
+        <w:t xml:space="preserve">powers Paragon’s experience applications such as</w:t>
+      </w:r>
+      <w:r>
+        <w:t xml:space="preserve"> </w:t>
+      </w:r>
+      <w:r>
+        <w:t xml:space="preserve">Virtual Try-On experience</w:t>
       </w:r>
       <w:r>
         <w:rPr>
@@ -106,7 +112,13 @@
         <w:footnoteReference w:id="9"/>
       </w:r>
       <w:r>
-        <w:t xml:space="preserve">, and in turn, product recommendations.</w:t>
+        <w:t xml:space="preserve">.</w:t>
+      </w:r>
+      <w:r>
+        <w:t xml:space="preserve"> </w:t>
+      </w:r>
+      <w:r>
+        <w:t xml:space="preserve">Strategically, fast-moving consumer goods companies invest in such consumer experiences for practical marketing purposes.</w:t>
       </w:r>
     </w:p>
     <w:bookmarkEnd w:id="10"/>
@@ -130,71 +142,25 @@
         <w:t xml:space="preserve"> </w:t>
       </w:r>
       <w:r>
-        <w:t xml:space="preserve">OpenTelemetry represents the current industry-standard convergence point for observability tooling: it</w:t>
+        <w:t xml:space="preserve">implementing instrumentation layer to an in-house CV is</w:t>
       </w:r>
       <w:r>
         <w:t xml:space="preserve"> </w:t>
       </w:r>
       <w:r>
-        <w:t xml:space="preserve">is a CNCF graduated project, vendor-neutral by design, and increasingly the default instrumentation layer that cloud providers, APM vendors,</w:t>
+        <w:t xml:space="preserve">a genuinely current problem rather than a generic IT solution exercise. CV services have workload characteristics that</w:t>
       </w:r>
       <w:r>
         <w:t xml:space="preserve"> </w:t>
       </w:r>
       <w:r>
-        <w:t xml:space="preserve">and ML platforms are converging around, replacing the fragmented, proprietary tracing SDKs of the previous decade.</w:t>
-      </w:r>
-    </w:p>
-    <w:p>
-      <w:pPr>
-        <w:pStyle w:val="BodyText"/>
-      </w:pPr>
-      <w:r>
-        <w:t xml:space="preserve">Applying it specifically to a computer vision</w:t>
+        <w:t xml:space="preserve">traditional web services don’t naturally demand, so extending its</w:t>
       </w:r>
       <w:r>
         <w:t xml:space="preserve"> </w:t>
       </w:r>
       <w:r>
-        <w:t xml:space="preserve">inference pipeline is a genuinely current problem space rather than a generic instrumentation exercise — CV and ML services have workload characteristics that</w:t>
-      </w:r>
-      <w:r>
-        <w:t xml:space="preserve"> </w:t>
-      </w:r>
-      <w:r>
-        <w:t xml:space="preserve">traditional web-service observability doesn’t naturally cover (GPU device attribution, model versioning, per-stage tensor processing latency), so extending OTel’s</w:t>
-      </w:r>
-      <w:r>
-        <w:t xml:space="preserve"> </w:t>
-      </w:r>
-      <w:r>
-        <w:t xml:space="preserve">semantic conventions into a cv.* namespace demonstrates both technical currency and the ability to adapt an emerging standard to a domain that hasn’t yet been fully</w:t>
-      </w:r>
-      <w:r>
-        <w:t xml:space="preserve"> </w:t>
-      </w:r>
-      <w:r>
-        <w:t xml:space="preserve">standardized.</w:t>
-      </w:r>
-    </w:p>
-    <w:p>
-      <w:pPr>
-        <w:pStyle w:val="BodyText"/>
-      </w:pPr>
-      <w:r>
-        <w:t xml:space="preserve">Combined with the Collector’s role in sampling, enrichment, and PII redaction before data reaches any backend, the proposal also touches on responsible-AI-adjacent</w:t>
-      </w:r>
-      <w:r>
-        <w:t xml:space="preserve"> </w:t>
-      </w:r>
-      <w:r>
-        <w:t xml:space="preserve">data governance concerns that IT departments are increasingly expected to address, which strengthens the case that this is an innovative, forward-looking system design rather</w:t>
-      </w:r>
-      <w:r>
-        <w:t xml:space="preserve"> </w:t>
-      </w:r>
-      <w:r>
-        <w:t xml:space="preserve">than a routine monitoring add-on.</w:t>
+        <w:t xml:space="preserve">conventions into an observability dashboard demonstrates technical currency while seizing cost-saving opportunity.</w:t>
       </w:r>
     </w:p>
     <w:bookmarkEnd w:id="11"/>
@@ -212,13 +178,13 @@
         <w:pStyle w:val="FirstParagraph"/>
       </w:pPr>
       <w:r>
-        <w:t xml:space="preserve">We identified 2 primary stakeholders for sponsorship of this system proposal document: Technology Product Owner and Engineering Manager.</w:t>
+        <w:t xml:space="preserve">I identified 2 primary stakeholders for sponsorship of this system request document: Technology Product Owner and Engineering Manager.</w:t>
       </w:r>
       <w:r>
         <w:t xml:space="preserve"> </w:t>
       </w:r>
       <w:r>
-        <w:t xml:space="preserve">As project initiator, I have secured verbal agreement for the following needed support points, evidence available in the appendices.</w:t>
+        <w:t xml:space="preserve">As project initiator, I have secured verbal agreement for the following support points, evidence available in the appendices.</w:t>
       </w:r>
     </w:p>
     <w:p>
@@ -270,13 +236,13 @@
         <w:pStyle w:val="FirstParagraph"/>
       </w:pPr>
       <w:r>
-        <w:t xml:space="preserve">We interviewed our proposed system’s projected primary user.</w:t>
+        <w:t xml:space="preserve">I interviewed our proposed system’s projected primary user.</w:t>
       </w:r>
       <w:r>
         <w:t xml:space="preserve"> </w:t>
       </w:r>
       <w:r>
-        <w:t xml:space="preserve">The following table summarizes the profile of relevant Engineering Manager for the system we propose.</w:t>
+        <w:t xml:space="preserve">The following table summarizes the profile of relevant Engineering Manager.</w:t>
       </w:r>
     </w:p>
     <w:tbl>
@@ -329,7 +295,7 @@
                   <w:r>
                     <w:drawing>
                       <wp:inline>
-                        <wp:extent cx="5334000" cy="4137431"/>
+                        <wp:extent cx="5334000" cy="3666281"/>
                         <wp:effectExtent b="0" l="0" r="0" t="0"/>
                         <wp:docPr descr="" title="" id="15" name="Picture"/>
                         <a:graphic>
@@ -350,7 +316,7 @@
                               <pic:spPr bwMode="auto">
                                 <a:xfrm>
                                   <a:off x="0" y="0"/>
-                                  <a:ext cx="5334000" cy="4137431"/>
+                                  <a:ext cx="5334000" cy="3666281"/>
                                 </a:xfrm>
                                 <a:prstGeom prst="rect">
                                   <a:avLst/>
@@ -391,6 +357,34 @@
         </w:tc>
       </w:tr>
     </w:tbl>
+    <w:p>
+      <w:pPr>
+        <w:pStyle w:val="BodyText"/>
+      </w:pPr>
+      <w:r>
+        <w:t xml:space="preserve">The interview captured a rather abstract problem:</w:t>
+      </w:r>
+    </w:p>
+    <w:p>
+      <w:pPr>
+        <w:pStyle w:val="BlockText"/>
+      </w:pPr>
+      <w:r>
+        <w:t xml:space="preserve">Kita tau tim bisnis akan nanya</w:t>
+      </w:r>
+      <w:r>
+        <w:t xml:space="preserve"> </w:t>
+      </w:r>
+      <w:r>
+        <w:t xml:space="preserve">“bisa dibuat lebih akurat, cepat, atau lebih murah lagi kah, mbak,”</w:t>
+      </w:r>
+      <w:r>
+        <w:t xml:space="preserve"> </w:t>
+      </w:r>
+      <w:r>
+        <w:t xml:space="preserve">cepat atau lambat. Tim engineering sih akan berusaha sebaik mungkin aja untuk menuhinnya nanti. Dan bukan tugas tim engineering untuk bikin business-case sebelum ngoding apa yang engineer pengen bikin, way of working-nya tidak seperti itu.</w:t>
+      </w:r>
+    </w:p>
     <w:bookmarkEnd w:id="18"/>
     <w:bookmarkStart w:id="19" w:name="opportunities"/>
     <w:p>
@@ -454,7 +448,59 @@
         <w:pStyle w:val="FirstParagraph"/>
       </w:pPr>
       <w:r>
-        <w:t xml:space="preserve">As an IT operations engineer responsible for the department’s computer vision services, I want end-to-end tracing and standardized metrics across the inference pipeline, so that when a request runs slow or returns an unexpected result, I can see exactly which stage introduced the delay or failure, instead of guessing from application logs alone. Today, when an external vendor or integrator reports that inference results look off for a batch of images, there is no way to correlate a single request across the pipeline layers.</w:t>
+        <w:rPr>
+          <w:b/>
+          <w:bCs/>
+          <w:i/>
+          <w:iCs/>
+        </w:rPr>
+        <w:t xml:space="preserve">As</w:t>
+      </w:r>
+      <w:r>
+        <w:t xml:space="preserve"> </w:t>
+      </w:r>
+      <w:r>
+        <w:t xml:space="preserve">an IT operations engineer responsible for the department’s computer vision services,</w:t>
+      </w:r>
+    </w:p>
+    <w:p>
+      <w:pPr>
+        <w:pStyle w:val="BodyText"/>
+      </w:pPr>
+      <w:r>
+        <w:rPr>
+          <w:b/>
+          <w:bCs/>
+          <w:i/>
+          <w:iCs/>
+        </w:rPr>
+        <w:t xml:space="preserve">I want</w:t>
+      </w:r>
+      <w:r>
+        <w:t xml:space="preserve"> </w:t>
+      </w:r>
+      <w:r>
+        <w:t xml:space="preserve">end-to-end tracing and standardized metrics across the inference pipeline,</w:t>
+      </w:r>
+    </w:p>
+    <w:p>
+      <w:pPr>
+        <w:pStyle w:val="BodyText"/>
+      </w:pPr>
+      <w:r>
+        <w:rPr>
+          <w:b/>
+          <w:bCs/>
+          <w:i/>
+          <w:iCs/>
+        </w:rPr>
+        <w:t xml:space="preserve">so that</w:t>
+      </w:r>
+      <w:r>
+        <w:t xml:space="preserve"> </w:t>
+      </w:r>
+      <w:r>
+        <w:t xml:space="preserve">when a request runs slow or returns an unexpected result, I can see exactly which stage introduced the delay or failure, instead of guessing from application logs alone. Today, when an external vendor or integrator reports that inference results look off for a batch of images, there is no way to correlate a single request across the pipeline layers.</w:t>
       </w:r>
     </w:p>
     <w:bookmarkEnd w:id="21"/>
@@ -538,7 +584,7 @@
         <w:pStyle w:val="FirstParagraph"/>
       </w:pPr>
       <w:r>
-        <w:t xml:space="preserve">We approximate expected monetary valuation of our proposed system in 2 analyses: value of having observability (versus not having observability at all) and value of avoiding external service expenses (versus spending on a benchmark external service).</w:t>
+        <w:t xml:space="preserve">I approximate expected monetary valuation of our proposed system in 2 analyses: value of having observability (versus not having observability at all) and value of avoiding external service expenses (versus spending on a benchmark external service).</w:t>
       </w:r>
       <w:r>
         <w:t xml:space="preserve"> </w:t>
@@ -985,7 +1031,7 @@
         <w:t xml:space="preserve"> </w:t>
       </w:r>
       <w:r>
-        <w:t xml:space="preserve">Such list is not available at this stage of the roadmap, so for the purpose of concretizing the monetary cost of subscribing to a service of its kind, we pick Datadog as a representative popular benchmark.</w:t>
+        <w:t xml:space="preserve">Such list is not available at this stage of the roadmap, so for the purpose of concretizing the monetary cost of subscribing to a service of its kind, I pick Datadog as a representative popular benchmark.</w:t>
       </w:r>
     </w:p>
     <w:bookmarkStart w:id="28" w:name="benchmark-external-service-pricelist"/>
@@ -1002,7 +1048,7 @@
         <w:pStyle w:val="FirstParagraph"/>
       </w:pPr>
       <w:r>
-        <w:t xml:space="preserve">We looked at Datadog’s pricing page</w:t>
+        <w:t xml:space="preserve">I looked at Datadog’s pricing page</w:t>
       </w:r>
       <w:r>
         <w:rPr>
@@ -1191,7 +1237,7 @@
         <w:pStyle w:val="FirstParagraph"/>
       </w:pPr>
       <w:r>
-        <w:t xml:space="preserve">We complete our system request proposal by listing issues worth anticipating.</w:t>
+        <w:t xml:space="preserve">I complete our system request proposal by listing issues worth anticipating.</w:t>
       </w:r>
     </w:p>
     <w:bookmarkStart w:id="31" w:name="implications"/>
@@ -1212,16 +1258,29 @@
         </w:numPr>
       </w:pPr>
       <w:r>
-        <w:t xml:space="preserve">Application performance overhead: (need citation for</w:t>
+        <w:rPr>
+          <w:b/>
+          <w:bCs/>
+        </w:rPr>
+        <w:t xml:space="preserve">Application performance overhead:</w:t>
       </w:r>
       <w:r>
         <w:t xml:space="preserve"> </w:t>
       </w:r>
       <w:r>
-        <w:t xml:space="preserve">“apm implementing software induces performance overhead”</w:t>
-      </w:r>
-      <w:r>
-        <w:t xml:space="preserve">)</w:t>
+        <w:t xml:space="preserve">Studies of instrumentation overhead are often conducted within a specific language ecosystem and its corresponding observability frameworks. For example,</w:t>
+      </w:r>
+      <w:r>
+        <w:t xml:space="preserve"> </w:t>
+      </w:r>
+      <w:r>
+        <w:t xml:space="preserve">Reichelt et al. (2026)</w:t>
+      </w:r>
+      <w:r>
+        <w:t xml:space="preserve"> </w:t>
+      </w:r>
+      <w:r>
+        <w:t xml:space="preserve">evaluates seven distributed-tracing frameworks in the Java ecosystem (including OpenTelemetry) and reports significant differences in their performance overhead. However, regardless of the relative efficiency of individual frameworks, the study establishes the more fundamental point relevant to this work: instrumentation is not overhead-free.</w:t>
       </w:r>
     </w:p>
     <w:bookmarkEnd w:id="31"/>
@@ -1236,49 +1295,77 @@
     </w:p>
     <w:p>
       <w:pPr>
-        <w:pStyle w:val="Compact"/>
         <w:numPr>
           <w:ilvl w:val="0"/>
           <w:numId w:val="1004"/>
         </w:numPr>
       </w:pPr>
       <w:r>
-        <w:t xml:space="preserve">Discipline from application developers and integrators: (need citation for</w:t>
+        <w:rPr>
+          <w:b/>
+          <w:bCs/>
+        </w:rPr>
+        <w:t xml:space="preserve">Discipline from application developers and integrators:</w:t>
       </w:r>
       <w:r>
         <w:t xml:space="preserve"> </w:t>
       </w:r>
       <w:r>
-        <w:t xml:space="preserve">“maintaining apm log statements requires discipline”</w:t>
-      </w:r>
-      <w:r>
-        <w:t xml:space="preserve">)</w:t>
-      </w:r>
-    </w:p>
-    <w:p>
-      <w:pPr>
-        <w:pStyle w:val="Compact"/>
+        <w:t xml:space="preserve">Maintaining application logging requires ongoing discipline, as modifications to log statements can affect downstream log analysis. A systematic mapping study of logging practices from</w:t>
+      </w:r>
+      <w:r>
+        <w:t xml:space="preserve"> </w:t>
+      </w:r>
+      <w:r>
+        <w:t xml:space="preserve">Gu et al. (2022)</w:t>
+      </w:r>
+      <w:r>
+        <w:t xml:space="preserve"> </w:t>
+      </w:r>
+      <w:r>
+        <w:t xml:space="preserve">identified</w:t>
+      </w:r>
+      <w:r>
+        <w:t xml:space="preserve"> </w:t>
+      </w:r>
+      <w:r>
+        <w:rPr>
+          <w:i/>
+          <w:iCs/>
+        </w:rPr>
+        <w:t xml:space="preserve">maintenance barriers</w:t>
+      </w:r>
+      <w:r>
+        <w:t xml:space="preserve"> </w:t>
+      </w:r>
+      <w:r>
+        <w:t xml:space="preserve">as a major issue, reported across over 17% of its primary studies. Such modifications can also introduce errors into the main system, increasing the overall cost over time.</w:t>
+      </w:r>
+    </w:p>
+    <w:p>
+      <w:pPr>
         <w:numPr>
           <w:ilvl w:val="0"/>
           <w:numId w:val="1004"/>
         </w:numPr>
       </w:pPr>
       <w:r>
-        <w:t xml:space="preserve">Business-level demand for system optimizations: (need citation for</w:t>
+        <w:rPr>
+          <w:b/>
+          <w:bCs/>
+        </w:rPr>
+        <w:t xml:space="preserve">Business-level demand for system optimizations:</w:t>
       </w:r>
       <w:r>
         <w:t xml:space="preserve"> </w:t>
       </w:r>
       <w:r>
-        <w:t xml:space="preserve">“system optimization requests are more and more shifting from technical-level demand to business-level demand”</w:t>
-      </w:r>
-      <w:r>
-        <w:t xml:space="preserve">)</w:t>
+        <w:t xml:space="preserve">Without sustained stakeholder demand to do concrete system optimizations, the overhead outweighs its practical utility.</w:t>
       </w:r>
     </w:p>
     <w:bookmarkEnd w:id="32"/>
     <w:bookmarkEnd w:id="33"/>
-    <w:bookmarkStart w:id="36" w:name="references"/>
+    <w:bookmarkStart w:id="38" w:name="references"/>
     <w:p>
       <w:pPr>
         <w:pStyle w:val="Heading1"/>
@@ -1287,14 +1374,14 @@
         <w:t xml:space="preserve">References</w:t>
       </w:r>
     </w:p>
-    <w:bookmarkStart w:id="35" w:name="refs"/>
-    <w:bookmarkStart w:id="34" w:name="ref-brown2016"/>
+    <w:bookmarkStart w:id="37" w:name="refs"/>
+    <w:bookmarkStart w:id="34" w:name="ref-gu2022logging"/>
     <w:p>
       <w:pPr>
         <w:pStyle w:val="Bibliography"/>
       </w:pPr>
       <w:r>
-        <w:t xml:space="preserve">Brown, Gordon, ed.</w:t>
+        <w:t xml:space="preserve">Gu, S., Rong, G., Zhang, H., &amp; Shen, H. (2022). Logging practices in software engineering: A systematic mapping study.</w:t>
       </w:r>
       <w:r>
         <w:t xml:space="preserve"> </w:t>
@@ -1304,13 +1391,35 @@
           <w:i/>
           <w:iCs/>
         </w:rPr>
-        <w:t xml:space="preserve">The</w:t>
+        <w:t xml:space="preserve">IEEE Transactions on Software Engineering</w:t>
+      </w:r>
+      <w:r>
+        <w:t xml:space="preserve">,</w:t>
+      </w:r>
+      <w:r>
+        <w:t xml:space="preserve"> </w:t>
       </w:r>
       <w:r>
         <w:rPr>
           <w:i/>
           <w:iCs/>
         </w:rPr>
+        <w:t xml:space="preserve">49</w:t>
+      </w:r>
+      <w:r>
+        <w:t xml:space="preserve">(2), 902–923.</w:t>
+      </w:r>
+    </w:p>
+    <w:bookmarkEnd w:id="34"/>
+    <w:bookmarkStart w:id="36" w:name="ref-Reichelt2026BenchmarkingTO"/>
+    <w:p>
+      <w:pPr>
+        <w:pStyle w:val="Bibliography"/>
+      </w:pPr>
+      <w:r>
+        <w:t xml:space="preserve">Reichelt, D. G., Yang, S., Hansson, M., &amp; Hasselbring, W. (2026). Benchmarking the overhead of distributed tracing agents.</w:t>
+      </w:r>
+      <w:r>
         <w:t xml:space="preserve"> </w:t>
       </w:r>
       <w:r>
@@ -1318,86 +1427,27 @@
           <w:i/>
           <w:iCs/>
         </w:rPr>
-        <w:t xml:space="preserve">Universal</w:t>
-      </w:r>
-      <w:r>
-        <w:rPr>
-          <w:i/>
-          <w:iCs/>
-        </w:rPr>
+        <w:t xml:space="preserve">Proceedings of the 17th ACM/SPEC International Conference on Performance Engineering</w:t>
+      </w:r>
+      <w:r>
+        <w:t xml:space="preserve">.</w:t>
+      </w:r>
+      <w:r>
         <w:t xml:space="preserve"> </w:t>
       </w:r>
-      <w:r>
-        <w:rPr>
-          <w:i/>
-          <w:iCs/>
-        </w:rPr>
-        <w:t xml:space="preserve">Declaration</w:t>
-      </w:r>
-      <w:r>
-        <w:rPr>
-          <w:i/>
-          <w:iCs/>
-        </w:rPr>
-        <w:t xml:space="preserve"> </w:t>
-      </w:r>
-      <w:r>
-        <w:rPr>
-          <w:i/>
-          <w:iCs/>
-        </w:rPr>
-        <w:t xml:space="preserve">of</w:t>
-      </w:r>
-      <w:r>
-        <w:rPr>
-          <w:i/>
-          <w:iCs/>
-        </w:rPr>
-        <w:t xml:space="preserve"> </w:t>
-      </w:r>
-      <w:r>
-        <w:rPr>
-          <w:i/>
-          <w:iCs/>
-        </w:rPr>
-        <w:t xml:space="preserve">Human</w:t>
-      </w:r>
-      <w:r>
-        <w:rPr>
-          <w:i/>
-          <w:iCs/>
-        </w:rPr>
-        <w:t xml:space="preserve"> </w:t>
-      </w:r>
-      <w:r>
-        <w:rPr>
-          <w:i/>
-          <w:iCs/>
-        </w:rPr>
-        <w:t xml:space="preserve">Rights</w:t>
-      </w:r>
-      <w:r>
-        <w:rPr>
-          <w:i/>
-          <w:iCs/>
-        </w:rPr>
-        <w:t xml:space="preserve"> </w:t>
-      </w:r>
-      <w:r>
-        <w:rPr>
-          <w:i/>
-          <w:iCs/>
-        </w:rPr>
-        <w:t xml:space="preserve">in the 21st Century, a Living Document in a Changing World</w:t>
-      </w:r>
-      <w:r>
-        <w:t xml:space="preserve">. Cambridge, [New York]: Open Book Publishers ; NYU Global Institute for Advanced Study, 2016.</w:t>
-      </w:r>
-    </w:p>
-    <w:bookmarkEnd w:id="34"/>
-    <w:bookmarkEnd w:id="35"/>
+      <w:hyperlink r:id="rId35">
+        <w:r>
+          <w:rPr>
+            <w:rStyle w:val="Hyperlink"/>
+          </w:rPr>
+          <w:t xml:space="preserve">https://api.semanticscholar.org/CorpusID:287670269</w:t>
+        </w:r>
+      </w:hyperlink>
+    </w:p>
     <w:bookmarkEnd w:id="36"/>
-    <w:bookmarkStart w:id="41" w:name="Xdc12d9c3d2ead56970fd28d2ebe33fffeeb2374"/>
+    <w:bookmarkEnd w:id="37"/>
+    <w:bookmarkEnd w:id="38"/>
+    <w:bookmarkStart w:id="43" w:name="Xdc12d9c3d2ead56970fd28d2ebe33fffeeb2374"/>
     <w:p>
       <w:pPr>
         <w:pStyle w:val="Heading1"/>
@@ -1406,7 +1456,7 @@
         <w:t xml:space="preserve">Appendix A. Interview Questions and Transcripts</w:t>
       </w:r>
     </w:p>
-    <w:bookmarkStart w:id="38" w:name="Xc7540a1a4a3b8147fb1062177cba18a1c54dd68"/>
+    <w:bookmarkStart w:id="40" w:name="Xc7540a1a4a3b8147fb1062177cba18a1c54dd68"/>
     <w:p>
       <w:pPr>
         <w:pStyle w:val="Heading2"/>
@@ -1447,7 +1497,7 @@
         <w:t xml:space="preserve">What projects/events/brands will see it in action for the first time?</w:t>
       </w:r>
     </w:p>
-    <w:bookmarkStart w:id="37" w:name="semi-automated-transcription"/>
+    <w:bookmarkStart w:id="39" w:name="semi-automated-transcription"/>
     <w:p>
       <w:pPr>
         <w:pStyle w:val="Heading3"/>
@@ -2024,9 +2074,9 @@
         </w:tc>
       </w:tr>
     </w:tbl>
-    <w:bookmarkEnd w:id="37"/>
-    <w:bookmarkEnd w:id="38"/>
-    <w:bookmarkStart w:id="40" w:name="X00c2670f0763986128b471075105a4d45b7b873"/>
+    <w:bookmarkEnd w:id="39"/>
+    <w:bookmarkEnd w:id="40"/>
+    <w:bookmarkStart w:id="42" w:name="X00c2670f0763986128b471075105a4d45b7b873"/>
     <w:p>
       <w:pPr>
         <w:pStyle w:val="Heading2"/>
@@ -2055,7 +2105,7 @@
         <w:t xml:space="preserve">Which stage feels the slowest?</w:t>
       </w:r>
     </w:p>
-    <w:bookmarkStart w:id="39" w:name="semi-automated-transcription-1"/>
+    <w:bookmarkStart w:id="41" w:name="semi-automated-transcription-1"/>
     <w:p>
       <w:pPr>
         <w:pStyle w:val="Heading3"/>
@@ -2504,10 +2554,10 @@
         </w:tc>
       </w:tr>
     </w:tbl>
-    <w:bookmarkEnd w:id="39"/>
-    <w:bookmarkEnd w:id="40"/>
     <w:bookmarkEnd w:id="41"/>
-    <w:bookmarkStart w:id="42" w:name="appendix-b.-interview-audio-recording"/>
+    <w:bookmarkEnd w:id="42"/>
+    <w:bookmarkEnd w:id="43"/>
+    <w:bookmarkStart w:id="44" w:name="appendix-b.-interview-audio-recording"/>
     <w:p>
       <w:pPr>
         <w:pStyle w:val="Heading1"/>
@@ -2524,7 +2574,7 @@
         <w:t xml:space="preserve">Minimally edited audio recording files are inserted to this DOCX document.</w:t>
       </w:r>
     </w:p>
-    <w:bookmarkEnd w:id="42"/>
+    <w:bookmarkEnd w:id="44"/>
     <w:sectPr>
       <w:footnotePr>
         <w:numRestart w:val="eachSect"/>

--- a/article/article.docx
+++ b/article/article.docx
@@ -39,7 +39,7 @@
         <w:pStyle w:val="Date"/>
       </w:pPr>
       <w:r>
-        <w:t xml:space="preserve">2026-09-08</w:t>
+        <w:t xml:space="preserve">2026-09-09</w:t>
       </w:r>
     </w:p>
     <w:bookmarkStart w:id="13" w:name="project-sponsor"/>
@@ -154,13 +154,7 @@
         <w:t xml:space="preserve"> </w:t>
       </w:r>
       <w:r>
-        <w:t xml:space="preserve">traditional web services don’t naturally demand, so extending its</w:t>
-      </w:r>
-      <w:r>
-        <w:t xml:space="preserve"> </w:t>
-      </w:r>
-      <w:r>
-        <w:t xml:space="preserve">conventions into an observability dashboard demonstrates technical currency while seizing cost-saving opportunity.</w:t>
+        <w:t xml:space="preserve">traditional web services don’t naturally demand, so extending it with an observability capability demonstrates technical currency while seizing cost-saving opportunity.</w:t>
       </w:r>
     </w:p>
     <w:bookmarkEnd w:id="11"/>
@@ -213,7 +207,7 @@
     </w:p>
     <w:bookmarkEnd w:id="12"/>
     <w:bookmarkEnd w:id="13"/>
-    <w:bookmarkStart w:id="20" w:name="business-needs"/>
+    <w:bookmarkStart w:id="21" w:name="business-needs"/>
     <w:p>
       <w:pPr>
         <w:pStyle w:val="Heading1"/>
@@ -370,23 +364,43 @@
         <w:pStyle w:val="BlockText"/>
       </w:pPr>
       <w:r>
+        <w:rPr>
+          <w:i/>
+          <w:iCs/>
+        </w:rPr>
         <w:t xml:space="preserve">Kita tau tim bisnis akan nanya</w:t>
       </w:r>
       <w:r>
+        <w:rPr>
+          <w:i/>
+          <w:iCs/>
+        </w:rPr>
         <w:t xml:space="preserve"> </w:t>
       </w:r>
       <w:r>
+        <w:rPr>
+          <w:i/>
+          <w:iCs/>
+        </w:rPr>
         <w:t xml:space="preserve">“bisa dibuat lebih akurat, cepat, atau lebih murah lagi kah, mbak,”</w:t>
       </w:r>
       <w:r>
+        <w:rPr>
+          <w:i/>
+          <w:iCs/>
+        </w:rPr>
         <w:t xml:space="preserve"> </w:t>
       </w:r>
       <w:r>
-        <w:t xml:space="preserve">cepat atau lambat. Tim engineering sih akan berusaha sebaik mungkin aja untuk menuhinnya nanti. Dan bukan tugas tim engineering untuk bikin business-case sebelum ngoding apa yang engineer pengen bikin, way of working-nya tidak seperti itu.</w:t>
+        <w:rPr>
+          <w:i/>
+          <w:iCs/>
+        </w:rPr>
+        <w:t xml:space="preserve">cepat atau lambat. Tim engineering sih akan berusaha sebaik mungkin aja untuk menuhinnya nanti. Dan bukan tugas tim engineering untuk bikin business-case sebelum ngoding apa yang engineer pengen bikin, way of working-nya tidak seperti itu</w:t>
       </w:r>
     </w:p>
     <w:bookmarkEnd w:id="18"/>
-    <w:bookmarkStart w:id="19" w:name="opportunities"/>
+    <w:bookmarkStart w:id="20" w:name="opportunities"/>
     <w:p>
       <w:pPr>
         <w:pStyle w:val="Heading2"/>
@@ -397,35 +411,56 @@
     </w:p>
     <w:p>
       <w:pPr>
-        <w:pStyle w:val="FirstParagraph"/>
-      </w:pPr>
-      <w:r>
-        <w:t xml:space="preserve">OpenTelemetry is the default instrumentation and telemetry pipeline standard that has created an opportunity to unify observability across services, reduce vendor lock‑in, and lower total cost of ownership. Evidence from peer engineering teams shows that standardizing on it enables end-to-end trace coverage, consistent metric/trace/log semantics, and self‑service onboarding for dozens of product teams.</w:t>
-      </w:r>
-    </w:p>
-    <w:p>
-      <w:pPr>
-        <w:pStyle w:val="BodyText"/>
-      </w:pPr>
-      <w:r>
-        <w:t xml:space="preserve">Based on recent engineering blog posts, several organizations report measurable success after adopting OpenTelemetry.</w:t>
-      </w:r>
-    </w:p>
-    <w:p>
-      <w:pPr>
-        <w:pStyle w:val="Compact"/>
         <w:numPr>
           <w:ilvl w:val="0"/>
           <w:numId w:val="1002"/>
         </w:numPr>
       </w:pPr>
       <w:r>
-        <w:t xml:space="preserve">Adobe built a simplified, massive-scale telemetry pipeline with thousands of collectors serving diverse backends; Airbnb migrated to an OTel-based metrics pipeline and now processes 100M+ samples/second while cutting costs by an order of magnitude; STCLab achieved a 72% observability cost reduction and moved from 5% sampled traces to 100% APM coverage; and a platform team embedding OTel into a NestJS SDK reached 90+ internal teams, standardized semantics, and saw a 4× TPS improvement in key workloads. A CNCF survey further notes 95% adoption of OpenTelemetry in new cloud‑native projects in 2026, with many teams citing reduced vendor lock‑in and 40–60% observability bill savings after migrating from commercial APM vendors to OTel-backed stacks.</w:t>
-      </w:r>
-    </w:p>
-    <w:bookmarkEnd w:id="19"/>
+        <w:t xml:space="preserve">Given compatible project roadmap and boundaries in CV Engine project at Paragon (see interview appendix),</w:t>
+      </w:r>
+      <w:r>
+        <w:t xml:space="preserve"> </w:t>
+      </w:r>
+      <w:r>
+        <w:t xml:space="preserve">I propose an instrumentation layer for its observability as a plausible orthogonal effort to the mainline &amp; internal</w:t>
+      </w:r>
+      <w:r>
+        <w:t xml:space="preserve"> </w:t>
+      </w:r>
+      <w:r>
+        <w:t xml:space="preserve">engine development.</w:t>
+      </w:r>
+    </w:p>
+    <w:p>
+      <w:pPr>
+        <w:numPr>
+          <w:ilvl w:val="0"/>
+          <w:numId w:val="1002"/>
+        </w:numPr>
+      </w:pPr>
+      <w:r>
+        <w:t xml:space="preserve">OpenTelemetry is the default instrumentation pipeline standard that has created an opportunity to unify observability across services, reduce vendor lock‑in, and lower total cost of ownership</w:t>
+      </w:r>
+      <w:r>
+        <w:rPr>
+          <w:rStyle w:val="FootnoteReference"/>
+        </w:rPr>
+        <w:footnoteReference w:id="19"/>
+      </w:r>
+      <w:r>
+        <w:t xml:space="preserve">.</w:t>
+      </w:r>
+      <w:r>
+        <w:t xml:space="preserve"> </w:t>
+      </w:r>
+      <w:r>
+        <w:t xml:space="preserve">Observability itself, however, is mature as a domain problem: adopting OpenTelemetry is more of an inspiration than a hard requirement.</w:t>
+      </w:r>
+    </w:p>
     <w:bookmarkEnd w:id="20"/>
-    <w:bookmarkStart w:id="26" w:name="business-requirements"/>
+    <w:bookmarkEnd w:id="21"/>
+    <w:bookmarkStart w:id="27" w:name="business-requirements"/>
     <w:p>
       <w:pPr>
         <w:pStyle w:val="Heading1"/>
@@ -434,7 +469,7 @@
         <w:t xml:space="preserve">Business Requirements</w:t>
       </w:r>
     </w:p>
-    <w:bookmarkStart w:id="21" w:name="user-story"/>
+    <w:bookmarkStart w:id="22" w:name="user-story"/>
     <w:p>
       <w:pPr>
         <w:pStyle w:val="Heading2"/>
@@ -503,14 +538,22 @@
         <w:t xml:space="preserve">when a request runs slow or returns an unexpected result, I can see exactly which stage introduced the delay or failure, instead of guessing from application logs alone. Today, when an external vendor or integrator reports that inference results look off for a batch of images, there is no way to correlate a single request across the pipeline layers.</w:t>
       </w:r>
     </w:p>
-    <w:bookmarkEnd w:id="21"/>
-    <w:bookmarkStart w:id="25" w:name="deliverable"/>
+    <w:bookmarkEnd w:id="22"/>
+    <w:bookmarkStart w:id="26" w:name="deliverable"/>
     <w:p>
       <w:pPr>
         <w:pStyle w:val="Heading2"/>
       </w:pPr>
       <w:r>
         <w:t xml:space="preserve">Deliverable</w:t>
+      </w:r>
+    </w:p>
+    <w:p>
+      <w:pPr>
+        <w:pStyle w:val="FirstParagraph"/>
+      </w:pPr>
+      <w:r>
+        <w:t xml:space="preserve">The deliverable is an observability dashboard that gives IT operations engineers a visibility into the CV Engine inference pipeline. The mockup below illustrates the intended result.</w:t>
       </w:r>
     </w:p>
     <w:p>
@@ -522,18 +565,18 @@
           <wp:inline>
             <wp:extent cx="5334000" cy="3876622"/>
             <wp:effectExtent b="0" l="0" r="0" t="0"/>
-            <wp:docPr descr="Mockup Illustration" title="" id="23" name="Picture"/>
+            <wp:docPr descr="Mockup Illustration" title="" id="24" name="Picture"/>
             <a:graphic>
               <a:graphicData uri="http://schemas.openxmlformats.org/drawingml/2006/picture">
                 <pic:pic>
                   <pic:nvPicPr>
-                    <pic:cNvPr descr="images/visual.png" id="24" name="Picture"/>
+                    <pic:cNvPr descr="images/visual.png" id="25" name="Picture"/>
                     <pic:cNvPicPr>
                       <a:picLocks noChangeArrowheads="1" noChangeAspect="1"/>
                     </pic:cNvPicPr>
                   </pic:nvPicPr>
                   <pic:blipFill>
-                    <a:blip r:embed="rId22"/>
+                    <a:blip r:embed="rId23"/>
                     <a:stretch>
                       <a:fillRect/>
                     </a:stretch>
@@ -568,9 +611,9 @@
         <w:t xml:space="preserve">Figure: Automatically Generated Mockup Illustration</w:t>
       </w:r>
     </w:p>
-    <w:bookmarkEnd w:id="25"/>
     <w:bookmarkEnd w:id="26"/>
-    <w:bookmarkStart w:id="30" w:name="business-value"/>
+    <w:bookmarkEnd w:id="27"/>
+    <w:bookmarkStart w:id="33" w:name="business-value"/>
     <w:p>
       <w:pPr>
         <w:pStyle w:val="Heading1"/>
@@ -584,19 +627,782 @@
         <w:pStyle w:val="FirstParagraph"/>
       </w:pPr>
       <w:r>
-        <w:t xml:space="preserve">I approximate expected monetary valuation of our proposed system in 2 analyses: value of having observability (versus not having observability at all) and value of avoiding external service expenses (versus spending on a benchmark external service).</w:t>
+        <w:t xml:space="preserve">I approximate the expected monetary valuation of the proposed system as follows: first the value of having observability (as opposed to having none),</w:t>
       </w:r>
       <w:r>
         <w:t xml:space="preserve"> </w:t>
       </w:r>
       <w:r>
-        <w:t xml:space="preserve">## Opportunity Cost of Having Observability</w:t>
+        <w:t xml:space="preserve">and second, the value of avoiding external service expenses (as opposed to spending on a benchmark external service).</w:t>
+      </w:r>
+    </w:p>
+    <w:p>
+      <w:pPr>
+        <w:pStyle w:val="BodyText"/>
+      </w:pPr>
+      <w:r>
+        <w:t xml:space="preserve">The following table lists assumed values for the valuation.</w:t>
+      </w:r>
+    </w:p>
+    <w:tbl>
+      <w:tblPr>
+        <w:tblStyle w:val="Table"/>
+        <w:tblW w:type="pct" w:w="5000"/>
+        <w:tblLayout w:type="fixed"/>
+        <w:tblLook w:firstRow="1" w:lastRow="0" w:firstColumn="0" w:lastColumn="0" w:noHBand="0" w:noVBand="0" w:val="0020"/>
+      </w:tblPr>
+      <w:tblGrid>
+        <w:gridCol w:w="1584"/>
+        <w:gridCol w:w="2112"/>
+        <w:gridCol w:w="2112"/>
+        <w:gridCol w:w="2112"/>
+      </w:tblGrid>
+      <w:tr>
+        <w:trPr>
+          <w:tblHeader w:val="on"/>
+        </w:trPr>
+        <w:tc>
+          <w:tcPr/>
+          <w:p>
+            <w:pPr>
+              <w:pStyle w:val="Compact"/>
+            </w:pPr>
+            <w:r>
+              <w:t xml:space="preserve">No.</w:t>
+            </w:r>
+          </w:p>
+        </w:tc>
+        <w:tc>
+          <w:tcPr/>
+          <w:p>
+            <w:pPr>
+              <w:pStyle w:val="Compact"/>
+            </w:pPr>
+            <w:r>
+              <w:t xml:space="preserve">Parameter</w:t>
+            </w:r>
+          </w:p>
+        </w:tc>
+        <w:tc>
+          <w:tcPr/>
+          <w:p>
+            <w:pPr>
+              <w:pStyle w:val="Compact"/>
+              <w:jc w:val="right"/>
+            </w:pPr>
+            <w:r>
+              <w:t xml:space="preserve">Estimated value</w:t>
+            </w:r>
+          </w:p>
+        </w:tc>
+        <w:tc>
+          <w:tcPr/>
+          <w:p>
+            <w:pPr>
+              <w:pStyle w:val="Compact"/>
+            </w:pPr>
+            <w:r>
+              <w:t xml:space="preserve">Basis / rationale</w:t>
+            </w:r>
+          </w:p>
+        </w:tc>
+      </w:tr>
+      <w:tr>
+        <w:tc>
+          <w:tcPr/>
+          <w:p>
+            <w:pPr>
+              <w:pStyle w:val="Compact"/>
+            </w:pPr>
+            <w:r>
+              <w:t xml:space="preserve">1</w:t>
+            </w:r>
+          </w:p>
+        </w:tc>
+        <w:tc>
+          <w:tcPr/>
+          <w:p>
+            <w:pPr>
+              <w:pStyle w:val="Compact"/>
+            </w:pPr>
+            <w:r>
+              <w:t xml:space="preserve">Application integrations per year</w:t>
+            </w:r>
+          </w:p>
+        </w:tc>
+        <w:tc>
+          <w:tcPr/>
+          <w:p>
+            <w:pPr>
+              <w:pStyle w:val="Compact"/>
+              <w:jc w:val="right"/>
+            </w:pPr>
+            <w:r>
+              <w:t xml:space="preserve">7</w:t>
+            </w:r>
+          </w:p>
+        </w:tc>
+        <w:tc>
+          <w:tcPr/>
+          <w:p>
+            <w:pPr>
+              <w:pStyle w:val="Compact"/>
+            </w:pPr>
+            <w:r>
+              <w:t xml:space="preserve">Initial adoption scenario</w:t>
+            </w:r>
+          </w:p>
+        </w:tc>
+      </w:tr>
+      <w:tr>
+        <w:tc>
+          <w:tcPr/>
+          <w:p>
+            <w:pPr>
+              <w:pStyle w:val="Compact"/>
+            </w:pPr>
+            <w:r>
+              <w:t xml:space="preserve">2</w:t>
+            </w:r>
+          </w:p>
+        </w:tc>
+        <w:tc>
+          <w:tcPr/>
+          <w:p>
+            <w:pPr>
+              <w:pStyle w:val="Compact"/>
+            </w:pPr>
+            <w:r>
+              <w:t xml:space="preserve">Significant integration incidents per integration/year</w:t>
+            </w:r>
+          </w:p>
+        </w:tc>
+        <w:tc>
+          <w:tcPr/>
+          <w:p>
+            <w:pPr>
+              <w:pStyle w:val="Compact"/>
+              <w:jc w:val="right"/>
+            </w:pPr>
+            <w:r>
+              <w:t xml:space="preserve">4</w:t>
+            </w:r>
+          </w:p>
+        </w:tc>
+        <w:tc>
+          <w:tcPr/>
+          <w:p>
+            <w:pPr>
+              <w:pStyle w:val="Compact"/>
+            </w:pPr>
+            <w:r>
+              <w:t xml:space="preserve">1 incident every 3 months</w:t>
+            </w:r>
+          </w:p>
+        </w:tc>
+      </w:tr>
+      <w:tr>
+        <w:tc>
+          <w:tcPr/>
+          <w:p>
+            <w:pPr>
+              <w:pStyle w:val="Compact"/>
+            </w:pPr>
+            <w:r>
+              <w:t xml:space="preserve">3</w:t>
+            </w:r>
+          </w:p>
+        </w:tc>
+        <w:tc>
+          <w:tcPr/>
+          <w:p>
+            <w:pPr>
+              <w:pStyle w:val="Compact"/>
+            </w:pPr>
+            <w:r>
+              <w:t xml:space="preserve">Investigation time without instrumentation</w:t>
+            </w:r>
+          </w:p>
+        </w:tc>
+        <w:tc>
+          <w:tcPr/>
+          <w:p>
+            <w:pPr>
+              <w:pStyle w:val="Compact"/>
+              <w:jc w:val="right"/>
+            </w:pPr>
+            <w:r>
+              <w:t xml:space="preserve">6 hours/incident</w:t>
+            </w:r>
+          </w:p>
+        </w:tc>
+        <w:tc>
+          <w:tcPr/>
+          <w:p>
+            <w:pPr>
+              <w:pStyle w:val="Compact"/>
+            </w:pPr>
+            <w:r>
+              <w:t xml:space="preserve">Logs + reproduction + cross-team investigation</w:t>
+            </w:r>
+          </w:p>
+        </w:tc>
+      </w:tr>
+      <w:tr>
+        <w:tc>
+          <w:tcPr/>
+          <w:p>
+            <w:pPr>
+              <w:pStyle w:val="Compact"/>
+            </w:pPr>
+            <w:r>
+              <w:t xml:space="preserve">4</w:t>
+            </w:r>
+          </w:p>
+        </w:tc>
+        <w:tc>
+          <w:tcPr/>
+          <w:p>
+            <w:pPr>
+              <w:pStyle w:val="Compact"/>
+            </w:pPr>
+            <w:r>
+              <w:t xml:space="preserve">Investigation time with instrumentation</w:t>
+            </w:r>
+          </w:p>
+        </w:tc>
+        <w:tc>
+          <w:tcPr/>
+          <w:p>
+            <w:pPr>
+              <w:pStyle w:val="Compact"/>
+              <w:jc w:val="right"/>
+            </w:pPr>
+            <w:r>
+              <w:t xml:space="preserve">2 hours/incident</w:t>
+            </w:r>
+          </w:p>
+        </w:tc>
+        <w:tc>
+          <w:tcPr/>
+          <w:p>
+            <w:pPr>
+              <w:pStyle w:val="Compact"/>
+            </w:pPr>
+            <w:r>
+              <w:t xml:space="preserve">Correlated telemetry narrows the investigation</w:t>
+            </w:r>
+          </w:p>
+        </w:tc>
+      </w:tr>
+      <w:tr>
+        <w:tc>
+          <w:tcPr/>
+          <w:p>
+            <w:pPr>
+              <w:pStyle w:val="Compact"/>
+            </w:pPr>
+            <w:r>
+              <w:t xml:space="preserve">5</w:t>
+            </w:r>
+          </w:p>
+        </w:tc>
+        <w:tc>
+          <w:tcPr/>
+          <w:p>
+            <w:pPr>
+              <w:pStyle w:val="Compact"/>
+            </w:pPr>
+            <w:r>
+              <w:t xml:space="preserve">Engineering cost</w:t>
+            </w:r>
+          </w:p>
+        </w:tc>
+        <w:tc>
+          <w:tcPr/>
+          <w:p>
+            <w:pPr>
+              <w:pStyle w:val="Compact"/>
+              <w:jc w:val="right"/>
+            </w:pPr>
+            <w:r>
+              <w:t xml:space="preserve">Rp250.000/hour</w:t>
+            </w:r>
+          </w:p>
+        </w:tc>
+        <w:tc>
+          <w:tcPr/>
+          <w:p>
+            <w:pPr>
+              <w:pStyle w:val="Compact"/>
+            </w:pPr>
+            <w:r>
+              <w:t xml:space="preserve">Blended engineering cost</w:t>
+            </w:r>
+          </w:p>
+        </w:tc>
+      </w:tr>
+      <w:tr>
+        <w:tc>
+          <w:tcPr/>
+          <w:p>
+            <w:pPr>
+              <w:pStyle w:val="Compact"/>
+            </w:pPr>
+            <w:r>
+              <w:t xml:space="preserve">6</w:t>
+            </w:r>
+          </w:p>
+        </w:tc>
+        <w:tc>
+          <w:tcPr/>
+          <w:p>
+            <w:pPr>
+              <w:pStyle w:val="Compact"/>
+            </w:pPr>
+            <w:r>
+              <w:t xml:space="preserve">Performance/evaluation effort without instrumentation</w:t>
+            </w:r>
+          </w:p>
+        </w:tc>
+        <w:tc>
+          <w:tcPr/>
+          <w:p>
+            <w:pPr>
+              <w:pStyle w:val="Compact"/>
+              <w:jc w:val="right"/>
+            </w:pPr>
+            <w:r>
+              <w:t xml:space="preserve">40 hours/integration</w:t>
+            </w:r>
+          </w:p>
+        </w:tc>
+        <w:tc>
+          <w:tcPr/>
+          <w:p>
+            <w:pPr>
+              <w:pStyle w:val="Compact"/>
+            </w:pPr>
+            <w:r>
+              <w:t xml:space="preserve">Manual resource/performance investigation</w:t>
+            </w:r>
+          </w:p>
+        </w:tc>
+      </w:tr>
+      <w:tr>
+        <w:tc>
+          <w:tcPr/>
+          <w:p>
+            <w:pPr>
+              <w:pStyle w:val="Compact"/>
+            </w:pPr>
+            <w:r>
+              <w:t xml:space="preserve">7</w:t>
+            </w:r>
+          </w:p>
+        </w:tc>
+        <w:tc>
+          <w:tcPr/>
+          <w:p>
+            <w:pPr>
+              <w:pStyle w:val="Compact"/>
+            </w:pPr>
+            <w:r>
+              <w:t xml:space="preserve">Performance/evaluation effort with instrumentation</w:t>
+            </w:r>
+          </w:p>
+        </w:tc>
+        <w:tc>
+          <w:tcPr/>
+          <w:p>
+            <w:pPr>
+              <w:pStyle w:val="Compact"/>
+              <w:jc w:val="right"/>
+            </w:pPr>
+            <w:r>
+              <w:t xml:space="preserve">20 hours/integration</w:t>
+            </w:r>
+          </w:p>
+        </w:tc>
+        <w:tc>
+          <w:tcPr/>
+          <w:p>
+            <w:pPr>
+              <w:pStyle w:val="Compact"/>
+            </w:pPr>
+            <w:r>
+              <w:t xml:space="preserve">Automated metrics and standardized reporting</w:t>
+            </w:r>
+          </w:p>
+        </w:tc>
+      </w:tr>
+      <w:tr>
+        <w:tc>
+          <w:tcPr/>
+          <w:p>
+            <w:pPr>
+              <w:pStyle w:val="Compact"/>
+            </w:pPr>
+            <w:r>
+              <w:t xml:space="preserve">8</w:t>
+            </w:r>
+          </w:p>
+        </w:tc>
+        <w:tc>
+          <w:tcPr/>
+          <w:p>
+            <w:pPr>
+              <w:pStyle w:val="Compact"/>
+            </w:pPr>
+            <w:r>
+              <w:t xml:space="preserve">Incidents causing prolonged service disruption</w:t>
+            </w:r>
+          </w:p>
+        </w:tc>
+        <w:tc>
+          <w:tcPr/>
+          <w:p>
+            <w:pPr>
+              <w:pStyle w:val="Compact"/>
+              <w:jc w:val="right"/>
+            </w:pPr>
+            <w:r>
+              <w:t xml:space="preserve">2/year</w:t>
+            </w:r>
+          </w:p>
+        </w:tc>
+        <w:tc>
+          <w:tcPr/>
+          <w:p>
+            <w:pPr>
+              <w:pStyle w:val="Compact"/>
+            </w:pPr>
+            <w:r>
+              <w:t xml:space="preserve">Conservative initial assumption</w:t>
+            </w:r>
+          </w:p>
+        </w:tc>
+      </w:tr>
+      <w:tr>
+        <w:tc>
+          <w:tcPr/>
+          <w:p>
+            <w:pPr>
+              <w:pStyle w:val="Compact"/>
+            </w:pPr>
+            <w:r>
+              <w:t xml:space="preserve">9</w:t>
+            </w:r>
+          </w:p>
+        </w:tc>
+        <w:tc>
+          <w:tcPr/>
+          <w:p>
+            <w:pPr>
+              <w:pStyle w:val="Compact"/>
+            </w:pPr>
+            <w:r>
+              <w:t xml:space="preserve">Downtime avoided per incident</w:t>
+            </w:r>
+          </w:p>
+        </w:tc>
+        <w:tc>
+          <w:tcPr/>
+          <w:p>
+            <w:pPr>
+              <w:pStyle w:val="Compact"/>
+              <w:jc w:val="right"/>
+            </w:pPr>
+            <w:r>
+              <w:t xml:space="preserve">2 hours</w:t>
+            </w:r>
+          </w:p>
+        </w:tc>
+        <w:tc>
+          <w:tcPr/>
+          <w:p>
+            <w:pPr>
+              <w:pStyle w:val="Compact"/>
+            </w:pPr>
+            <w:r>
+              <w:t xml:space="preserve">Better detection/diagnosis</w:t>
+            </w:r>
+          </w:p>
+        </w:tc>
+      </w:tr>
+      <w:tr>
+        <w:tc>
+          <w:tcPr/>
+          <w:p>
+            <w:pPr>
+              <w:pStyle w:val="Compact"/>
+            </w:pPr>
+            <w:r>
+              <w:t xml:space="preserve">10</w:t>
+            </w:r>
+          </w:p>
+        </w:tc>
+        <w:tc>
+          <w:tcPr/>
+          <w:p>
+            <w:pPr>
+              <w:pStyle w:val="Compact"/>
+            </w:pPr>
+            <w:r>
+              <w:t xml:space="preserve">Operational cost of downtime</w:t>
+            </w:r>
+          </w:p>
+        </w:tc>
+        <w:tc>
+          <w:tcPr/>
+          <w:p>
+            <w:pPr>
+              <w:pStyle w:val="Compact"/>
+              <w:jc w:val="right"/>
+            </w:pPr>
+            <w:r>
+              <w:t xml:space="preserve">Rp1.500.000/hour</w:t>
+            </w:r>
+          </w:p>
+        </w:tc>
+        <w:tc>
+          <w:tcPr/>
+          <w:p>
+            <w:pPr>
+              <w:pStyle w:val="Compact"/>
+            </w:pPr>
+            <w:r>
+              <w:t xml:space="preserve">Conservative business-impact estimate</w:t>
+            </w:r>
+          </w:p>
+        </w:tc>
+      </w:tr>
+    </w:tbl>
+    <w:bookmarkStart w:id="28" w:name="X0533c2b3d64271a86ba87a41683c1b387c37a5c"/>
+    <w:p>
+      <w:pPr>
+        <w:pStyle w:val="Heading2"/>
+      </w:pPr>
+      <w:r>
+        <w:t xml:space="preserve">1. Annual Opportunity Cost of Having Observability</w:t>
+      </w:r>
+    </w:p>
+    <w:p>
+      <w:pPr>
+        <w:pStyle w:val="FirstParagraph"/>
+      </w:pPr>
+      <w:r>
+        <w:t xml:space="preserve">This analysis values observability by comparing the effort required to operate the CV Engine with and without instrumentation.</w:t>
       </w:r>
       <w:r>
         <w:t xml:space="preserve"> </w:t>
       </w:r>
       <w:r>
-        <w:t xml:space="preserve">### Assumptions</w:t>
+        <w:t xml:space="preserve">The value of having observability is parametrized by all of the above value assumptions.</w:t>
+      </w:r>
+    </w:p>
+    <w:tbl>
+      <w:tblPr>
+        <w:tblStyle w:val="Table"/>
+        <w:tblW w:type="pct" w:w="5000"/>
+        <w:tblLayout w:type="fixed"/>
+        <w:tblLook w:firstRow="1" w:lastRow="0" w:firstColumn="0" w:lastColumn="0" w:noHBand="0" w:noVBand="0" w:val="0020"/>
+      </w:tblPr>
+      <w:tblGrid>
+        <w:gridCol w:w="3394"/>
+        <w:gridCol w:w="4525"/>
+      </w:tblGrid>
+      <w:tr>
+        <w:trPr>
+          <w:tblHeader w:val="on"/>
+        </w:trPr>
+        <w:tc>
+          <w:tcPr/>
+          <w:p>
+            <w:pPr>
+              <w:pStyle w:val="Compact"/>
+            </w:pPr>
+            <w:r>
+              <w:t xml:space="preserve">Saving source</w:t>
+            </w:r>
+          </w:p>
+        </w:tc>
+        <w:tc>
+          <w:tcPr/>
+          <w:p>
+            <w:pPr>
+              <w:pStyle w:val="Compact"/>
+              <w:jc w:val="right"/>
+            </w:pPr>
+            <w:r>
+              <w:t xml:space="preserve">Annual saving</w:t>
+            </w:r>
+          </w:p>
+        </w:tc>
+      </w:tr>
+      <w:tr>
+        <w:tc>
+          <w:tcPr/>
+          <w:p>
+            <w:pPr>
+              <w:pStyle w:val="Compact"/>
+            </w:pPr>
+            <w:r>
+              <w:t xml:space="preserve">Incident investigation</w:t>
+            </w:r>
+          </w:p>
+        </w:tc>
+        <w:tc>
+          <w:tcPr/>
+          <w:p>
+            <w:pPr>
+              <w:pStyle w:val="Compact"/>
+              <w:jc w:val="right"/>
+            </w:pPr>
+            <w:r>
+              <w:t xml:space="preserve">7 integrations × 4 incidents × (6 − 2) hours × Rp250.000 = Rp28.000.000</w:t>
+            </w:r>
+          </w:p>
+        </w:tc>
+      </w:tr>
+      <w:tr>
+        <w:tc>
+          <w:tcPr/>
+          <w:p>
+            <w:pPr>
+              <w:pStyle w:val="Compact"/>
+            </w:pPr>
+            <w:r>
+              <w:t xml:space="preserve">Performance/evaluation</w:t>
+            </w:r>
+          </w:p>
+        </w:tc>
+        <w:tc>
+          <w:tcPr/>
+          <w:p>
+            <w:pPr>
+              <w:pStyle w:val="Compact"/>
+              <w:jc w:val="right"/>
+            </w:pPr>
+            <w:r>
+              <w:t xml:space="preserve">7 integrations × (40 − 20) hours × Rp250.000 = Rp35.000.000</w:t>
+            </w:r>
+          </w:p>
+        </w:tc>
+      </w:tr>
+      <w:tr>
+        <w:tc>
+          <w:tcPr/>
+          <w:p>
+            <w:pPr>
+              <w:pStyle w:val="Compact"/>
+            </w:pPr>
+            <w:r>
+              <w:t xml:space="preserve">Downtime avoidance</w:t>
+            </w:r>
+          </w:p>
+        </w:tc>
+        <w:tc>
+          <w:tcPr/>
+          <w:p>
+            <w:pPr>
+              <w:pStyle w:val="Compact"/>
+              <w:jc w:val="right"/>
+            </w:pPr>
+            <w:r>
+              <w:t xml:space="preserve">2 incidents × 2 hours × Rp1.500.000 = Rp6.000.000</w:t>
+            </w:r>
+          </w:p>
+        </w:tc>
+      </w:tr>
+      <w:tr>
+        <w:tc>
+          <w:tcPr/>
+          <w:p>
+            <w:pPr>
+              <w:pStyle w:val="Compact"/>
+            </w:pPr>
+            <w:r>
+              <w:rPr>
+                <w:b/>
+                <w:bCs/>
+              </w:rPr>
+              <w:t xml:space="preserve">Total</w:t>
+            </w:r>
+          </w:p>
+        </w:tc>
+        <w:tc>
+          <w:tcPr/>
+          <w:p>
+            <w:pPr>
+              <w:pStyle w:val="Compact"/>
+              <w:jc w:val="right"/>
+            </w:pPr>
+            <w:r>
+              <w:rPr>
+                <w:b/>
+                <w:bCs/>
+              </w:rPr>
+              <w:t xml:space="preserve">Rp69.000.000</w:t>
+            </w:r>
+          </w:p>
+        </w:tc>
+      </w:tr>
+    </w:tbl>
+    <w:bookmarkEnd w:id="28"/>
+    <w:bookmarkStart w:id="31" w:name="Xdf7759fa80cd002627dfc44c3dd9a738c583ee9"/>
+    <w:p>
+      <w:pPr>
+        <w:pStyle w:val="Heading2"/>
+      </w:pPr>
+      <w:r>
+        <w:t xml:space="preserve">2. Annual Opportunity Cost of Subscribing to Observability as a Service</w:t>
+      </w:r>
+    </w:p>
+    <w:p>
+      <w:pPr>
+        <w:pStyle w:val="FirstParagraph"/>
+      </w:pPr>
+      <w:r>
+        <w:t xml:space="preserve">A more fair comparison requires a complete list of features that CV Engine will exactly want from an observability platform.</w:t>
+      </w:r>
+      <w:r>
+        <w:t xml:space="preserve"> </w:t>
+      </w:r>
+      <w:r>
+        <w:t xml:space="preserve">Such list is not available at this stage of the roadmap, so for the purpose of concretizing the monetary cost of subscribing to a service of its kind,</w:t>
+      </w:r>
+      <w:r>
+        <w:t xml:space="preserve"> </w:t>
+      </w:r>
+      <w:r>
+        <w:t xml:space="preserve">I pick Datadog as a representative popular benchmark.</w:t>
+      </w:r>
+    </w:p>
+    <w:bookmarkStart w:id="30" w:name="benchmark-external-service-pricelist"/>
+    <w:p>
+      <w:pPr>
+        <w:pStyle w:val="Heading3"/>
+      </w:pPr>
+      <w:r>
+        <w:t xml:space="preserve">2026 Benchmark External Service Pricelist</w:t>
+      </w:r>
+    </w:p>
+    <w:p>
+      <w:pPr>
+        <w:pStyle w:val="FirstParagraph"/>
+      </w:pPr>
+      <w:r>
+        <w:t xml:space="preserve">I looked at Datadog’s pricing page</w:t>
+      </w:r>
+      <w:r>
+        <w:rPr>
+          <w:rStyle w:val="FootnoteReference"/>
+        </w:rPr>
+        <w:footnoteReference w:id="29"/>
+      </w:r>
+      <w:r>
+        <w:t xml:space="preserve">.</w:t>
       </w:r>
     </w:p>
     <w:tbl>
@@ -634,31 +1440,31 @@
               <w:jc w:val="right"/>
             </w:pPr>
             <w:r>
-              <w:t xml:space="preserve">Estimated value</w:t>
-            </w:r>
-          </w:p>
-        </w:tc>
-        <w:tc>
-          <w:tcPr/>
-          <w:p>
-            <w:pPr>
-              <w:pStyle w:val="Compact"/>
-            </w:pPr>
-            <w:r>
-              <w:t xml:space="preserve">Basis / rationale</w:t>
-            </w:r>
-          </w:p>
-        </w:tc>
-      </w:tr>
-      <w:tr>
-        <w:tc>
-          <w:tcPr/>
-          <w:p>
-            <w:pPr>
-              <w:pStyle w:val="Compact"/>
-            </w:pPr>
-            <w:r>
-              <w:t xml:space="preserve">Application integrations per year</w:t>
+              <w:t xml:space="preserve">Value</w:t>
+            </w:r>
+          </w:p>
+        </w:tc>
+        <w:tc>
+          <w:tcPr/>
+          <w:p>
+            <w:pPr>
+              <w:pStyle w:val="Compact"/>
+            </w:pPr>
+            <w:r>
+              <w:t xml:space="preserve">Remarks</w:t>
+            </w:r>
+          </w:p>
+        </w:tc>
+      </w:tr>
+      <w:tr>
+        <w:tc>
+          <w:tcPr/>
+          <w:p>
+            <w:pPr>
+              <w:pStyle w:val="Compact"/>
+            </w:pPr>
+            <w:r>
+              <w:t xml:space="preserve">Server Site</w:t>
             </w:r>
           </w:p>
         </w:tc>
@@ -670,31 +1476,31 @@
               <w:jc w:val="right"/>
             </w:pPr>
             <w:r>
-              <w:t xml:space="preserve">7</w:t>
-            </w:r>
-          </w:p>
-        </w:tc>
-        <w:tc>
-          <w:tcPr/>
-          <w:p>
-            <w:pPr>
-              <w:pStyle w:val="Compact"/>
-            </w:pPr>
-            <w:r>
-              <w:t xml:space="preserve">Initial adoption scenario</w:t>
-            </w:r>
-          </w:p>
-        </w:tc>
-      </w:tr>
-      <w:tr>
-        <w:tc>
-          <w:tcPr/>
-          <w:p>
-            <w:pPr>
-              <w:pStyle w:val="Compact"/>
-            </w:pPr>
-            <w:r>
-              <w:t xml:space="preserve">Significant integration incidents per integration/year</w:t>
+              <w:t xml:space="preserve">AP2 (Australia)</w:t>
+            </w:r>
+          </w:p>
+        </w:tc>
+        <w:tc>
+          <w:tcPr/>
+          <w:p>
+            <w:pPr>
+              <w:pStyle w:val="Compact"/>
+            </w:pPr>
+            <w:r>
+              <w:t xml:space="preserve">AP2 is closer geographically to Jakarta than AP1 (Japan)</w:t>
+            </w:r>
+          </w:p>
+        </w:tc>
+      </w:tr>
+      <w:tr>
+        <w:tc>
+          <w:tcPr/>
+          <w:p>
+            <w:pPr>
+              <w:pStyle w:val="Compact"/>
+            </w:pPr>
+            <w:r>
+              <w:t xml:space="preserve">Pricing Plan</w:t>
             </w:r>
           </w:p>
         </w:tc>
@@ -706,31 +1512,31 @@
               <w:jc w:val="right"/>
             </w:pPr>
             <w:r>
-              <w:t xml:space="preserve">4</w:t>
-            </w:r>
-          </w:p>
-        </w:tc>
-        <w:tc>
-          <w:tcPr/>
-          <w:p>
-            <w:pPr>
-              <w:pStyle w:val="Compact"/>
-            </w:pPr>
-            <w:r>
-              <w:t xml:space="preserve">1 incident every 3 months</w:t>
-            </w:r>
-          </w:p>
-        </w:tc>
-      </w:tr>
-      <w:tr>
-        <w:tc>
-          <w:tcPr/>
-          <w:p>
-            <w:pPr>
-              <w:pStyle w:val="Compact"/>
-            </w:pPr>
-            <w:r>
-              <w:t xml:space="preserve">Investigation time without instrumentation</w:t>
+              <w:t xml:space="preserve">Enterprise</w:t>
+            </w:r>
+          </w:p>
+        </w:tc>
+        <w:tc>
+          <w:tcPr/>
+          <w:p>
+            <w:pPr>
+              <w:pStyle w:val="Compact"/>
+            </w:pPr>
+            <w:r>
+              <w:t xml:space="preserve">Datadog provides 4-level non-free plans, Enterprise is level 2</w:t>
+            </w:r>
+          </w:p>
+        </w:tc>
+      </w:tr>
+      <w:tr>
+        <w:tc>
+          <w:tcPr/>
+          <w:p>
+            <w:pPr>
+              <w:pStyle w:val="Compact"/>
+            </w:pPr>
+            <w:r>
+              <w:t xml:space="preserve">Price</w:t>
             </w:r>
           </w:p>
         </w:tc>
@@ -742,282 +1548,32 @@
               <w:jc w:val="right"/>
             </w:pPr>
             <w:r>
-              <w:t xml:space="preserve">6 hours/incident</w:t>
-            </w:r>
-          </w:p>
-        </w:tc>
-        <w:tc>
-          <w:tcPr/>
-          <w:p>
-            <w:pPr>
-              <w:pStyle w:val="Compact"/>
-            </w:pPr>
-            <w:r>
-              <w:t xml:space="preserve">Logs + reproduction + cross-team investigation</w:t>
-            </w:r>
-          </w:p>
-        </w:tc>
-      </w:tr>
-      <w:tr>
-        <w:tc>
-          <w:tcPr/>
-          <w:p>
-            <w:pPr>
-              <w:pStyle w:val="Compact"/>
-            </w:pPr>
-            <w:r>
-              <w:t xml:space="preserve">Investigation time with instrumentation</w:t>
-            </w:r>
-          </w:p>
-        </w:tc>
-        <w:tc>
-          <w:tcPr/>
-          <w:p>
-            <w:pPr>
-              <w:pStyle w:val="Compact"/>
-              <w:jc w:val="right"/>
-            </w:pPr>
-            <w:r>
-              <w:t xml:space="preserve">2 hours/incident</w:t>
-            </w:r>
-          </w:p>
-        </w:tc>
-        <w:tc>
-          <w:tcPr/>
-          <w:p>
-            <w:pPr>
-              <w:pStyle w:val="Compact"/>
-            </w:pPr>
-            <w:r>
-              <w:t xml:space="preserve">Correlated telemetry narrows the investigation</w:t>
-            </w:r>
-          </w:p>
-        </w:tc>
-      </w:tr>
-      <w:tr>
-        <w:tc>
-          <w:tcPr/>
-          <w:p>
-            <w:pPr>
-              <w:pStyle w:val="Compact"/>
-            </w:pPr>
-            <w:r>
-              <w:t xml:space="preserve">Engineering cost</w:t>
-            </w:r>
-          </w:p>
-        </w:tc>
-        <w:tc>
-          <w:tcPr/>
-          <w:p>
-            <w:pPr>
-              <w:pStyle w:val="Compact"/>
-              <w:jc w:val="right"/>
-            </w:pPr>
-            <w:r>
-              <w:t xml:space="preserve">Rp250.000/hour</w:t>
-            </w:r>
-          </w:p>
-        </w:tc>
-        <w:tc>
-          <w:tcPr/>
-          <w:p>
-            <w:pPr>
-              <w:pStyle w:val="Compact"/>
-            </w:pPr>
-            <w:r>
-              <w:t xml:space="preserve">Illustrative blended engineering cost</w:t>
-            </w:r>
-          </w:p>
-        </w:tc>
-      </w:tr>
-      <w:tr>
-        <w:tc>
-          <w:tcPr/>
-          <w:p>
-            <w:pPr>
-              <w:pStyle w:val="Compact"/>
-            </w:pPr>
-            <w:r>
-              <w:t xml:space="preserve">Performance/evaluation effort without instrumentation</w:t>
-            </w:r>
-          </w:p>
-        </w:tc>
-        <w:tc>
-          <w:tcPr/>
-          <w:p>
-            <w:pPr>
-              <w:pStyle w:val="Compact"/>
-              <w:jc w:val="right"/>
-            </w:pPr>
-            <w:r>
-              <w:t xml:space="preserve">40 hours/integration</w:t>
-            </w:r>
-          </w:p>
-        </w:tc>
-        <w:tc>
-          <w:tcPr/>
-          <w:p>
-            <w:pPr>
-              <w:pStyle w:val="Compact"/>
-            </w:pPr>
-            <w:r>
-              <w:t xml:space="preserve">Manual resource/performance investigation</w:t>
-            </w:r>
-          </w:p>
-        </w:tc>
-      </w:tr>
-      <w:tr>
-        <w:tc>
-          <w:tcPr/>
-          <w:p>
-            <w:pPr>
-              <w:pStyle w:val="Compact"/>
-            </w:pPr>
-            <w:r>
-              <w:t xml:space="preserve">Performance/evaluation effort with instrumentation</w:t>
-            </w:r>
-          </w:p>
-        </w:tc>
-        <w:tc>
-          <w:tcPr/>
-          <w:p>
-            <w:pPr>
-              <w:pStyle w:val="Compact"/>
-              <w:jc w:val="right"/>
-            </w:pPr>
-            <w:r>
-              <w:t xml:space="preserve">20 hours/integration</w:t>
-            </w:r>
-          </w:p>
-        </w:tc>
-        <w:tc>
-          <w:tcPr/>
-          <w:p>
-            <w:pPr>
-              <w:pStyle w:val="Compact"/>
-            </w:pPr>
-            <w:r>
-              <w:t xml:space="preserve">Automated metrics and standardized reporting</w:t>
-            </w:r>
-          </w:p>
-        </w:tc>
-      </w:tr>
-      <w:tr>
-        <w:tc>
-          <w:tcPr/>
-          <w:p>
-            <w:pPr>
-              <w:pStyle w:val="Compact"/>
-            </w:pPr>
-            <w:r>
-              <w:t xml:space="preserve">Incidents causing prolonged service disruption</w:t>
-            </w:r>
-          </w:p>
-        </w:tc>
-        <w:tc>
-          <w:tcPr/>
-          <w:p>
-            <w:pPr>
-              <w:pStyle w:val="Compact"/>
-              <w:jc w:val="right"/>
-            </w:pPr>
-            <w:r>
-              <w:t xml:space="preserve">2/year</w:t>
-            </w:r>
-          </w:p>
-        </w:tc>
-        <w:tc>
-          <w:tcPr/>
-          <w:p>
-            <w:pPr>
-              <w:pStyle w:val="Compact"/>
-            </w:pPr>
-            <w:r>
-              <w:t xml:space="preserve">Conservative initial assumption</w:t>
-            </w:r>
-          </w:p>
-        </w:tc>
-      </w:tr>
-      <w:tr>
-        <w:tc>
-          <w:tcPr/>
-          <w:p>
-            <w:pPr>
-              <w:pStyle w:val="Compact"/>
-            </w:pPr>
-            <w:r>
-              <w:t xml:space="preserve">Downtime avoided per incident</w:t>
-            </w:r>
-          </w:p>
-        </w:tc>
-        <w:tc>
-          <w:tcPr/>
-          <w:p>
-            <w:pPr>
-              <w:pStyle w:val="Compact"/>
-              <w:jc w:val="right"/>
-            </w:pPr>
-            <w:r>
-              <w:t xml:space="preserve">2 hours</w:t>
-            </w:r>
-          </w:p>
-        </w:tc>
-        <w:tc>
-          <w:tcPr/>
-          <w:p>
-            <w:pPr>
-              <w:pStyle w:val="Compact"/>
-            </w:pPr>
-            <w:r>
-              <w:t xml:space="preserve">Better detection/diagnosis</w:t>
-            </w:r>
-          </w:p>
-        </w:tc>
-      </w:tr>
-      <w:tr>
-        <w:tc>
-          <w:tcPr/>
-          <w:p>
-            <w:pPr>
-              <w:pStyle w:val="Compact"/>
-            </w:pPr>
-            <w:r>
-              <w:t xml:space="preserve">Operational cost of downtime</w:t>
-            </w:r>
-          </w:p>
-        </w:tc>
-        <w:tc>
-          <w:tcPr/>
-          <w:p>
-            <w:pPr>
-              <w:pStyle w:val="Compact"/>
-              <w:jc w:val="right"/>
-            </w:pPr>
-            <w:r>
-              <w:t xml:space="preserve">Rp1.500.000/hour</w:t>
-            </w:r>
-          </w:p>
-        </w:tc>
-        <w:tc>
-          <w:tcPr/>
-          <w:p>
-            <w:pPr>
-              <w:pStyle w:val="Compact"/>
-            </w:pPr>
-            <w:r>
-              <w:t xml:space="preserve">Conservative business-impact estimate</w:t>
+              <w:t xml:space="preserve">USD 27.60 per month</w:t>
+            </w:r>
+          </w:p>
+        </w:tc>
+        <w:tc>
+          <w:tcPr/>
+          <w:p>
+            <w:pPr>
+              <w:pStyle w:val="Compact"/>
+            </w:pPr>
+            <w:r>
+              <w:t xml:space="preserve">USD 27.60 * 12 months = USD 331.2 annually</w:t>
             </w:r>
           </w:p>
         </w:tc>
       </w:tr>
     </w:tbl>
-    <w:bookmarkStart w:id="29" w:name="X180104e953d8f062c227cf0b9786ea8fbaf4fed"/>
+    <w:bookmarkEnd w:id="30"/>
+    <w:bookmarkEnd w:id="31"/>
+    <w:bookmarkStart w:id="32" w:name="annual-valuation-summary"/>
     <w:p>
       <w:pPr>
         <w:pStyle w:val="Heading2"/>
       </w:pPr>
       <w:r>
-        <w:t xml:space="preserve">Opportunity Cost of Subscribing to Observability as a Service</w:t>
+        <w:t xml:space="preserve">Annual Valuation Summary</w:t>
       </w:r>
     </w:p>
     <w:p>
@@ -1025,39 +1581,7 @@
         <w:pStyle w:val="FirstParagraph"/>
       </w:pPr>
       <w:r>
-        <w:t xml:space="preserve">A more fair comparison requires a complete list of features that CV Engine would want from an observability platform.</w:t>
-      </w:r>
-      <w:r>
-        <w:t xml:space="preserve"> </w:t>
-      </w:r>
-      <w:r>
-        <w:t xml:space="preserve">Such list is not available at this stage of the roadmap, so for the purpose of concretizing the monetary cost of subscribing to a service of its kind, I pick Datadog as a representative popular benchmark.</w:t>
-      </w:r>
-    </w:p>
-    <w:bookmarkStart w:id="28" w:name="benchmark-external-service-pricelist"/>
-    <w:p>
-      <w:pPr>
-        <w:pStyle w:val="Heading3"/>
-      </w:pPr>
-      <w:r>
-        <w:t xml:space="preserve">2026 Benchmark External Service Pricelist</w:t>
-      </w:r>
-    </w:p>
-    <w:p>
-      <w:pPr>
-        <w:pStyle w:val="FirstParagraph"/>
-      </w:pPr>
-      <w:r>
-        <w:t xml:space="preserve">I looked at Datadog’s pricing page</w:t>
-      </w:r>
-      <w:r>
-        <w:rPr>
-          <w:rStyle w:val="FootnoteReference"/>
-        </w:rPr>
-        <w:footnoteReference w:id="27"/>
-      </w:r>
-      <w:r>
-        <w:t xml:space="preserve">.</w:t>
+        <w:t xml:space="preserve">This table takes the total values from above analyses.</w:t>
       </w:r>
     </w:p>
     <w:tbl>
@@ -1083,7 +1607,7 @@
               <w:pStyle w:val="Compact"/>
             </w:pPr>
             <w:r>
-              <w:t xml:space="preserve">Parameter</w:t>
+              <w:t xml:space="preserve">Valuation analysis</w:t>
             </w:r>
           </w:p>
         </w:tc>
@@ -1095,31 +1619,31 @@
               <w:jc w:val="right"/>
             </w:pPr>
             <w:r>
-              <w:t xml:space="preserve">Value</w:t>
-            </w:r>
-          </w:p>
-        </w:tc>
-        <w:tc>
-          <w:tcPr/>
-          <w:p>
-            <w:pPr>
-              <w:pStyle w:val="Compact"/>
-            </w:pPr>
-            <w:r>
-              <w:t xml:space="preserve">Remarks</w:t>
-            </w:r>
-          </w:p>
-        </w:tc>
-      </w:tr>
-      <w:tr>
-        <w:tc>
-          <w:tcPr/>
-          <w:p>
-            <w:pPr>
-              <w:pStyle w:val="Compact"/>
-            </w:pPr>
-            <w:r>
-              <w:t xml:space="preserve">Server Site</w:t>
+              <w:t xml:space="preserve">Annual value</w:t>
+            </w:r>
+          </w:p>
+        </w:tc>
+        <w:tc>
+          <w:tcPr/>
+          <w:p>
+            <w:pPr>
+              <w:pStyle w:val="Compact"/>
+            </w:pPr>
+            <w:r>
+              <w:t xml:space="preserve">In Rupiah (17.630,80 USD-Rupiah Rate)</w:t>
+            </w:r>
+          </w:p>
+        </w:tc>
+      </w:tr>
+      <w:tr>
+        <w:tc>
+          <w:tcPr/>
+          <w:p>
+            <w:pPr>
+              <w:pStyle w:val="Compact"/>
+            </w:pPr>
+            <w:r>
+              <w:t xml:space="preserve">Opportunity cost of having observability</w:t>
             </w:r>
           </w:p>
         </w:tc>
@@ -1131,31 +1655,31 @@
               <w:jc w:val="right"/>
             </w:pPr>
             <w:r>
-              <w:t xml:space="preserve">AP2 (Australia)</w:t>
-            </w:r>
-          </w:p>
-        </w:tc>
-        <w:tc>
-          <w:tcPr/>
-          <w:p>
-            <w:pPr>
-              <w:pStyle w:val="Compact"/>
-            </w:pPr>
-            <w:r>
-              <w:t xml:space="preserve">AP2 is closer geographically to Jakarta than AP1 (Japan)</w:t>
-            </w:r>
-          </w:p>
-        </w:tc>
-      </w:tr>
-      <w:tr>
-        <w:tc>
-          <w:tcPr/>
-          <w:p>
-            <w:pPr>
-              <w:pStyle w:val="Compact"/>
-            </w:pPr>
-            <w:r>
-              <w:t xml:space="preserve">Pricing Plan</w:t>
+              <w:t xml:space="preserve">Rp69.000.000</w:t>
+            </w:r>
+          </w:p>
+        </w:tc>
+        <w:tc>
+          <w:tcPr/>
+          <w:p>
+            <w:pPr>
+              <w:pStyle w:val="Compact"/>
+            </w:pPr>
+            <w:r>
+              <w:t xml:space="preserve">69.000.000</w:t>
+            </w:r>
+          </w:p>
+        </w:tc>
+      </w:tr>
+      <w:tr>
+        <w:tc>
+          <w:tcPr/>
+          <w:p>
+            <w:pPr>
+              <w:pStyle w:val="Compact"/>
+            </w:pPr>
+            <w:r>
+              <w:t xml:space="preserve">Avoided external service subscription (Datadog benchmark)</w:t>
             </w:r>
           </w:p>
         </w:tc>
@@ -1167,31 +1691,58 @@
               <w:jc w:val="right"/>
             </w:pPr>
             <w:r>
-              <w:t xml:space="preserve">Enterprise</w:t>
-            </w:r>
-          </w:p>
-        </w:tc>
-        <w:tc>
-          <w:tcPr/>
-          <w:p>
-            <w:pPr>
-              <w:pStyle w:val="Compact"/>
-            </w:pPr>
-            <w:r>
-              <w:t xml:space="preserve">Datadog provides 4-level non-free plans, Enterprise is level 2</w:t>
-            </w:r>
-          </w:p>
-        </w:tc>
-      </w:tr>
-      <w:tr>
-        <w:tc>
-          <w:tcPr/>
-          <w:p>
-            <w:pPr>
-              <w:pStyle w:val="Compact"/>
-            </w:pPr>
-            <w:r>
-              <w:t xml:space="preserve">Price</w:t>
+              <w:t xml:space="preserve">USD 331.20</w:t>
+            </w:r>
+          </w:p>
+        </w:tc>
+        <w:tc>
+          <w:tcPr/>
+          <w:p>
+            <w:pPr>
+              <w:pStyle w:val="Compact"/>
+            </w:pPr>
+            <w:r>
+              <w:t xml:space="preserve">5.839.321</w:t>
+            </w:r>
+          </w:p>
+        </w:tc>
+      </w:tr>
+    </w:tbl>
+    <w:p>
+      <w:pPr>
+        <w:pStyle w:val="BodyText"/>
+      </w:pPr>
+      <w:r>
+        <w:t xml:space="preserve">Finally, the following table hopes to present all possible decisions on this matter, letting engineering effort for the last option be unlisted as this is for instructive group class assignment.</w:t>
+      </w:r>
+    </w:p>
+    <w:tbl>
+      <w:tblPr>
+        <w:tblStyle w:val="Table"/>
+        <w:tblW w:type="pct" w:w="5000"/>
+        <w:tblLayout w:type="fixed"/>
+        <w:tblLook w:firstRow="1" w:lastRow="0" w:firstColumn="0" w:lastColumn="0" w:noHBand="0" w:noVBand="0" w:val="0020"/>
+      </w:tblPr>
+      <w:tblGrid>
+        <w:gridCol w:w="1033"/>
+        <w:gridCol w:w="1377"/>
+        <w:gridCol w:w="1377"/>
+        <w:gridCol w:w="1377"/>
+        <w:gridCol w:w="1377"/>
+        <w:gridCol w:w="1377"/>
+      </w:tblGrid>
+      <w:tr>
+        <w:trPr>
+          <w:tblHeader w:val="on"/>
+        </w:trPr>
+        <w:tc>
+          <w:tcPr/>
+          <w:p>
+            <w:pPr>
+              <w:pStyle w:val="Compact"/>
+            </w:pPr>
+            <w:r>
+              <w:t xml:space="preserve">Option</w:t>
             </w:r>
           </w:p>
         </w:tc>
@@ -1203,27 +1754,318 @@
               <w:jc w:val="right"/>
             </w:pPr>
             <w:r>
-              <w:t xml:space="preserve">USD 27.60 per month</w:t>
-            </w:r>
-          </w:p>
-        </w:tc>
-        <w:tc>
-          <w:tcPr/>
-          <w:p>
-            <w:pPr>
-              <w:pStyle w:val="Compact"/>
-            </w:pPr>
-            <w:r>
-              <w:t xml:space="preserve">USD 27.60 * 12 months = USD 331.2 annually</w:t>
+              <w:t xml:space="preserve">Internal engineering effort</w:t>
+            </w:r>
+          </w:p>
+        </w:tc>
+        <w:tc>
+          <w:tcPr/>
+          <w:p>
+            <w:pPr>
+              <w:pStyle w:val="Compact"/>
+              <w:jc w:val="right"/>
+            </w:pPr>
+            <w:r>
+              <w:t xml:space="preserve">External service cost</w:t>
+            </w:r>
+          </w:p>
+        </w:tc>
+        <w:tc>
+          <w:tcPr/>
+          <w:p>
+            <w:pPr>
+              <w:pStyle w:val="Compact"/>
+              <w:jc w:val="right"/>
+            </w:pPr>
+            <w:r>
+              <w:t xml:space="preserve">Annual investment</w:t>
+            </w:r>
+          </w:p>
+        </w:tc>
+        <w:tc>
+          <w:tcPr/>
+          <w:p>
+            <w:pPr>
+              <w:pStyle w:val="Compact"/>
+              <w:jc w:val="right"/>
+            </w:pPr>
+            <w:r>
+              <w:t xml:space="preserve">Annual value gained</w:t>
+            </w:r>
+          </w:p>
+        </w:tc>
+        <w:tc>
+          <w:tcPr/>
+          <w:p>
+            <w:pPr>
+              <w:pStyle w:val="Compact"/>
+              <w:jc w:val="right"/>
+            </w:pPr>
+            <w:r>
+              <w:t xml:space="preserve">Net annual value</w:t>
+            </w:r>
+          </w:p>
+        </w:tc>
+      </w:tr>
+      <w:tr>
+        <w:tc>
+          <w:tcPr/>
+          <w:p>
+            <w:pPr>
+              <w:pStyle w:val="Compact"/>
+            </w:pPr>
+            <w:r>
+              <w:rPr>
+                <w:b/>
+                <w:bCs/>
+              </w:rPr>
+              <w:t xml:space="preserve">Do nothing</w:t>
+            </w:r>
+          </w:p>
+        </w:tc>
+        <w:tc>
+          <w:tcPr/>
+          <w:p>
+            <w:pPr>
+              <w:pStyle w:val="Compact"/>
+              <w:jc w:val="right"/>
+            </w:pPr>
+            <w:r>
+              <w:t xml:space="preserve">Rp0</w:t>
+            </w:r>
+          </w:p>
+        </w:tc>
+        <w:tc>
+          <w:tcPr/>
+          <w:p>
+            <w:pPr>
+              <w:pStyle w:val="Compact"/>
+              <w:jc w:val="right"/>
+            </w:pPr>
+            <w:r>
+              <w:t xml:space="preserve">Rp0</w:t>
+            </w:r>
+          </w:p>
+        </w:tc>
+        <w:tc>
+          <w:tcPr/>
+          <w:p>
+            <w:pPr>
+              <w:pStyle w:val="Compact"/>
+              <w:jc w:val="right"/>
+            </w:pPr>
+            <w:r>
+              <w:rPr>
+                <w:b/>
+                <w:bCs/>
+              </w:rPr>
+              <w:t xml:space="preserve">Rp0</w:t>
+            </w:r>
+          </w:p>
+        </w:tc>
+        <w:tc>
+          <w:tcPr/>
+          <w:p>
+            <w:pPr>
+              <w:pStyle w:val="Compact"/>
+              <w:jc w:val="right"/>
+            </w:pPr>
+            <w:r>
+              <w:t xml:space="preserve">Rp0</w:t>
+            </w:r>
+          </w:p>
+        </w:tc>
+        <w:tc>
+          <w:tcPr/>
+          <w:p>
+            <w:pPr>
+              <w:pStyle w:val="Compact"/>
+              <w:jc w:val="right"/>
+            </w:pPr>
+            <w:r>
+              <w:rPr>
+                <w:b/>
+                <w:bCs/>
+              </w:rPr>
+              <w:t xml:space="preserve">Rp0</w:t>
+            </w:r>
+          </w:p>
+        </w:tc>
+      </w:tr>
+      <w:tr>
+        <w:tc>
+          <w:tcPr/>
+          <w:p>
+            <w:pPr>
+              <w:pStyle w:val="Compact"/>
+            </w:pPr>
+            <w:r>
+              <w:rPr>
+                <w:b/>
+                <w:bCs/>
+              </w:rPr>
+              <w:t xml:space="preserve">Subscribe</w:t>
+            </w:r>
+          </w:p>
+        </w:tc>
+        <w:tc>
+          <w:tcPr/>
+          <w:p>
+            <w:pPr>
+              <w:pStyle w:val="Compact"/>
+              <w:jc w:val="right"/>
+            </w:pPr>
+            <w:r>
+              <w:t xml:space="preserve">100 hrs × Rp250.000</w:t>
+            </w:r>
+          </w:p>
+        </w:tc>
+        <w:tc>
+          <w:tcPr/>
+          <w:p>
+            <w:pPr>
+              <w:pStyle w:val="Compact"/>
+              <w:jc w:val="right"/>
+            </w:pPr>
+            <w:r>
+              <w:t xml:space="preserve">Rp5.839.321</w:t>
+            </w:r>
+          </w:p>
+        </w:tc>
+        <w:tc>
+          <w:tcPr/>
+          <w:p>
+            <w:pPr>
+              <w:pStyle w:val="Compact"/>
+              <w:jc w:val="right"/>
+            </w:pPr>
+            <w:r>
+              <w:rPr>
+                <w:b/>
+                <w:bCs/>
+              </w:rPr>
+              <w:t xml:space="preserve">Rp30.839.321</w:t>
+            </w:r>
+          </w:p>
+        </w:tc>
+        <w:tc>
+          <w:tcPr/>
+          <w:p>
+            <w:pPr>
+              <w:pStyle w:val="Compact"/>
+              <w:jc w:val="right"/>
+            </w:pPr>
+            <w:r>
+              <w:t xml:space="preserve">Rp69.000.000</w:t>
+            </w:r>
+          </w:p>
+        </w:tc>
+        <w:tc>
+          <w:tcPr/>
+          <w:p>
+            <w:pPr>
+              <w:pStyle w:val="Compact"/>
+              <w:jc w:val="right"/>
+            </w:pPr>
+            <w:r>
+              <w:rPr>
+                <w:b/>
+                <w:bCs/>
+              </w:rPr>
+              <w:t xml:space="preserve">Rp38.160.679</w:t>
+            </w:r>
+          </w:p>
+        </w:tc>
+      </w:tr>
+      <w:tr>
+        <w:tc>
+          <w:tcPr/>
+          <w:p>
+            <w:pPr>
+              <w:pStyle w:val="Compact"/>
+            </w:pPr>
+            <w:r>
+              <w:rPr>
+                <w:b/>
+                <w:bCs/>
+              </w:rPr>
+              <w:t xml:space="preserve">Build</w:t>
+            </w:r>
+          </w:p>
+        </w:tc>
+        <w:tc>
+          <w:tcPr/>
+          <w:p>
+            <w:pPr>
+              <w:pStyle w:val="Compact"/>
+              <w:jc w:val="right"/>
+            </w:pPr>
+            <w:r>
+              <w:t xml:space="preserve">(not accounted)</w:t>
+            </w:r>
+          </w:p>
+        </w:tc>
+        <w:tc>
+          <w:tcPr/>
+          <w:p>
+            <w:pPr>
+              <w:pStyle w:val="Compact"/>
+              <w:jc w:val="right"/>
+            </w:pPr>
+            <w:r>
+              <w:t xml:space="preserve">Rp0</w:t>
+            </w:r>
+          </w:p>
+        </w:tc>
+        <w:tc>
+          <w:tcPr/>
+          <w:p>
+            <w:pPr>
+              <w:pStyle w:val="Compact"/>
+              <w:jc w:val="right"/>
+            </w:pPr>
+            <w:r>
+              <w:rPr>
+                <w:b/>
+                <w:bCs/>
+              </w:rPr>
+              <w:t xml:space="preserve">≈Rp0</w:t>
+            </w:r>
+          </w:p>
+        </w:tc>
+        <w:tc>
+          <w:tcPr/>
+          <w:p>
+            <w:pPr>
+              <w:pStyle w:val="Compact"/>
+              <w:jc w:val="right"/>
+            </w:pPr>
+            <w:r>
+              <w:t xml:space="preserve">Rp69.000.000</w:t>
+            </w:r>
+          </w:p>
+        </w:tc>
+        <w:tc>
+          <w:tcPr/>
+          <w:p>
+            <w:pPr>
+              <w:pStyle w:val="Compact"/>
+              <w:jc w:val="right"/>
+            </w:pPr>
+            <w:r>
+              <w:rPr>
+                <w:b/>
+                <w:bCs/>
+              </w:rPr>
+              <w:t xml:space="preserve">≈Rp69.000.000</w:t>
             </w:r>
           </w:p>
         </w:tc>
       </w:tr>
     </w:tbl>
-    <w:bookmarkEnd w:id="28"/>
-    <w:bookmarkEnd w:id="29"/>
-    <w:bookmarkEnd w:id="30"/>
-    <w:bookmarkStart w:id="33" w:name="special-issues"/>
+    <w:bookmarkEnd w:id="32"/>
+    <w:bookmarkEnd w:id="33"/>
+    <w:bookmarkStart w:id="37" w:name="special-issues"/>
     <w:p>
       <w:pPr>
         <w:pStyle w:val="Heading1"/>
@@ -1237,10 +2079,10 @@
         <w:pStyle w:val="FirstParagraph"/>
       </w:pPr>
       <w:r>
-        <w:t xml:space="preserve">I complete our system request proposal by listing issues worth anticipating.</w:t>
-      </w:r>
-    </w:p>
-    <w:bookmarkStart w:id="31" w:name="implications"/>
+        <w:t xml:space="preserve">Finally, this system request proposal acknowledges the following issues that are worth anticipating.</w:t>
+      </w:r>
+    </w:p>
+    <w:bookmarkStart w:id="35" w:name="implications"/>
     <w:p>
       <w:pPr>
         <w:pStyle w:val="Heading3"/>
@@ -1249,55 +2091,51 @@
         <w:t xml:space="preserve">Implications</w:t>
       </w:r>
     </w:p>
-    <w:p>
-      <w:pPr>
-        <w:pStyle w:val="Compact"/>
+    <w:bookmarkStart w:id="34" w:name="application-performance-overhead"/>
+    <w:p>
+      <w:pPr>
+        <w:pStyle w:val="Heading4"/>
+      </w:pPr>
+      <w:r>
+        <w:t xml:space="preserve">Application performance overhead:</w:t>
+      </w:r>
+    </w:p>
+    <w:p>
+      <w:pPr>
+        <w:pStyle w:val="FirstParagraph"/>
+      </w:pPr>
+      <w:r>
+        <w:t xml:space="preserve">Studies of instrumentation overhead are often conducted within a specific language ecosystem and its corresponding observability frameworks. For example,</w:t>
+      </w:r>
+      <w:r>
+        <w:t xml:space="preserve"> </w:t>
+      </w:r>
+      <w:r>
+        <w:t xml:space="preserve">Reichelt et al. (2026)</w:t>
+      </w:r>
+      <w:r>
+        <w:t xml:space="preserve"> </w:t>
+      </w:r>
+      <w:r>
+        <w:t xml:space="preserve">evaluates seven distributed-tracing frameworks in the Java ecosystem (including OpenTelemetry) and reports significant differences in their performance overhead. However, regardless of the relative efficiency of individual frameworks, the study establishes the more fundamental point relevant to this work: instrumentation is not overhead-free.</w:t>
+      </w:r>
+    </w:p>
+    <w:bookmarkEnd w:id="34"/>
+    <w:bookmarkEnd w:id="35"/>
+    <w:bookmarkStart w:id="36" w:name="critical-success-factors"/>
+    <w:p>
+      <w:pPr>
+        <w:pStyle w:val="Heading3"/>
+      </w:pPr>
+      <w:r>
+        <w:t xml:space="preserve">Critical Success Factors</w:t>
+      </w:r>
+    </w:p>
+    <w:p>
+      <w:pPr>
         <w:numPr>
           <w:ilvl w:val="0"/>
           <w:numId w:val="1003"/>
-        </w:numPr>
-      </w:pPr>
-      <w:r>
-        <w:rPr>
-          <w:b/>
-          <w:bCs/>
-        </w:rPr>
-        <w:t xml:space="preserve">Application performance overhead:</w:t>
-      </w:r>
-      <w:r>
-        <w:t xml:space="preserve"> </w:t>
-      </w:r>
-      <w:r>
-        <w:t xml:space="preserve">Studies of instrumentation overhead are often conducted within a specific language ecosystem and its corresponding observability frameworks. For example,</w:t>
-      </w:r>
-      <w:r>
-        <w:t xml:space="preserve"> </w:t>
-      </w:r>
-      <w:r>
-        <w:t xml:space="preserve">Reichelt et al. (2026)</w:t>
-      </w:r>
-      <w:r>
-        <w:t xml:space="preserve"> </w:t>
-      </w:r>
-      <w:r>
-        <w:t xml:space="preserve">evaluates seven distributed-tracing frameworks in the Java ecosystem (including OpenTelemetry) and reports significant differences in their performance overhead. However, regardless of the relative efficiency of individual frameworks, the study establishes the more fundamental point relevant to this work: instrumentation is not overhead-free.</w:t>
-      </w:r>
-    </w:p>
-    <w:bookmarkEnd w:id="31"/>
-    <w:bookmarkStart w:id="32" w:name="critical-success-factors"/>
-    <w:p>
-      <w:pPr>
-        <w:pStyle w:val="Heading3"/>
-      </w:pPr>
-      <w:r>
-        <w:t xml:space="preserve">Critical Success Factors</w:t>
-      </w:r>
-    </w:p>
-    <w:p>
-      <w:pPr>
-        <w:numPr>
-          <w:ilvl w:val="0"/>
-          <w:numId w:val="1004"/>
         </w:numPr>
       </w:pPr>
       <w:r>
@@ -1346,7 +2184,7 @@
       <w:pPr>
         <w:numPr>
           <w:ilvl w:val="0"/>
-          <w:numId w:val="1004"/>
+          <w:numId w:val="1003"/>
         </w:numPr>
       </w:pPr>
       <w:r>
@@ -1363,9 +2201,9 @@
         <w:t xml:space="preserve">Without sustained stakeholder demand to do concrete system optimizations, the overhead outweighs its practical utility.</w:t>
       </w:r>
     </w:p>
-    <w:bookmarkEnd w:id="32"/>
-    <w:bookmarkEnd w:id="33"/>
-    <w:bookmarkStart w:id="38" w:name="references"/>
+    <w:bookmarkEnd w:id="36"/>
+    <w:bookmarkEnd w:id="37"/>
+    <w:bookmarkStart w:id="42" w:name="references"/>
     <w:p>
       <w:pPr>
         <w:pStyle w:val="Heading1"/>
@@ -1374,8 +2212,8 @@
         <w:t xml:space="preserve">References</w:t>
       </w:r>
     </w:p>
-    <w:bookmarkStart w:id="37" w:name="refs"/>
-    <w:bookmarkStart w:id="34" w:name="ref-gu2022logging"/>
+    <w:bookmarkStart w:id="41" w:name="refs"/>
+    <w:bookmarkStart w:id="38" w:name="ref-gu2022logging"/>
     <w:p>
       <w:pPr>
         <w:pStyle w:val="Bibliography"/>
@@ -1410,8 +2248,8 @@
         <w:t xml:space="preserve">(2), 902–923.</w:t>
       </w:r>
     </w:p>
-    <w:bookmarkEnd w:id="34"/>
-    <w:bookmarkStart w:id="36" w:name="ref-Reichelt2026BenchmarkingTO"/>
+    <w:bookmarkEnd w:id="38"/>
+    <w:bookmarkStart w:id="40" w:name="ref-Reichelt2026BenchmarkingTO"/>
     <w:p>
       <w:pPr>
         <w:pStyle w:val="Bibliography"/>
@@ -1435,7 +2273,7 @@
       <w:r>
         <w:t xml:space="preserve"> </w:t>
       </w:r>
-      <w:hyperlink r:id="rId35">
+      <w:hyperlink r:id="rId39">
         <w:r>
           <w:rPr>
             <w:rStyle w:val="Hyperlink"/>
@@ -1444,10 +2282,15 @@
         </w:r>
       </w:hyperlink>
     </w:p>
-    <w:bookmarkEnd w:id="36"/>
-    <w:bookmarkEnd w:id="37"/>
-    <w:bookmarkEnd w:id="38"/>
-    <w:bookmarkStart w:id="43" w:name="Xdc12d9c3d2ead56970fd28d2ebe33fffeeb2374"/>
+    <w:bookmarkEnd w:id="40"/>
+    <w:bookmarkEnd w:id="41"/>
+    <w:p>
+      <w:r>
+        <w:br w:type="page"/>
+      </w:r>
+    </w:p>
+    <w:bookmarkEnd w:id="42"/>
+    <w:bookmarkStart w:id="47" w:name="Xdc12d9c3d2ead56970fd28d2ebe33fffeeb2374"/>
     <w:p>
       <w:pPr>
         <w:pStyle w:val="Heading1"/>
@@ -1456,7 +2299,7 @@
         <w:t xml:space="preserve">Appendix A. Interview Questions and Transcripts</w:t>
       </w:r>
     </w:p>
-    <w:bookmarkStart w:id="40" w:name="Xc7540a1a4a3b8147fb1062177cba18a1c54dd68"/>
+    <w:bookmarkStart w:id="44" w:name="Xc7540a1a4a3b8147fb1062177cba18a1c54dd68"/>
     <w:p>
       <w:pPr>
         <w:pStyle w:val="Heading2"/>
@@ -1478,7 +2321,7 @@
         <w:pStyle w:val="Compact"/>
         <w:numPr>
           <w:ilvl w:val="0"/>
-          <w:numId w:val="1005"/>
+          <w:numId w:val="1004"/>
         </w:numPr>
       </w:pPr>
       <w:r>
@@ -1490,14 +2333,50 @@
         <w:pStyle w:val="Compact"/>
         <w:numPr>
           <w:ilvl w:val="0"/>
-          <w:numId w:val="1005"/>
+          <w:numId w:val="1004"/>
         </w:numPr>
       </w:pPr>
       <w:r>
         <w:t xml:space="preserve">What projects/events/brands will see it in action for the first time?</w:t>
       </w:r>
     </w:p>
-    <w:bookmarkStart w:id="39" w:name="semi-automated-transcription"/>
+    <w:p>
+      <w:pPr>
+        <w:pStyle w:val="Compact"/>
+        <w:numPr>
+          <w:ilvl w:val="0"/>
+          <w:numId w:val="1004"/>
+        </w:numPr>
+      </w:pPr>
+      <w:r>
+        <w:t xml:space="preserve">Is sharing actual observability data out of Paragon permitted?</w:t>
+      </w:r>
+    </w:p>
+    <w:p>
+      <w:pPr>
+        <w:pStyle w:val="Compact"/>
+        <w:numPr>
+          <w:ilvl w:val="0"/>
+          <w:numId w:val="1004"/>
+        </w:numPr>
+      </w:pPr>
+      <w:r>
+        <w:t xml:space="preserve">What forms of sponsorship can you give to this project initiative?</w:t>
+      </w:r>
+    </w:p>
+    <w:p>
+      <w:pPr>
+        <w:pStyle w:val="Compact"/>
+        <w:numPr>
+          <w:ilvl w:val="0"/>
+          <w:numId w:val="1004"/>
+        </w:numPr>
+      </w:pPr>
+      <w:r>
+        <w:t xml:space="preserve">How does the project timeline look like for Computer Vision Engine project?</w:t>
+      </w:r>
+    </w:p>
+    <w:bookmarkStart w:id="43" w:name="semi-automated-transcription"/>
     <w:p>
       <w:pPr>
         <w:pStyle w:val="Heading3"/>
@@ -1708,7 +2587,19 @@
               <w:t xml:space="preserve"> </w:t>
             </w:r>
             <w:r>
-              <w:t xml:space="preserve">Oh mohon maaf, Owner ya, oke aku mau mulai dengan pertanyaan pertama, Mas. Bagaimana sebenarnya visi dari Computer Vision Engine ini, mungkin dari segi impact dan scopenya</w:t>
+              <w:t xml:space="preserve">Oh mohon maaf, Owner ya, oke aku mau mulai dengan pertanyaan pertama, Mas.</w:t>
+            </w:r>
+            <w:r>
+              <w:t xml:space="preserve"> </w:t>
+            </w:r>
+            <w:r>
+              <w:rPr>
+                <w:b/>
+                <w:bCs/>
+                <w:i/>
+                <w:iCs/>
+              </w:rPr>
+              <w:t xml:space="preserve">Bagaimana sebenarnya visi dari Computer Vision Engine ini, mungkin dari segi impact dan scopenya</w:t>
             </w:r>
           </w:p>
         </w:tc>
@@ -1772,7 +2663,19 @@
               <w:t xml:space="preserve"> </w:t>
             </w:r>
             <w:r>
-              <w:t xml:space="preserve">Baik, untuk awal, project, event, atau brand apa aja mas sudah terlihat akan menggunakan engine-nya</w:t>
+              <w:t xml:space="preserve">Baik, untuk awal,</w:t>
+            </w:r>
+            <w:r>
+              <w:t xml:space="preserve"> </w:t>
+            </w:r>
+            <w:r>
+              <w:rPr>
+                <w:b/>
+                <w:bCs/>
+                <w:i/>
+                <w:iCs/>
+              </w:rPr>
+              <w:t xml:space="preserve">project, event, atau brand apa aja mas sudah terlihat akan menggunakan engine-nya</w:t>
             </w:r>
           </w:p>
         </w:tc>
@@ -1836,7 +2739,19 @@
               <w:t xml:space="preserve"> </w:t>
             </w:r>
             <w:r>
-              <w:t xml:space="preserve">Baik Mas. Kemudian Sebenarnya wawancara ini itu dalam rangka saya itu akan mem-propose sebuah sistem observability seperti itu Mas Untuk diterapkan di engine-nya yang baru nanti. Nah Yang saya mau bertanya, Apakah membagikan video usage dari sistem saya itu yang artinya mungkin menunjukkan data aktual gitu ya dari pengguna-pengguna enginee yang baru itu keluar lingkungan perusahaan apakah dibolehkan, Mas?</w:t>
+              <w:t xml:space="preserve">Baik Mas. Kemudian Sebenarnya wawancara ini itu dalam rangka saya itu akan mem-propose sebuah sistem observability seperti itu Mas Untuk diterapkan di engine-nya yang baru nanti. Nah Yang saya mau bertanya,</w:t>
+            </w:r>
+            <w:r>
+              <w:t xml:space="preserve"> </w:t>
+            </w:r>
+            <w:r>
+              <w:rPr>
+                <w:b/>
+                <w:bCs/>
+                <w:i/>
+                <w:iCs/>
+              </w:rPr>
+              <w:t xml:space="preserve">Apakah membagikan video usage dari sistem saya itu yang artinya mungkin menunjukkan data aktual gitu ya dari pengguna-pengguna enginee yang baru itu keluar lingkungan perusahaan apakah dibolehkan, Mas?</w:t>
             </w:r>
           </w:p>
         </w:tc>
@@ -1900,7 +2815,25 @@
               <w:t xml:space="preserve"> </w:t>
             </w:r>
             <w:r>
-              <w:t xml:space="preserve">Baik, terima kasih Mas. Kemudian pertanyaan terakhir, setelah ini saya akan melakukan juga wawancara dengan stakeholder Yaitu mungkin dari sisi engineeringnya Yang akan menjadi pengguna langsung dari sistem yang akan saya buat begitu. Nah apabila proposal saya nanti dinilai feasible, sponsorship atau dukungan apa saja yang mungkin Mas berikan ya Untuk pengembangan sistem saya? Kalau mungkin secara secara poin-poin itu saya membutuhkan pertama Boleh mengakses API engine yang baru Mungkin diperbolehkan untuk tidak dibilling atau tanpa berbayar begitu Lalu mungkin kedua Kami akan butuh bertanya-tanya yang dalam hal ini konsultasi begitu Yang profesional dengan internal experts. Mungkin kalau di estimasi sampai dengan akhir proyek atau akhir tahun ini Kira-kira setengah sampai satu jam seperti itu Mas. Nah untuk dua hal tersebut Apakah mungkin untuk diberikan?</w:t>
+              <w:t xml:space="preserve">Baik, terima kasih Mas. Kemudian pertanyaan terakhir, setelah ini saya akan melakukan juga wawancara dengan stakeholder Yaitu mungkin dari sisi engineeringnya Yang akan menjadi pengguna langsung dari sistem yang akan saya buat begitu. Nah apabila proposal saya nanti dinilai feasible,</w:t>
+            </w:r>
+            <w:r>
+              <w:t xml:space="preserve"> </w:t>
+            </w:r>
+            <w:r>
+              <w:rPr>
+                <w:b/>
+                <w:bCs/>
+                <w:i/>
+                <w:iCs/>
+              </w:rPr>
+              <w:t xml:space="preserve">sponsorship atau dukungan apa saja yang mungkin Mas berikan ya Untuk pengembangan sistem saya? Kalau mungkin secara secara poin-poin itu saya membutuhkan pertama Boleh mengakses API engine yang baru Mungkin diperbolehkan untuk tidak dibilling atau tanpa berbayar begitu Lalu mungkin kedua Kami akan butuh bertanya-tanya yang dalam hal ini konsultasi begitu Yang profesional dengan internal experts.</w:t>
+            </w:r>
+            <w:r>
+              <w:t xml:space="preserve"> </w:t>
+            </w:r>
+            <w:r>
+              <w:t xml:space="preserve">Mungkin kalau di estimasi sampai dengan akhir proyek atau akhir tahun ini Kira-kira setengah sampai satu jam seperti itu Mas. Nah untuk dua hal tersebut Apakah mungkin untuk diberikan?</w:t>
             </w:r>
           </w:p>
         </w:tc>
@@ -2028,7 +2961,19 @@
               <w:t xml:space="preserve"> </w:t>
             </w:r>
             <w:r>
-              <w:t xml:space="preserve">Oke Selanjutnya Boleh dikonfirmasi Mas Ini nanti itu Akan estimasinya Secara roadmap Di Q4 Tahun ini kah Atau seperti apa Mas?</w:t>
+              <w:t xml:space="preserve">Oke Selanjutnya Boleh dikonfirmasi Mas Ini nanti itu Akan estimasinya</w:t>
+            </w:r>
+            <w:r>
+              <w:t xml:space="preserve"> </w:t>
+            </w:r>
+            <w:r>
+              <w:rPr>
+                <w:b/>
+                <w:bCs/>
+                <w:i/>
+                <w:iCs/>
+              </w:rPr>
+              <w:t xml:space="preserve">Secara roadmap Di Q4 Tahun ini kah Atau seperti apa Mas?</w:t>
             </w:r>
           </w:p>
         </w:tc>
@@ -2074,9 +3019,9 @@
         </w:tc>
       </w:tr>
     </w:tbl>
-    <w:bookmarkEnd w:id="39"/>
-    <w:bookmarkEnd w:id="40"/>
-    <w:bookmarkStart w:id="42" w:name="X00c2670f0763986128b471075105a4d45b7b873"/>
+    <w:bookmarkEnd w:id="43"/>
+    <w:bookmarkEnd w:id="44"/>
+    <w:bookmarkStart w:id="46" w:name="X00c2670f0763986128b471075105a4d45b7b873"/>
     <w:p>
       <w:pPr>
         <w:pStyle w:val="Heading2"/>
@@ -2098,14 +3043,50 @@
         <w:pStyle w:val="Compact"/>
         <w:numPr>
           <w:ilvl w:val="0"/>
-          <w:numId w:val="1006"/>
+          <w:numId w:val="1005"/>
         </w:numPr>
       </w:pPr>
       <w:r>
-        <w:t xml:space="preserve">Which stage feels the slowest?</w:t>
-      </w:r>
-    </w:p>
-    <w:bookmarkStart w:id="41" w:name="semi-automated-transcription-1"/>
+        <w:t xml:space="preserve">Which metrics can we potentially track from the upcoming Computer Vision Engine?</w:t>
+      </w:r>
+    </w:p>
+    <w:p>
+      <w:pPr>
+        <w:pStyle w:val="Compact"/>
+        <w:numPr>
+          <w:ilvl w:val="0"/>
+          <w:numId w:val="1005"/>
+        </w:numPr>
+      </w:pPr>
+      <w:r>
+        <w:t xml:space="preserve">How can an instrumentation layer help identify the cause of a degradation (internal engine implementation, input data quality, etc)?</w:t>
+      </w:r>
+    </w:p>
+    <w:p>
+      <w:pPr>
+        <w:pStyle w:val="Compact"/>
+        <w:numPr>
+          <w:ilvl w:val="0"/>
+          <w:numId w:val="1005"/>
+        </w:numPr>
+      </w:pPr>
+      <w:r>
+        <w:t xml:space="preserve">Can we generate real-world trace data so we can validate optimization gains in a reproducible environment?</w:t>
+      </w:r>
+    </w:p>
+    <w:p>
+      <w:pPr>
+        <w:pStyle w:val="Compact"/>
+        <w:numPr>
+          <w:ilvl w:val="0"/>
+          <w:numId w:val="1005"/>
+        </w:numPr>
+      </w:pPr>
+      <w:r>
+        <w:t xml:space="preserve">How can an instrumentation alert us to information such as a decrease in model accuracy, increased memory footprint, etc?</w:t>
+      </w:r>
+    </w:p>
+    <w:bookmarkStart w:id="45" w:name="semi-automated-transcription-1"/>
     <w:p>
       <w:pPr>
         <w:pStyle w:val="Heading3"/>
@@ -2252,7 +3233,7 @@
               <w:t xml:space="preserve"> </w:t>
             </w:r>
             <w:r>
-              <w:t xml:space="preserve">Mbak, boleh konfirmasi dulu posisinya sebagai Engineering Manager yang kemungkinan akan handle tim Computer Vision Engine ini?</w:t>
+              <w:t xml:space="preserve">Mbak boleh konfirmasi dulu posisinya sebagai Engineering Manager Yang kemungkinan akan handle tim Computer Vision engine ini?</w:t>
             </w:r>
           </w:p>
         </w:tc>
@@ -2292,7 +3273,7 @@
               <w:t xml:space="preserve"> </w:t>
             </w:r>
             <w:r>
-              <w:t xml:space="preserve">Iya betul, saya Engineering Manager yang pegang tim yang akan develop dan maintain CV Engine ini, jadi dari sisi teknikal implementation-nya itu tanggung jawab saya</w:t>
+              <w:t xml:space="preserve">Iya betul Saya Engineering Manager yang pegang tim yang akan develop dan maintain CV Engine ini</w:t>
             </w:r>
           </w:p>
         </w:tc>
@@ -2316,7 +3297,19 @@
               <w:t xml:space="preserve"> </w:t>
             </w:r>
             <w:r>
-              <w:t xml:space="preserve">Oke, aku mau mulai dari sisi karakteristik beban kerja dulu ya Mbak. Kalau kita lihat use case seperti Virtual Try On misalnya, itu di tahap mana biasanya yang paling terasa lambat? Mulai dari device user sampai ke server IT Paragon</w:t>
+              <w:t xml:space="preserve">Kalau sekarang</w:t>
+            </w:r>
+            <w:r>
+              <w:t xml:space="preserve"> </w:t>
+            </w:r>
+            <w:r>
+              <w:rPr>
+                <w:b/>
+                <w:bCs/>
+                <w:i/>
+                <w:iCs/>
+              </w:rPr>
+              <w:t xml:space="preserve">Apa saja metrik yang kemungkinan bisa di track dari engine nya nanti?</w:t>
             </w:r>
           </w:p>
         </w:tc>
@@ -2356,7 +3349,7 @@
               <w:t xml:space="preserve"> </w:t>
             </w:r>
             <w:r>
-              <w:t xml:space="preserve">Jadi kalau kita breakdown end-to-end flow-nya ya, mulai dari user buka kamera di device, itu ada beberapa fase. Pertama capture image atau video frame di client side, itu biasanya cepat karena cuma proses lokal. Terus upload ke server, nah ini tergantung network condition user, apalagi kalau resolusi image-nya besar. Setelah sampai di server, ada preprocessing dulu — resize, normalization, face detection kalau perlu crop area wajah. Nah dari pengalaman kita develop prototype awal, yang paling terasa berat itu justru di bagian inference-nya sendiri, terutama kalau modelnya cukup kompleks kayak untuk deteksi skin tone atau segmentation wajah yang detail. Apalagi kalau GPU lagi busy handle banyak request bersamaan, itu queueing time-nya yang bisa jadi bottleneck, bukan compute time-nya doang. Jadi dugaan saya sih nanti yang perlu di-instrument dengan detail itu ya di sekitar inference call itu, termasuk berapa lama antri sebelum dieksekusi, sama utilization GPU-nya gimana. I/O layer juga penting tapi saya rasa itu lebih predictable, yang inference itu yang paling banyak variabelnya</w:t>
+              <w:t xml:space="preserve">Jadi kalau dari sisi kita Ada beberapa layer sih. Di level input resolusi gambar Format Sama latency dari preprocessing step. Kalau di level inference, mungkin ada latency per-request, sama utilization GPU atau CPU tergantung deploymentnya. Nah yang paling krusial paling di level output, bisa track accuracy Confidence score distribution-nya.</w:t>
             </w:r>
           </w:p>
         </w:tc>
@@ -2380,7 +3373,19 @@
               <w:t xml:space="preserve"> </w:t>
             </w:r>
             <w:r>
-              <w:t xml:space="preserve">Menarik Mbak, berarti nanti kita perlu lihat dari sisi custom span di inference call ya, sama GPU metrics-nya. Lanjut ke pertanyaan berikutnya soal arsitektur deployment. Aplikasinya nanti direncanakan monolith atau microservices, Mbak? Terus model CV-nya rencananya di-serve pakai apa?</w:t>
+              <w:t xml:space="preserve">Berarti udah langsung bisa terbayang ya Dari sekarang. Pertanyaan selanjutnya.</w:t>
+            </w:r>
+            <w:r>
+              <w:t xml:space="preserve"> </w:t>
+            </w:r>
+            <w:r>
+              <w:rPr>
+                <w:b/>
+                <w:bCs/>
+                <w:i/>
+                <w:iCs/>
+              </w:rPr>
+              <w:t xml:space="preserve">Bagaimana instrumentation layer ini membantu kita mengisolasi apakah penurunan performa itu disebabkan oleh kodingan engine sendiri, atau karena variasi eksternal seperti resolusi gambar input?</w:t>
             </w:r>
           </w:p>
         </w:tc>
@@ -2420,7 +3425,7 @@
               <w:t xml:space="preserve"> </w:t>
             </w:r>
             <w:r>
-              <w:t xml:space="preserve">Untuk arsitektur, kita condong ke microservices ya, karena kita mau CV Engine ini bisa scale independent dari servis lain, dan juga supaya tim bisa deploy dan iterate model tanpa ganggu servis lain yang udah jalan. Jadi nanti kemungkinan flow-nya itu ada gateway di depan, terus masuk ke preprocessing service, baru habis itu ke inference service yang khusus handle model CV-nya. Untuk serving model sendiri, kita masih eksplorasi, tapi condongnya pakai Python dulu karena tim data science kita juga develop model-nya di Python, jadi memudahkan dari sisi maintenance dan velocity. Kemungkinan kita mulai dari custom FastAPI service untuk yang lebih fleksibel, tapi kita juga masih buka opsi ke TorchServe atau Triton kalau ternyata butuh throughput yang lebih tinggi dan udah ada built-in optimization dari sananya. Untuk bahasa utama across service, kemungkinan besar Python juga untuk konsistensi, tapi kita juga masih eksplorasi opsi lain kalau ada bagian yang butuh performance lebih tinggi. Yang jelas iya, request-nya bakal melintasi beberapa service, jadi tracing itu bakal penting banget buat kita bisa lihat di mana exactly bottleneck-nya terjadi</w:t>
+              <w:t xml:space="preserve">Jadi instrumentation layer itu bisa didesain supaya dia nge-capture context Di setiap request, bukan cuma resultnya. Misal, kalau ada spike di latency, kita bisa langsung lihat, oh ternyata request ini payload nya resolusi gambar yang jauh di atas rata-rata, atau formatnya beda. Jadi kita bisa korelasiin antara input characteristics dengan output metrics. Kalau memang variance-nya konsisten across resolusi yang beda-beda, berarti kemungkinan besar itu emang dari kode kita. Tapi kalau ternyata drop-nya cuma terjadi pas ada outlier di input, ya berarti itu bukan bug, itu variance eksternal Yang emang di luar kontrol kita.</w:t>
             </w:r>
           </w:p>
         </w:tc>
@@ -2444,7 +3449,19 @@
               <w:t xml:space="preserve"> </w:t>
             </w:r>
             <w:r>
-              <w:t xml:space="preserve">Oke, berarti nanti kita perlu SDK OTel yang Python-based dulu ya sebagai prioritas, dengan opsi auto-instrumentation untuk FastAPI, dan karena request-nya lintas service, distributed tracing jadi krusial, bukan cuma single-service tracing. Lanjut ke observability yang sudah ada, Mbak. Apakah service CV Engine ini nanti akan didaftarkan di Datadog milik tim infra?</w:t>
+              <w:t xml:space="preserve">Kemudian</w:t>
+            </w:r>
+            <w:r>
+              <w:t xml:space="preserve"> </w:t>
+            </w:r>
+            <w:r>
+              <w:rPr>
+                <w:b/>
+                <w:bCs/>
+                <w:i/>
+                <w:iCs/>
+              </w:rPr>
+              <w:t xml:space="preserve">Apakah kita bisa generate real-world trace data supaya kita bisa validasi effort optimisasi di environment staging misal?</w:t>
             </w:r>
           </w:p>
         </w:tc>
@@ -2484,7 +3501,7 @@
               <w:t xml:space="preserve"> </w:t>
             </w:r>
             <w:r>
-              <w:t xml:space="preserve">Iya, jadi sejauh ini semua service production kita itu emang wajib onboarding ke Datadog, itu udah jadi standar dari tim infra. Cuma yang jadi concern saya adalah, Datadog itu kan lebih ke observability platform yang general purpose ya, dia bagus untuk metrics dan logs standar, APM juga ada. Tapi untuk kebutuhan CV Engine yang butuh instrumentasi lebih spesifik, misalnya GPU metrics yang detail atau custom span untuk track queueing time di inference, saya belum yakin itu udah ke-cover dengan baik dari Datadog agent yang sekarang. Jadi kemungkinan kita butuh setup OpenTelemetry Collector sendiri sebagai layer tambahan, yang nanti bisa kita pakai untuk collect metrics dan traces yang lebih custom, baru kita export ke Datadog via OTLP supaya tetap terpusat di satu observability backend yang sama dengan servis lain. Untuk prioritas gap-nya sendiri, saya rasa Traces itu yang paling urgent karena kita butuh visibility di flow lintas service tadi, disusul Metrics terutama yang terkait resource utilization, baru Logs karena itu saya rasa udah cukup ter-cover dari standar logging yang ada</w:t>
+              <w:t xml:space="preserve">Bisa, arahnya memang biasanya ke situ. Misal mau bikin semacam Trace capture dari traffic production, di-anonymize dan di-sample secukupnya, terus kita replay di staging environment. Jadi kalau ada optimization baru, kita nggak cuma test pakai synthetic data doang yang belum tentu representatif, tapi kita bisa validasi pakai pattern yang beneran mirip real-world usage Za. Reproducibility-nya paling dijagainnya pakai versioning Jadi tiap kali ada perubahan di engine, kita bisa re-run trace yang sama dan compare hasilnya secara fair</w:t>
             </w:r>
           </w:p>
         </w:tc>
@@ -2508,7 +3525,19 @@
               <w:t xml:space="preserve"> </w:t>
             </w:r>
             <w:r>
-              <w:t xml:space="preserve">Baik Mbak, jadi nanti kita bisa design OTel Collector sebagai agregasi layer baru yang expor ke Datadog, dengan prioritas Traces dan Metrics dulu. Pertanyaan terakhir dari saya soal target SLA, Mbak. Optimisasi yang lebih prioritas itu biasanya untuk mencapai target apa — throughput, cost efficiency, atau reliability?</w:t>
+              <w:t xml:space="preserve">Terakhir nih.</w:t>
+            </w:r>
+            <w:r>
+              <w:t xml:space="preserve"> </w:t>
+            </w:r>
+            <w:r>
+              <w:rPr>
+                <w:b/>
+                <w:bCs/>
+                <w:i/>
+                <w:iCs/>
+              </w:rPr>
+              <w:t xml:space="preserve">Bagaimana instrumentation kita bisa jadi alarm untuk semisal ada penurunan akurasi model, peningkatan cost infra gitu-gitu?</w:t>
             </w:r>
           </w:p>
         </w:tc>
@@ -2548,16 +3577,28 @@
               <w:t xml:space="preserve"> </w:t>
             </w:r>
             <w:r>
-              <w:t xml:space="preserve">Ini pertanyaan yang bagus, karena sebenarnya ketiganya itu saling tarik-menarik ya. Tapi kalau saya harus urutkan prioritas di fase awal ini, saya rasa reliability dulu yang paling penting, karena ini masih early stage dan kita gak mau customer experience-nya terganggu gara-gara error rate yang tinggi atau service yang down. Jadi target awal kita itu pastiin error rate serendah mungkin dan availability yang tinggi dulu. Habis itu baru throughput, karena kita tau nanti volume request bakal naik seiring adoption fitur ini, jadi kita perlu tau berapa FPS atau requests per second yang bisa kita handle dengan setup sekarang, supaya kita bisa planning capacity dengan lebih baik. Cost efficiency itu prioritas ketiga buat saya, bukan berarti gak penting, tapi saya rasa itu sesuatu yang bisa kita optimize belakangan begitu kita udah punya baseline yang solid dari reliability dan throughput. Kalau dari sisi metric yang perlu di-instrument, kayaknya histogram untuk latency itu wajib banget supaya kita bisa lihat distribusinya, gak cuma rata-rata doang. Counter untuk request dan error juga penting buat hitung error rate. Terus gauge untuk resource utilization kayak GPU memory sama utilization-nya, itu juga krusial buat kita bisa alert kalau resource-nya udah mepet</w:t>
+              <w:t xml:space="preserve">Kalau udah di define threshold-threshold nya sih enak ya. Misal accuracy turun di bawah threshold itu, atau memory footprint naik, itu bakal trigger alert otomatis. Tapi bukan cuma alert doang sih Biasanya bentuknya dashboard yang lebih visual, jadi tim bisa lihat trend-nya dari waktu ke waktu, bukan cuma snapshot pas ada masalah aja. Karena kita tau tim bisnis akan nanya</w:t>
+            </w:r>
+            <w:r>
+              <w:t xml:space="preserve"> </w:t>
+            </w:r>
+            <w:r>
+              <w:t xml:space="preserve">“bisa dibuat lebih akurat, cepat, atau lebih murah lagi kah Mbak,”</w:t>
+            </w:r>
+            <w:r>
+              <w:t xml:space="preserve"> </w:t>
+            </w:r>
+            <w:r>
+              <w:t xml:space="preserve">cepat atau lambat. Tim engineering sih akan berusaha sebaik mungkin aja untuk menuhinnya nanti. Dan bukan tugas tim engineering untuk bikin Business-case sebelum ngoding apa yang engineer pengen bikin, way of working-nya tidak seperti itu sih. Jadi instrumentation ini lebih ke Supaya kita punya visibility duluan sebelum jadi masalah besar gitu paling Za</w:t>
             </w:r>
           </w:p>
         </w:tc>
       </w:tr>
     </w:tbl>
-    <w:bookmarkEnd w:id="41"/>
-    <w:bookmarkEnd w:id="42"/>
-    <w:bookmarkEnd w:id="43"/>
-    <w:bookmarkStart w:id="44" w:name="appendix-b.-interview-audio-recording"/>
+    <w:bookmarkEnd w:id="45"/>
+    <w:bookmarkEnd w:id="46"/>
+    <w:bookmarkEnd w:id="47"/>
+    <w:bookmarkStart w:id="48" w:name="appendix-b.-interview-audio-recording"/>
     <w:p>
       <w:pPr>
         <w:pStyle w:val="Heading1"/>
@@ -2574,7 +3615,7 @@
         <w:t xml:space="preserve">Minimally edited audio recording files are inserted to this DOCX document.</w:t>
       </w:r>
     </w:p>
-    <w:bookmarkEnd w:id="44"/>
+    <w:bookmarkEnd w:id="48"/>
     <w:sectPr>
       <w:footnotePr>
         <w:numRestart w:val="eachSect"/>
@@ -2623,7 +3664,26 @@
       </w:r>
     </w:p>
   </w:footnote>
-  <w:footnote w:id="27">
+  <w:footnote w:id="19">
+    <w:p>
+      <w:pPr>
+        <w:pStyle w:val="FootnoteText"/>
+      </w:pPr>
+      <w:r>
+        <w:rPr>
+          <w:rStyle w:val="FootnoteReference"/>
+        </w:rPr>
+        <w:footnoteRef/>
+      </w:r>
+      <w:r>
+        <w:t xml:space="preserve"> </w:t>
+      </w:r>
+      <w:r>
+        <w:t xml:space="preserve">https://www.cncf.io/announcements/2026/05/21/cloud-native-computing-foundation-announces-opentelemetrys-graduation-solidifying-status-as-the-de-facto-observability-standard/</w:t>
+      </w:r>
+    </w:p>
+  </w:footnote>
+  <w:footnote w:id="29">
     <w:p>
       <w:pPr>
         <w:pStyle w:val="FootnoteText"/>
@@ -2918,15 +3978,6 @@
     <w:abstractNumId w:val="991"/>
   </w:num>
   <w:num w:numId="1002">
-    <w:abstractNumId w:val="991"/>
-  </w:num>
-  <w:num w:numId="1003">
-    <w:abstractNumId w:val="991"/>
-  </w:num>
-  <w:num w:numId="1004">
-    <w:abstractNumId w:val="991"/>
-  </w:num>
-  <w:num w:numId="1005">
     <w:abstractNumId w:val="99411"/>
     <w:lvlOverride w:ilvl="0">
       <w:startOverride w:val="1"/>
@@ -2956,7 +4007,40 @@
       <w:startOverride w:val="1"/>
     </w:lvlOverride>
   </w:num>
-  <w:num w:numId="1006">
+  <w:num w:numId="1003">
+    <w:abstractNumId w:val="991"/>
+  </w:num>
+  <w:num w:numId="1004">
+    <w:abstractNumId w:val="99411"/>
+    <w:lvlOverride w:ilvl="0">
+      <w:startOverride w:val="1"/>
+    </w:lvlOverride>
+    <w:lvlOverride w:ilvl="1">
+      <w:startOverride w:val="1"/>
+    </w:lvlOverride>
+    <w:lvlOverride w:ilvl="2">
+      <w:startOverride w:val="1"/>
+    </w:lvlOverride>
+    <w:lvlOverride w:ilvl="3">
+      <w:startOverride w:val="1"/>
+    </w:lvlOverride>
+    <w:lvlOverride w:ilvl="4">
+      <w:startOverride w:val="1"/>
+    </w:lvlOverride>
+    <w:lvlOverride w:ilvl="5">
+      <w:startOverride w:val="1"/>
+    </w:lvlOverride>
+    <w:lvlOverride w:ilvl="6">
+      <w:startOverride w:val="1"/>
+    </w:lvlOverride>
+    <w:lvlOverride w:ilvl="7">
+      <w:startOverride w:val="1"/>
+    </w:lvlOverride>
+    <w:lvlOverride w:ilvl="8">
+      <w:startOverride w:val="1"/>
+    </w:lvlOverride>
+  </w:num>
+  <w:num w:numId="1005">
     <w:abstractNumId w:val="99411"/>
     <w:lvlOverride w:ilvl="0">
       <w:startOverride w:val="1"/>
@@ -3027,6 +4111,10 @@
     <w:qFormat/>
   </w:style>
   <w:style w:customStyle="1" w:styleId="Compact" w:type="paragraph">
+    <w:rPr>
+      <w:sz w:val="20"/>
+      <w:szCs w:val="20"/>
+    </w:rPr>
     <w:name w:val="Compact"/>
     <w:basedOn w:val="BodyText"/>
     <w:qFormat/>
